--- a/webapp/templates/word/Contrato_Termino_Indef_Integral.docx
+++ b/webapp/templates/word/Contrato_Termino_Indef_Integral.docx
@@ -1,6 +1,6 @@
 
 <file path=word/document.xml><?xml version="1.0" encoding="utf-8"?>
-<w:document xmlns:wpc="http://schemas.microsoft.com/office/word/2010/wordprocessingCanvas" xmlns:cx="http://schemas.microsoft.com/office/drawing/2014/chartex" xmlns:cx1="http://schemas.microsoft.com/office/drawing/2015/9/8/chartex" xmlns:cx2="http://schemas.microsoft.com/office/drawing/2015/10/21/chartex" xmlns:cx3="http://schemas.microsoft.com/office/drawing/2016/5/9/chartex" xmlns:cx4="http://schemas.microsoft.com/office/drawing/2016/5/10/chartex" xmlns:cx5="http://schemas.microsoft.com/office/drawing/2016/5/11/chartex" xmlns:cx6="http://schemas.microsoft.com/office/drawing/2016/5/12/chartex" xmlns:cx7="http://schemas.microsoft.com/office/drawing/2016/5/13/chartex" xmlns:cx8="http://schemas.microsoft.com/office/drawing/2016/5/14/chartex" xmlns:mc="http://schemas.openxmlformats.org/markup-compatibility/2006" xmlns:aink="http://schemas.microsoft.com/office/drawing/2016/ink" xmlns:am3d="http://schemas.microsoft.com/office/drawing/2017/model3d" xmlns:o="urn:schemas-microsoft-com:office:office" xmlns:r="http://schemas.openxmlformats.org/officeDocument/2006/relationships" xmlns:m="http://schemas.openxmlformats.org/officeDocument/2006/math" xmlns:v="urn:schemas-microsoft-com:vml" xmlns:wp14="http://schemas.microsoft.com/office/word/2010/wordprocessingDrawing" xmlns:wp="http://schemas.openxmlformats.org/drawingml/2006/wordprocessingDrawing" xmlns:w10="urn:schemas-microsoft-com:office:word" xmlns:w="http://schemas.openxmlformats.org/wordprocessingml/2006/main" xmlns:w14="http://schemas.microsoft.com/office/word/2010/wordml" xmlns:w15="http://schemas.microsoft.com/office/word/2012/wordml" xmlns:w16cex="http://schemas.microsoft.com/office/word/2018/wordml/cex" xmlns:w16cid="http://schemas.microsoft.com/office/word/2016/wordml/cid" xmlns:w16="http://schemas.microsoft.com/office/word/2018/wordml" xmlns:w16sdtdh="http://schemas.microsoft.com/office/word/2020/wordml/sdtdatahash" xmlns:w16se="http://schemas.microsoft.com/office/word/2015/wordml/symex" xmlns:wpg="http://schemas.microsoft.com/office/word/2010/wordprocessingGroup" xmlns:wpi="http://schemas.microsoft.com/office/word/2010/wordprocessingInk" xmlns:wne="http://schemas.microsoft.com/office/word/2006/wordml" xmlns:wps="http://schemas.microsoft.com/office/word/2010/wordprocessingShape" mc:Ignorable="w14 w15 w16se w16cid w16 w16cex w16sdtdh wp14">
+<w:document xmlns:wpc="http://schemas.microsoft.com/office/word/2010/wordprocessingCanvas" xmlns:cx="http://schemas.microsoft.com/office/drawing/2014/chartex" xmlns:cx1="http://schemas.microsoft.com/office/drawing/2015/9/8/chartex" xmlns:cx2="http://schemas.microsoft.com/office/drawing/2015/10/21/chartex" xmlns:cx3="http://schemas.microsoft.com/office/drawing/2016/5/9/chartex" xmlns:cx4="http://schemas.microsoft.com/office/drawing/2016/5/10/chartex" xmlns:cx5="http://schemas.microsoft.com/office/drawing/2016/5/11/chartex" xmlns:cx6="http://schemas.microsoft.com/office/drawing/2016/5/12/chartex" xmlns:cx7="http://schemas.microsoft.com/office/drawing/2016/5/13/chartex" xmlns:cx8="http://schemas.microsoft.com/office/drawing/2016/5/14/chartex" xmlns:mc="http://schemas.openxmlformats.org/markup-compatibility/2006" xmlns:aink="http://schemas.microsoft.com/office/drawing/2016/ink" xmlns:am3d="http://schemas.microsoft.com/office/drawing/2017/model3d" xmlns:o="urn:schemas-microsoft-com:office:office" xmlns:oel="http://schemas.microsoft.com/office/2019/extlst" xmlns:r="http://schemas.openxmlformats.org/officeDocument/2006/relationships" xmlns:m="http://schemas.openxmlformats.org/officeDocument/2006/math" xmlns:v="urn:schemas-microsoft-com:vml" xmlns:wp14="http://schemas.microsoft.com/office/word/2010/wordprocessingDrawing" xmlns:wp="http://schemas.openxmlformats.org/drawingml/2006/wordprocessingDrawing" xmlns:w10="urn:schemas-microsoft-com:office:word" xmlns:w="http://schemas.openxmlformats.org/wordprocessingml/2006/main" xmlns:w14="http://schemas.microsoft.com/office/word/2010/wordml" xmlns:w15="http://schemas.microsoft.com/office/word/2012/wordml" xmlns:w16cex="http://schemas.microsoft.com/office/word/2018/wordml/cex" xmlns:w16cid="http://schemas.microsoft.com/office/word/2016/wordml/cid" xmlns:w16="http://schemas.microsoft.com/office/word/2018/wordml" xmlns:w16sdtdh="http://schemas.microsoft.com/office/word/2020/wordml/sdtdatahash" xmlns:w16se="http://schemas.microsoft.com/office/word/2015/wordml/symex" xmlns:wpg="http://schemas.microsoft.com/office/word/2010/wordprocessingGroup" xmlns:wpi="http://schemas.microsoft.com/office/word/2010/wordprocessingInk" xmlns:wne="http://schemas.microsoft.com/office/word/2006/wordml" xmlns:wps="http://schemas.microsoft.com/office/word/2010/wordprocessingShape" mc:Ignorable="w14 w15 w16se w16cid w16 w16cex w16sdtdh wp14">
   <w:body>
     <w:p>
       <w:pPr>
@@ -306,10 +306,9 @@
             <w:pPr>
               <w:rPr>
                 <w:rFonts w:ascii="Calibri" w:eastAsia="Calibri" w:hAnsi="Calibri" w:cs="Calibri"/>
-                <w:b/>
-                <w:bCs/>
                 <w:sz w:val="23"/>
                 <w:szCs w:val="23"/>
+                <w:lang w:val="es-AR"/>
               </w:rPr>
             </w:pPr>
             <w:r>
@@ -326,6 +325,7 @@
                 <w:rFonts w:ascii="Calibri" w:eastAsia="Calibri" w:hAnsi="Calibri" w:cs="Calibri"/>
                 <w:sz w:val="23"/>
                 <w:szCs w:val="23"/>
+                <w:lang w:val="es-AR"/>
               </w:rPr>
               <w:t>CiudadFecha</w:t>
             </w:r>
@@ -402,8 +402,18 @@
                 <w:rFonts w:ascii="Calibri" w:eastAsia="Calibri" w:hAnsi="Calibri" w:cs="Calibri"/>
                 <w:sz w:val="23"/>
                 <w:szCs w:val="23"/>
+                <w:lang w:val="es-AR"/>
               </w:rPr>
-              <w:t>CiudadWork</w:t>
+              <w:t>Ciudad</w:t>
+            </w:r>
+            <w:r>
+              <w:rPr>
+                <w:rFonts w:ascii="Calibri" w:eastAsia="Calibri" w:hAnsi="Calibri" w:cs="Calibri"/>
+                <w:sz w:val="23"/>
+                <w:szCs w:val="23"/>
+                <w:lang w:val="es-AR"/>
+              </w:rPr>
+              <w:t>Firma</w:t>
             </w:r>
             <w:proofErr w:type="spellEnd"/>
             <w:r>
@@ -412,7 +422,7 @@
                 <w:sz w:val="23"/>
                 <w:szCs w:val="23"/>
               </w:rPr>
-              <w:t xml:space="preserve">]] </w:t>
+              <w:t>]]</w:t>
             </w:r>
           </w:p>
         </w:tc>
@@ -628,7 +638,17 @@
                 <w:sz w:val="23"/>
                 <w:szCs w:val="23"/>
               </w:rPr>
-              <w:t>FechaContratacion</w:t>
+              <w:t>Fecha</w:t>
+            </w:r>
+            <w:r>
+              <w:rPr>
+                <w:rFonts w:ascii="Calibri" w:eastAsia="Calibri" w:hAnsi="Calibri" w:cs="Calibri"/>
+                <w:b/>
+                <w:bCs/>
+                <w:sz w:val="23"/>
+                <w:szCs w:val="23"/>
+              </w:rPr>
+              <w:t>Ingreso</w:t>
             </w:r>
             <w:proofErr w:type="spellEnd"/>
             <w:r>
@@ -815,8 +835,11 @@
         <w:jc w:val="both"/>
         <w:rPr>
           <w:rFonts w:ascii="Calibri" w:eastAsia="Calibri" w:hAnsi="Calibri" w:cs="Calibri"/>
-          <w:sz w:val="23"/>
-          <w:szCs w:val="23"/>
+          <w:b/>
+          <w:bCs/>
+          <w:sz w:val="23"/>
+          <w:szCs w:val="23"/>
+          <w:lang w:val="es-AR"/>
         </w:rPr>
       </w:pPr>
       <w:bookmarkStart w:id="0" w:name="_Hlk232419039"/>
@@ -949,8 +972,9 @@
           <w:bCs/>
           <w:sz w:val="23"/>
           <w:szCs w:val="23"/>
-        </w:rPr>
-        <w:t>CiudadWork</w:t>
+          <w:lang w:val="es-AR"/>
+        </w:rPr>
+        <w:t>CiudadExpedicion</w:t>
       </w:r>
       <w:proofErr w:type="spellEnd"/>
       <w:r>
@@ -959,7 +983,15 @@
           <w:sz w:val="23"/>
           <w:szCs w:val="23"/>
         </w:rPr>
-        <w:t xml:space="preserve">]] </w:t>
+        <w:t>]]</w:t>
+      </w:r>
+      <w:r>
+        <w:rPr>
+          <w:rFonts w:ascii="Calibri" w:eastAsia="Calibri" w:hAnsi="Calibri" w:cs="Calibri"/>
+          <w:sz w:val="23"/>
+          <w:szCs w:val="23"/>
+        </w:rPr>
+        <w:t xml:space="preserve"> </w:t>
       </w:r>
       <w:r>
         <w:rPr>
@@ -2407,7 +2439,6 @@
           <w:tag w:val="goog_rdk_0"/>
           <w:id w:val="-1101748484"/>
         </w:sdtPr>
-        <w:sdtEndPr/>
         <w:sdtContent>
           <w:commentRangeStart w:id="2"/>
         </w:sdtContent>
@@ -2568,7 +2599,6 @@
           <w:tag w:val="goog_rdk_1"/>
           <w:id w:val="-1940094619"/>
         </w:sdtPr>
-        <w:sdtEndPr/>
         <w:sdtContent>
           <w:commentRangeStart w:id="3"/>
         </w:sdtContent>
@@ -2631,7 +2661,6 @@
           <w:tag w:val="goog_rdk_2"/>
           <w:id w:val="-1586327476"/>
         </w:sdtPr>
-        <w:sdtEndPr/>
         <w:sdtContent>
           <w:commentRangeStart w:id="4"/>
         </w:sdtContent>
@@ -6516,25 +6545,7 @@
           <w:sz w:val="23"/>
           <w:szCs w:val="23"/>
         </w:rPr>
-        <w:t xml:space="preserve"> para </w:t>
-      </w:r>
-      <w:proofErr w:type="gramStart"/>
-      <w:r>
-        <w:rPr>
-          <w:rFonts w:ascii="Calibri" w:eastAsia="Calibri" w:hAnsi="Calibri" w:cs="Calibri"/>
-          <w:sz w:val="23"/>
-          <w:szCs w:val="23"/>
-        </w:rPr>
-        <w:t>que</w:t>
-      </w:r>
-      <w:proofErr w:type="gramEnd"/>
-      <w:r>
-        <w:rPr>
-          <w:rFonts w:ascii="Calibri" w:eastAsia="Calibri" w:hAnsi="Calibri" w:cs="Calibri"/>
-          <w:sz w:val="23"/>
-          <w:szCs w:val="23"/>
-        </w:rPr>
-        <w:t xml:space="preserve"> de sus salarios, prestaciones sociales e indemnizaciones, le descuente, durante vigencia del contrato o al momento de la terminación del mismo, por cualquier causa, las sumas de dinero que por cualquier motivo le llegare a adeudar, especialmente aquellas sumas que llegue a deber por razón del manejo de dinero o bienes que se le confíen en razón de sus funciones de dirección, confianza o manejo.</w:t>
+        <w:t xml:space="preserve"> para que de sus salarios, prestaciones sociales e indemnizaciones, le descuente, durante vigencia del contrato o al momento de la terminación del mismo, por cualquier causa, las sumas de dinero que por cualquier motivo le llegare a adeudar, especialmente aquellas sumas que llegue a deber por razón del manejo de dinero o bienes que se le confíen en razón de sus funciones de dirección, confianza o manejo.</w:t>
       </w:r>
     </w:p>
     <w:p>
@@ -7359,27 +7370,7 @@
           <w:sz w:val="23"/>
           <w:szCs w:val="23"/>
         </w:rPr>
-        <w:t xml:space="preserve">Gestionar solicitudes, quejas o reclamos promovidos por el Titular o para el ejercicio de los derechos y deberes de DIACO frente a las diferentes autoridades, </w:t>
-      </w:r>
-      <w:proofErr w:type="gramStart"/>
-      <w:r>
-        <w:rPr>
-          <w:rFonts w:ascii="Calibri" w:eastAsia="Calibri" w:hAnsi="Calibri" w:cs="Calibri"/>
-          <w:color w:val="000000"/>
-          <w:sz w:val="23"/>
-          <w:szCs w:val="23"/>
-        </w:rPr>
-        <w:t>incluido</w:t>
-      </w:r>
-      <w:proofErr w:type="gramEnd"/>
-      <w:r>
-        <w:rPr>
-          <w:rFonts w:ascii="Calibri" w:eastAsia="Calibri" w:hAnsi="Calibri" w:cs="Calibri"/>
-          <w:color w:val="000000"/>
-          <w:sz w:val="23"/>
-          <w:szCs w:val="23"/>
-        </w:rPr>
-        <w:t xml:space="preserve"> pero sin limitarse, la rama judicial. </w:t>
+        <w:t xml:space="preserve">Gestionar solicitudes, quejas o reclamos promovidos por el Titular o para el ejercicio de los derechos y deberes de DIACO frente a las diferentes autoridades, incluido pero sin limitarse, la rama judicial. </w:t>
       </w:r>
     </w:p>
     <w:p>
@@ -8828,18 +8819,8 @@
           <w:sz w:val="23"/>
           <w:szCs w:val="23"/>
         </w:rPr>
-        <w:t>terminar el contrato de manera unilateral, sin previo aviso ni indemnización, y hacer exigibles las penalidades pactadas</w:t>
-      </w:r>
-      <w:proofErr w:type="gramStart"/>
-      <w:r>
-        <w:rPr>
-          <w:rFonts w:ascii="Calibri" w:eastAsia="Calibri" w:hAnsi="Calibri" w:cs="Calibri"/>
-          <w:sz w:val="23"/>
-          <w:szCs w:val="23"/>
-        </w:rPr>
-        <w:t>. .</w:t>
-      </w:r>
-      <w:proofErr w:type="gramEnd"/>
+        <w:t>terminar el contrato de manera unilateral, sin previo aviso ni indemnización, y hacer exigibles las penalidades pactadas. .</w:t>
+      </w:r>
     </w:p>
     <w:p>
       <w:pPr>
@@ -9333,6 +9314,8 @@
         <w:jc w:val="both"/>
         <w:rPr>
           <w:rFonts w:ascii="Calibri" w:eastAsia="Calibri" w:hAnsi="Calibri" w:cs="Calibri"/>
+          <w:b/>
+          <w:bCs/>
           <w:sz w:val="23"/>
           <w:szCs w:val="23"/>
         </w:rPr>
@@ -9379,17 +9362,56 @@
           <w:sz w:val="23"/>
           <w:szCs w:val="23"/>
         </w:rPr>
-        <w:t xml:space="preserve">, los cuales firmamos ante testigos en la ciudad de </w:t>
-      </w:r>
-      <w:r>
-        <w:rPr>
-          <w:rFonts w:ascii="Calibri" w:eastAsia="Calibri" w:hAnsi="Calibri" w:cs="Calibri"/>
-          <w:b/>
-          <w:bCs/>
-          <w:sz w:val="23"/>
-          <w:szCs w:val="23"/>
-        </w:rPr>
-        <w:t xml:space="preserve">BOGOTÁ </w:t>
+        <w:t>, los cuales firmamos ante testigos en la ciudad de</w:t>
+      </w:r>
+      <w:r>
+        <w:rPr>
+          <w:rFonts w:ascii="Calibri" w:eastAsia="Calibri" w:hAnsi="Calibri" w:cs="Calibri"/>
+          <w:sz w:val="23"/>
+          <w:szCs w:val="23"/>
+        </w:rPr>
+        <w:t xml:space="preserve"> </w:t>
+      </w:r>
+      <w:r>
+        <w:rPr>
+          <w:rFonts w:ascii="Calibri" w:eastAsia="Calibri" w:hAnsi="Calibri" w:cs="Calibri"/>
+          <w:b/>
+          <w:bCs/>
+          <w:sz w:val="23"/>
+          <w:szCs w:val="23"/>
+        </w:rPr>
+        <w:t>[[</w:t>
+      </w:r>
+      <w:proofErr w:type="spellStart"/>
+      <w:r>
+        <w:rPr>
+          <w:rFonts w:ascii="Calibri" w:eastAsia="Calibri" w:hAnsi="Calibri" w:cs="Calibri"/>
+          <w:b/>
+          <w:bCs/>
+          <w:sz w:val="23"/>
+          <w:szCs w:val="23"/>
+          <w:lang w:val="es-AR"/>
+        </w:rPr>
+        <w:t>CiudadFirma</w:t>
+      </w:r>
+      <w:proofErr w:type="spellEnd"/>
+      <w:r>
+        <w:rPr>
+          <w:rFonts w:ascii="Calibri" w:eastAsia="Calibri" w:hAnsi="Calibri" w:cs="Calibri"/>
+          <w:b/>
+          <w:bCs/>
+          <w:sz w:val="23"/>
+          <w:szCs w:val="23"/>
+        </w:rPr>
+        <w:t>]]</w:t>
+      </w:r>
+      <w:r>
+        <w:rPr>
+          <w:rFonts w:ascii="Calibri" w:eastAsia="Calibri" w:hAnsi="Calibri" w:cs="Calibri"/>
+          <w:sz w:val="23"/>
+          <w:szCs w:val="23"/>
+        </w:rPr>
+        <w:t xml:space="preserve"> </w:t>
       </w:r>
       <w:r>
         <w:rPr>
@@ -9407,8 +9429,80 @@
           <w:sz w:val="23"/>
           <w:szCs w:val="23"/>
         </w:rPr>
-        <w:t>20 DE ABRIL DE 2026.</w:t>
-      </w:r>
+        <w:t>[[Fecha]]</w:t>
+      </w:r>
+      <w:r>
+        <w:rPr>
+          <w:rFonts w:ascii="Calibri" w:eastAsia="Calibri" w:hAnsi="Calibri" w:cs="Calibri"/>
+          <w:b/>
+          <w:bCs/>
+          <w:sz w:val="23"/>
+          <w:szCs w:val="23"/>
+        </w:rPr>
+        <w:t>.</w:t>
+      </w:r>
+    </w:p>
+    <w:p>
+      <w:pPr>
+        <w:widowControl/>
+        <w:tabs>
+          <w:tab w:val="left" w:pos="709"/>
+          <w:tab w:val="left" w:pos="1418"/>
+          <w:tab w:val="left" w:pos="2127"/>
+          <w:tab w:val="left" w:pos="2836"/>
+          <w:tab w:val="left" w:pos="3545"/>
+          <w:tab w:val="left" w:pos="4254"/>
+          <w:tab w:val="left" w:pos="4963"/>
+          <w:tab w:val="left" w:pos="5672"/>
+          <w:tab w:val="left" w:pos="6381"/>
+          <w:tab w:val="left" w:pos="7090"/>
+          <w:tab w:val="left" w:pos="7799"/>
+          <w:tab w:val="left" w:pos="8508"/>
+          <w:tab w:val="left" w:pos="9217"/>
+          <w:tab w:val="left" w:pos="9926"/>
+          <w:tab w:val="left" w:pos="10635"/>
+          <w:tab w:val="left" w:pos="11344"/>
+          <w:tab w:val="left" w:pos="12053"/>
+        </w:tabs>
+        <w:jc w:val="both"/>
+        <w:rPr>
+          <w:rFonts w:ascii="Calibri" w:eastAsia="Calibri" w:hAnsi="Calibri" w:cs="Calibri"/>
+          <w:b/>
+          <w:bCs/>
+          <w:sz w:val="23"/>
+          <w:szCs w:val="23"/>
+        </w:rPr>
+      </w:pPr>
+    </w:p>
+    <w:p>
+      <w:pPr>
+        <w:widowControl/>
+        <w:tabs>
+          <w:tab w:val="left" w:pos="709"/>
+          <w:tab w:val="left" w:pos="1418"/>
+          <w:tab w:val="left" w:pos="2127"/>
+          <w:tab w:val="left" w:pos="2836"/>
+          <w:tab w:val="left" w:pos="3545"/>
+          <w:tab w:val="left" w:pos="4254"/>
+          <w:tab w:val="left" w:pos="4963"/>
+          <w:tab w:val="left" w:pos="5672"/>
+          <w:tab w:val="left" w:pos="6381"/>
+          <w:tab w:val="left" w:pos="7090"/>
+          <w:tab w:val="left" w:pos="7799"/>
+          <w:tab w:val="left" w:pos="8508"/>
+          <w:tab w:val="left" w:pos="9217"/>
+          <w:tab w:val="left" w:pos="9926"/>
+          <w:tab w:val="left" w:pos="10635"/>
+          <w:tab w:val="left" w:pos="11344"/>
+          <w:tab w:val="left" w:pos="12053"/>
+        </w:tabs>
+        <w:jc w:val="both"/>
+        <w:rPr>
+          <w:rFonts w:ascii="Calibri" w:eastAsia="Calibri" w:hAnsi="Calibri" w:cs="Calibri"/>
+          <w:sz w:val="23"/>
+          <w:szCs w:val="23"/>
+        </w:rPr>
+      </w:pPr>
     </w:p>
     <w:p>
       <w:pPr>
@@ -9462,264 +9556,7 @@
           <w:tab w:val="left" w:pos="11344"/>
           <w:tab w:val="left" w:pos="12053"/>
         </w:tabs>
-        <w:spacing w:after="120" w:line="480" w:lineRule="auto"/>
-        <w:rPr>
-          <w:rFonts w:ascii="Calibri" w:eastAsia="Calibri" w:hAnsi="Calibri" w:cs="Calibri"/>
-          <w:b/>
-          <w:bCs/>
-          <w:sz w:val="23"/>
-          <w:szCs w:val="23"/>
-        </w:rPr>
-      </w:pPr>
-      <w:r>
-        <w:rPr>
-          <w:rFonts w:ascii="Calibri" w:eastAsia="Calibri" w:hAnsi="Calibri" w:cs="Calibri"/>
-          <w:b/>
-          <w:bCs/>
-          <w:sz w:val="23"/>
-          <w:szCs w:val="23"/>
-        </w:rPr>
-        <w:t>EMPLEADOR</w:t>
-      </w:r>
-      <w:r>
-        <w:rPr>
-          <w:rFonts w:ascii="Calibri" w:eastAsia="Calibri" w:hAnsi="Calibri" w:cs="Calibri"/>
-          <w:b/>
-          <w:bCs/>
-          <w:sz w:val="23"/>
-          <w:szCs w:val="23"/>
-        </w:rPr>
-        <w:tab/>
-      </w:r>
-      <w:r>
-        <w:rPr>
-          <w:rFonts w:ascii="Calibri" w:eastAsia="Calibri" w:hAnsi="Calibri" w:cs="Calibri"/>
-          <w:b/>
-          <w:bCs/>
-          <w:sz w:val="23"/>
-          <w:szCs w:val="23"/>
-        </w:rPr>
-        <w:tab/>
-      </w:r>
-      <w:r>
-        <w:rPr>
-          <w:rFonts w:ascii="Calibri" w:eastAsia="Calibri" w:hAnsi="Calibri" w:cs="Calibri"/>
-          <w:b/>
-          <w:bCs/>
-          <w:sz w:val="23"/>
-          <w:szCs w:val="23"/>
-        </w:rPr>
-        <w:tab/>
-      </w:r>
-      <w:r>
-        <w:rPr>
-          <w:rFonts w:ascii="Calibri" w:eastAsia="Calibri" w:hAnsi="Calibri" w:cs="Calibri"/>
-          <w:b/>
-          <w:bCs/>
-          <w:sz w:val="23"/>
-          <w:szCs w:val="23"/>
-        </w:rPr>
-        <w:tab/>
-      </w:r>
-      <w:r>
-        <w:rPr>
-          <w:rFonts w:ascii="Calibri" w:eastAsia="Calibri" w:hAnsi="Calibri" w:cs="Calibri"/>
-          <w:b/>
-          <w:bCs/>
-          <w:sz w:val="23"/>
-          <w:szCs w:val="23"/>
-        </w:rPr>
-        <w:tab/>
-      </w:r>
-      <w:r>
-        <w:rPr>
-          <w:rFonts w:ascii="Calibri" w:eastAsia="Calibri" w:hAnsi="Calibri" w:cs="Calibri"/>
-          <w:b/>
-          <w:bCs/>
-          <w:sz w:val="23"/>
-          <w:szCs w:val="23"/>
-        </w:rPr>
-        <w:tab/>
-        <w:t>TRABAJADOR</w:t>
-      </w:r>
-    </w:p>
-    <w:p>
-      <w:pPr>
-        <w:widowControl/>
-        <w:rPr>
-          <w:rFonts w:ascii="Calibri" w:eastAsia="Calibri" w:hAnsi="Calibri" w:cs="Calibri"/>
-          <w:sz w:val="23"/>
-          <w:szCs w:val="23"/>
-          <w:u w:val="single"/>
-        </w:rPr>
-      </w:pPr>
-    </w:p>
-    <w:p>
-      <w:pPr>
-        <w:widowControl/>
-        <w:rPr>
-          <w:rFonts w:ascii="Calibri" w:eastAsia="Calibri" w:hAnsi="Calibri" w:cs="Calibri"/>
-          <w:b/>
-          <w:bCs/>
-          <w:sz w:val="23"/>
-          <w:szCs w:val="23"/>
-        </w:rPr>
-      </w:pPr>
-      <w:r>
-        <w:rPr>
-          <w:rFonts w:ascii="Calibri" w:eastAsia="Calibri" w:hAnsi="Calibri" w:cs="Calibri"/>
-          <w:b/>
-          <w:bCs/>
-          <w:sz w:val="23"/>
-          <w:szCs w:val="23"/>
-        </w:rPr>
-        <w:t>LAURA CRISTINA CERÓN MUÑOZ</w:t>
-      </w:r>
-      <w:r>
-        <w:rPr>
-          <w:rFonts w:ascii="Calibri" w:eastAsia="Calibri" w:hAnsi="Calibri" w:cs="Calibri"/>
-          <w:b/>
-          <w:bCs/>
-          <w:sz w:val="23"/>
-          <w:szCs w:val="23"/>
-        </w:rPr>
-        <w:tab/>
-      </w:r>
-      <w:r>
-        <w:rPr>
-          <w:rFonts w:ascii="Calibri" w:eastAsia="Calibri" w:hAnsi="Calibri" w:cs="Calibri"/>
-          <w:b/>
-          <w:bCs/>
-          <w:sz w:val="23"/>
-          <w:szCs w:val="23"/>
-        </w:rPr>
-        <w:tab/>
-      </w:r>
-      <w:r>
-        <w:rPr>
-          <w:rFonts w:ascii="Calibri" w:eastAsia="Calibri" w:hAnsi="Calibri" w:cs="Calibri"/>
-          <w:b/>
-          <w:bCs/>
-          <w:sz w:val="23"/>
-          <w:szCs w:val="23"/>
-        </w:rPr>
-        <w:tab/>
-        <w:t xml:space="preserve">[[Nombre]]        </w:t>
-      </w:r>
-      <w:r>
-        <w:rPr>
-          <w:rFonts w:ascii="Calibri" w:eastAsia="Calibri" w:hAnsi="Calibri" w:cs="Calibri"/>
-          <w:b/>
-          <w:bCs/>
-          <w:sz w:val="23"/>
-          <w:szCs w:val="23"/>
-        </w:rPr>
-        <w:tab/>
-      </w:r>
-      <w:r>
-        <w:rPr>
-          <w:rFonts w:ascii="Calibri" w:eastAsia="Calibri" w:hAnsi="Calibri" w:cs="Calibri"/>
-          <w:b/>
-          <w:bCs/>
-          <w:sz w:val="23"/>
-          <w:szCs w:val="23"/>
-        </w:rPr>
-        <w:tab/>
-      </w:r>
-      <w:r>
-        <w:rPr>
-          <w:rFonts w:ascii="Calibri" w:eastAsia="Calibri" w:hAnsi="Calibri" w:cs="Calibri"/>
-          <w:b/>
-          <w:bCs/>
-          <w:sz w:val="23"/>
-          <w:szCs w:val="23"/>
-        </w:rPr>
-        <w:tab/>
-      </w:r>
-    </w:p>
-    <w:p>
-      <w:pPr>
-        <w:widowControl/>
-        <w:jc w:val="both"/>
-        <w:rPr>
-          <w:rFonts w:ascii="Calibri" w:eastAsia="Calibri" w:hAnsi="Calibri" w:cs="Calibri"/>
-          <w:sz w:val="23"/>
-          <w:szCs w:val="23"/>
-        </w:rPr>
-      </w:pPr>
-      <w:r>
-        <w:rPr>
-          <w:rFonts w:ascii="Calibri" w:eastAsia="Calibri" w:hAnsi="Calibri" w:cs="Calibri"/>
-          <w:b/>
-          <w:bCs/>
-          <w:sz w:val="23"/>
-          <w:szCs w:val="23"/>
-        </w:rPr>
-        <w:t>C.C. No. 52.705.312</w:t>
-      </w:r>
-      <w:r>
-        <w:rPr>
-          <w:rFonts w:ascii="Calibri" w:eastAsia="Calibri" w:hAnsi="Calibri" w:cs="Calibri"/>
-          <w:sz w:val="23"/>
-          <w:szCs w:val="23"/>
-        </w:rPr>
-        <w:t xml:space="preserve"> </w:t>
-      </w:r>
-      <w:r>
-        <w:rPr>
-          <w:rFonts w:ascii="Calibri" w:eastAsia="Calibri" w:hAnsi="Calibri" w:cs="Calibri"/>
-          <w:sz w:val="23"/>
-          <w:szCs w:val="23"/>
-        </w:rPr>
-        <w:tab/>
-      </w:r>
-      <w:r>
-        <w:rPr>
-          <w:rFonts w:ascii="Calibri" w:eastAsia="Calibri" w:hAnsi="Calibri" w:cs="Calibri"/>
-          <w:sz w:val="23"/>
-          <w:szCs w:val="23"/>
-        </w:rPr>
-        <w:tab/>
-      </w:r>
-      <w:r>
-        <w:rPr>
-          <w:rFonts w:ascii="Calibri" w:eastAsia="Calibri" w:hAnsi="Calibri" w:cs="Calibri"/>
-          <w:sz w:val="23"/>
-          <w:szCs w:val="23"/>
-        </w:rPr>
-        <w:tab/>
-      </w:r>
-      <w:r>
-        <w:rPr>
-          <w:rFonts w:ascii="Calibri" w:eastAsia="Calibri" w:hAnsi="Calibri" w:cs="Calibri"/>
-          <w:sz w:val="23"/>
-          <w:szCs w:val="23"/>
-        </w:rPr>
-        <w:tab/>
-      </w:r>
-      <w:r>
-        <w:rPr>
-          <w:rFonts w:ascii="Calibri" w:eastAsia="Calibri" w:hAnsi="Calibri" w:cs="Calibri"/>
-          <w:sz w:val="23"/>
-          <w:szCs w:val="23"/>
-        </w:rPr>
-        <w:tab/>
-      </w:r>
-      <w:r>
-        <w:rPr>
-          <w:rFonts w:ascii="Calibri" w:eastAsia="Calibri" w:hAnsi="Calibri" w:cs="Calibri"/>
-          <w:b/>
-          <w:bCs/>
-          <w:sz w:val="23"/>
-          <w:szCs w:val="23"/>
-        </w:rPr>
-        <w:t xml:space="preserve">C.C. No. [[Cedula]] </w:t>
-      </w:r>
-    </w:p>
-    <w:p>
-      <w:pPr>
-        <w:widowControl/>
-        <w:jc w:val="both"/>
+        <w:spacing w:after="120"/>
         <w:rPr>
           <w:rFonts w:ascii="Calibri" w:eastAsia="Calibri" w:hAnsi="Calibri" w:cs="Calibri"/>
           <w:sz w:val="23"/>
@@ -9758,6 +9595,261 @@
           <w:szCs w:val="23"/>
         </w:rPr>
       </w:pPr>
+      <w:r>
+        <w:rPr>
+          <w:rFonts w:ascii="Calibri" w:eastAsia="Calibri" w:hAnsi="Calibri" w:cs="Calibri"/>
+          <w:b/>
+          <w:bCs/>
+          <w:sz w:val="23"/>
+          <w:szCs w:val="23"/>
+        </w:rPr>
+        <w:t>EMPLEADOR</w:t>
+      </w:r>
+      <w:r>
+        <w:rPr>
+          <w:rFonts w:ascii="Calibri" w:eastAsia="Calibri" w:hAnsi="Calibri" w:cs="Calibri"/>
+          <w:b/>
+          <w:bCs/>
+          <w:sz w:val="23"/>
+          <w:szCs w:val="23"/>
+        </w:rPr>
+        <w:tab/>
+      </w:r>
+      <w:r>
+        <w:rPr>
+          <w:rFonts w:ascii="Calibri" w:eastAsia="Calibri" w:hAnsi="Calibri" w:cs="Calibri"/>
+          <w:b/>
+          <w:bCs/>
+          <w:sz w:val="23"/>
+          <w:szCs w:val="23"/>
+        </w:rPr>
+        <w:tab/>
+      </w:r>
+      <w:r>
+        <w:rPr>
+          <w:rFonts w:ascii="Calibri" w:eastAsia="Calibri" w:hAnsi="Calibri" w:cs="Calibri"/>
+          <w:b/>
+          <w:bCs/>
+          <w:sz w:val="23"/>
+          <w:szCs w:val="23"/>
+        </w:rPr>
+        <w:tab/>
+      </w:r>
+      <w:r>
+        <w:rPr>
+          <w:rFonts w:ascii="Calibri" w:eastAsia="Calibri" w:hAnsi="Calibri" w:cs="Calibri"/>
+          <w:b/>
+          <w:bCs/>
+          <w:sz w:val="23"/>
+          <w:szCs w:val="23"/>
+        </w:rPr>
+        <w:tab/>
+      </w:r>
+      <w:r>
+        <w:rPr>
+          <w:rFonts w:ascii="Calibri" w:eastAsia="Calibri" w:hAnsi="Calibri" w:cs="Calibri"/>
+          <w:b/>
+          <w:bCs/>
+          <w:sz w:val="23"/>
+          <w:szCs w:val="23"/>
+        </w:rPr>
+        <w:tab/>
+      </w:r>
+      <w:r>
+        <w:rPr>
+          <w:rFonts w:ascii="Calibri" w:eastAsia="Calibri" w:hAnsi="Calibri" w:cs="Calibri"/>
+          <w:b/>
+          <w:bCs/>
+          <w:sz w:val="23"/>
+          <w:szCs w:val="23"/>
+        </w:rPr>
+        <w:tab/>
+        <w:t>TRABAJADOR</w:t>
+      </w:r>
+    </w:p>
+    <w:p>
+      <w:pPr>
+        <w:widowControl/>
+        <w:rPr>
+          <w:rFonts w:ascii="Calibri" w:eastAsia="Calibri" w:hAnsi="Calibri" w:cs="Calibri"/>
+          <w:sz w:val="23"/>
+          <w:szCs w:val="23"/>
+          <w:u w:val="single"/>
+        </w:rPr>
+      </w:pPr>
+    </w:p>
+    <w:p>
+      <w:pPr>
+        <w:widowControl/>
+        <w:rPr>
+          <w:rFonts w:ascii="Calibri" w:eastAsia="Calibri" w:hAnsi="Calibri" w:cs="Calibri"/>
+          <w:b/>
+          <w:bCs/>
+          <w:sz w:val="23"/>
+          <w:szCs w:val="23"/>
+        </w:rPr>
+      </w:pPr>
+      <w:r>
+        <w:rPr>
+          <w:rFonts w:ascii="Calibri" w:eastAsia="Calibri" w:hAnsi="Calibri" w:cs="Calibri"/>
+          <w:b/>
+          <w:bCs/>
+          <w:sz w:val="23"/>
+          <w:szCs w:val="23"/>
+        </w:rPr>
+        <w:t>LAURA CRISTINA CERÓN MUÑOZ</w:t>
+      </w:r>
+      <w:r>
+        <w:rPr>
+          <w:rFonts w:ascii="Calibri" w:eastAsia="Calibri" w:hAnsi="Calibri" w:cs="Calibri"/>
+          <w:b/>
+          <w:bCs/>
+          <w:sz w:val="23"/>
+          <w:szCs w:val="23"/>
+        </w:rPr>
+        <w:tab/>
+      </w:r>
+      <w:r>
+        <w:rPr>
+          <w:rFonts w:ascii="Calibri" w:eastAsia="Calibri" w:hAnsi="Calibri" w:cs="Calibri"/>
+          <w:b/>
+          <w:bCs/>
+          <w:sz w:val="23"/>
+          <w:szCs w:val="23"/>
+        </w:rPr>
+        <w:tab/>
+      </w:r>
+      <w:r>
+        <w:rPr>
+          <w:rFonts w:ascii="Calibri" w:eastAsia="Calibri" w:hAnsi="Calibri" w:cs="Calibri"/>
+          <w:b/>
+          <w:bCs/>
+          <w:sz w:val="23"/>
+          <w:szCs w:val="23"/>
+        </w:rPr>
+        <w:tab/>
+        <w:t xml:space="preserve">[[Nombre]]        </w:t>
+      </w:r>
+      <w:r>
+        <w:rPr>
+          <w:rFonts w:ascii="Calibri" w:eastAsia="Calibri" w:hAnsi="Calibri" w:cs="Calibri"/>
+          <w:b/>
+          <w:bCs/>
+          <w:sz w:val="23"/>
+          <w:szCs w:val="23"/>
+        </w:rPr>
+        <w:tab/>
+      </w:r>
+      <w:r>
+        <w:rPr>
+          <w:rFonts w:ascii="Calibri" w:eastAsia="Calibri" w:hAnsi="Calibri" w:cs="Calibri"/>
+          <w:b/>
+          <w:bCs/>
+          <w:sz w:val="23"/>
+          <w:szCs w:val="23"/>
+        </w:rPr>
+        <w:tab/>
+      </w:r>
+      <w:r>
+        <w:rPr>
+          <w:rFonts w:ascii="Calibri" w:eastAsia="Calibri" w:hAnsi="Calibri" w:cs="Calibri"/>
+          <w:b/>
+          <w:bCs/>
+          <w:sz w:val="23"/>
+          <w:szCs w:val="23"/>
+        </w:rPr>
+        <w:tab/>
+      </w:r>
+    </w:p>
+    <w:p>
+      <w:pPr>
+        <w:widowControl/>
+        <w:jc w:val="both"/>
+        <w:rPr>
+          <w:rFonts w:ascii="Calibri" w:eastAsia="Calibri" w:hAnsi="Calibri" w:cs="Calibri"/>
+          <w:sz w:val="23"/>
+          <w:szCs w:val="23"/>
+        </w:rPr>
+      </w:pPr>
+      <w:r>
+        <w:rPr>
+          <w:rFonts w:ascii="Calibri" w:eastAsia="Calibri" w:hAnsi="Calibri" w:cs="Calibri"/>
+          <w:b/>
+          <w:bCs/>
+          <w:sz w:val="23"/>
+          <w:szCs w:val="23"/>
+        </w:rPr>
+        <w:t>C.C. No. 52.705.312</w:t>
+      </w:r>
+      <w:r>
+        <w:rPr>
+          <w:rFonts w:ascii="Calibri" w:eastAsia="Calibri" w:hAnsi="Calibri" w:cs="Calibri"/>
+          <w:sz w:val="23"/>
+          <w:szCs w:val="23"/>
+        </w:rPr>
+        <w:t xml:space="preserve"> </w:t>
+      </w:r>
+      <w:r>
+        <w:rPr>
+          <w:rFonts w:ascii="Calibri" w:eastAsia="Calibri" w:hAnsi="Calibri" w:cs="Calibri"/>
+          <w:sz w:val="23"/>
+          <w:szCs w:val="23"/>
+        </w:rPr>
+        <w:tab/>
+      </w:r>
+      <w:r>
+        <w:rPr>
+          <w:rFonts w:ascii="Calibri" w:eastAsia="Calibri" w:hAnsi="Calibri" w:cs="Calibri"/>
+          <w:sz w:val="23"/>
+          <w:szCs w:val="23"/>
+        </w:rPr>
+        <w:tab/>
+      </w:r>
+      <w:r>
+        <w:rPr>
+          <w:rFonts w:ascii="Calibri" w:eastAsia="Calibri" w:hAnsi="Calibri" w:cs="Calibri"/>
+          <w:sz w:val="23"/>
+          <w:szCs w:val="23"/>
+        </w:rPr>
+        <w:tab/>
+      </w:r>
+      <w:r>
+        <w:rPr>
+          <w:rFonts w:ascii="Calibri" w:eastAsia="Calibri" w:hAnsi="Calibri" w:cs="Calibri"/>
+          <w:sz w:val="23"/>
+          <w:szCs w:val="23"/>
+        </w:rPr>
+        <w:tab/>
+      </w:r>
+      <w:r>
+        <w:rPr>
+          <w:rFonts w:ascii="Calibri" w:eastAsia="Calibri" w:hAnsi="Calibri" w:cs="Calibri"/>
+          <w:sz w:val="23"/>
+          <w:szCs w:val="23"/>
+        </w:rPr>
+        <w:tab/>
+      </w:r>
+      <w:r>
+        <w:rPr>
+          <w:rFonts w:ascii="Calibri" w:eastAsia="Calibri" w:hAnsi="Calibri" w:cs="Calibri"/>
+          <w:b/>
+          <w:bCs/>
+          <w:sz w:val="23"/>
+          <w:szCs w:val="23"/>
+        </w:rPr>
+        <w:t xml:space="preserve">C.C. No. [[Cedula]] </w:t>
+      </w:r>
+    </w:p>
+    <w:p>
+      <w:pPr>
+        <w:widowControl/>
+        <w:jc w:val="both"/>
+        <w:rPr>
+          <w:rFonts w:ascii="Calibri" w:eastAsia="Calibri" w:hAnsi="Calibri" w:cs="Calibri"/>
+          <w:sz w:val="23"/>
+          <w:szCs w:val="23"/>
+        </w:rPr>
+      </w:pPr>
     </w:p>
     <w:p>
       <w:pPr>
@@ -9784,6 +9876,38 @@
         <w:spacing w:after="120" w:line="480" w:lineRule="auto"/>
         <w:rPr>
           <w:rFonts w:ascii="Calibri" w:eastAsia="Calibri" w:hAnsi="Calibri" w:cs="Calibri"/>
+          <w:b/>
+          <w:bCs/>
+          <w:sz w:val="23"/>
+          <w:szCs w:val="23"/>
+        </w:rPr>
+      </w:pPr>
+    </w:p>
+    <w:p>
+      <w:pPr>
+        <w:widowControl/>
+        <w:tabs>
+          <w:tab w:val="left" w:pos="709"/>
+          <w:tab w:val="left" w:pos="1418"/>
+          <w:tab w:val="left" w:pos="2127"/>
+          <w:tab w:val="left" w:pos="2836"/>
+          <w:tab w:val="left" w:pos="3545"/>
+          <w:tab w:val="left" w:pos="4254"/>
+          <w:tab w:val="left" w:pos="4963"/>
+          <w:tab w:val="left" w:pos="5672"/>
+          <w:tab w:val="left" w:pos="6381"/>
+          <w:tab w:val="left" w:pos="7090"/>
+          <w:tab w:val="left" w:pos="7799"/>
+          <w:tab w:val="left" w:pos="8508"/>
+          <w:tab w:val="left" w:pos="9217"/>
+          <w:tab w:val="left" w:pos="9926"/>
+          <w:tab w:val="left" w:pos="10635"/>
+          <w:tab w:val="left" w:pos="11344"/>
+          <w:tab w:val="left" w:pos="12053"/>
+        </w:tabs>
+        <w:spacing w:after="120" w:line="480" w:lineRule="auto"/>
+        <w:rPr>
+          <w:rFonts w:ascii="Calibri" w:eastAsia="Calibri" w:hAnsi="Calibri" w:cs="Calibri"/>
           <w:sz w:val="23"/>
           <w:szCs w:val="23"/>
         </w:rPr>
@@ -9903,7 +10027,7 @@
 </file>
 
 <file path=word/comments.xml><?xml version="1.0" encoding="utf-8"?>
-<w:comments xmlns:wpc="http://schemas.microsoft.com/office/word/2010/wordprocessingCanvas" xmlns:cx="http://schemas.microsoft.com/office/drawing/2014/chartex" xmlns:cx1="http://schemas.microsoft.com/office/drawing/2015/9/8/chartex" xmlns:cx2="http://schemas.microsoft.com/office/drawing/2015/10/21/chartex" xmlns:cx3="http://schemas.microsoft.com/office/drawing/2016/5/9/chartex" xmlns:cx4="http://schemas.microsoft.com/office/drawing/2016/5/10/chartex" xmlns:cx5="http://schemas.microsoft.com/office/drawing/2016/5/11/chartex" xmlns:cx6="http://schemas.microsoft.com/office/drawing/2016/5/12/chartex" xmlns:cx7="http://schemas.microsoft.com/office/drawing/2016/5/13/chartex" xmlns:cx8="http://schemas.microsoft.com/office/drawing/2016/5/14/chartex" xmlns:mc="http://schemas.openxmlformats.org/markup-compatibility/2006" xmlns:aink="http://schemas.microsoft.com/office/drawing/2016/ink" xmlns:am3d="http://schemas.microsoft.com/office/drawing/2017/model3d" xmlns:o="urn:schemas-microsoft-com:office:office" xmlns:r="http://schemas.openxmlformats.org/officeDocument/2006/relationships" xmlns:m="http://schemas.openxmlformats.org/officeDocument/2006/math" xmlns:v="urn:schemas-microsoft-com:vml" xmlns:wp14="http://schemas.microsoft.com/office/word/2010/wordprocessingDrawing" xmlns:wp="http://schemas.openxmlformats.org/drawingml/2006/wordprocessingDrawing" xmlns:w10="urn:schemas-microsoft-com:office:word" xmlns:w="http://schemas.openxmlformats.org/wordprocessingml/2006/main" xmlns:w14="http://schemas.microsoft.com/office/word/2010/wordml" xmlns:w15="http://schemas.microsoft.com/office/word/2012/wordml" xmlns:w16cex="http://schemas.microsoft.com/office/word/2018/wordml/cex" xmlns:w16cid="http://schemas.microsoft.com/office/word/2016/wordml/cid" xmlns:w16="http://schemas.microsoft.com/office/word/2018/wordml" xmlns:w16sdtdh="http://schemas.microsoft.com/office/word/2020/wordml/sdtdatahash" xmlns:w16se="http://schemas.microsoft.com/office/word/2015/wordml/symex" xmlns:wpg="http://schemas.microsoft.com/office/word/2010/wordprocessingGroup" xmlns:wpi="http://schemas.microsoft.com/office/word/2010/wordprocessingInk" xmlns:wne="http://schemas.microsoft.com/office/word/2006/wordml" xmlns:wps="http://schemas.microsoft.com/office/word/2010/wordprocessingShape" mc:Ignorable="w14 w15 w16se w16cid w16 w16cex w16sdtdh wp14">
+<w:comments xmlns:wpc="http://schemas.microsoft.com/office/word/2010/wordprocessingCanvas" xmlns:cx="http://schemas.microsoft.com/office/drawing/2014/chartex" xmlns:cx1="http://schemas.microsoft.com/office/drawing/2015/9/8/chartex" xmlns:cx2="http://schemas.microsoft.com/office/drawing/2015/10/21/chartex" xmlns:cx3="http://schemas.microsoft.com/office/drawing/2016/5/9/chartex" xmlns:cx4="http://schemas.microsoft.com/office/drawing/2016/5/10/chartex" xmlns:cx5="http://schemas.microsoft.com/office/drawing/2016/5/11/chartex" xmlns:cx6="http://schemas.microsoft.com/office/drawing/2016/5/12/chartex" xmlns:cx7="http://schemas.microsoft.com/office/drawing/2016/5/13/chartex" xmlns:cx8="http://schemas.microsoft.com/office/drawing/2016/5/14/chartex" xmlns:mc="http://schemas.openxmlformats.org/markup-compatibility/2006" xmlns:aink="http://schemas.microsoft.com/office/drawing/2016/ink" xmlns:am3d="http://schemas.microsoft.com/office/drawing/2017/model3d" xmlns:o="urn:schemas-microsoft-com:office:office" xmlns:oel="http://schemas.microsoft.com/office/2019/extlst" xmlns:r="http://schemas.openxmlformats.org/officeDocument/2006/relationships" xmlns:m="http://schemas.openxmlformats.org/officeDocument/2006/math" xmlns:v="urn:schemas-microsoft-com:vml" xmlns:wp14="http://schemas.microsoft.com/office/word/2010/wordprocessingDrawing" xmlns:wp="http://schemas.openxmlformats.org/drawingml/2006/wordprocessingDrawing" xmlns:w10="urn:schemas-microsoft-com:office:word" xmlns:w="http://schemas.openxmlformats.org/wordprocessingml/2006/main" xmlns:w14="http://schemas.microsoft.com/office/word/2010/wordml" xmlns:w15="http://schemas.microsoft.com/office/word/2012/wordml" xmlns:w16cex="http://schemas.microsoft.com/office/word/2018/wordml/cex" xmlns:w16cid="http://schemas.microsoft.com/office/word/2016/wordml/cid" xmlns:w16="http://schemas.microsoft.com/office/word/2018/wordml" xmlns:w16sdtdh="http://schemas.microsoft.com/office/word/2020/wordml/sdtdatahash" xmlns:w16se="http://schemas.microsoft.com/office/word/2015/wordml/symex" xmlns:wpg="http://schemas.microsoft.com/office/word/2010/wordprocessingGroup" xmlns:wpi="http://schemas.microsoft.com/office/word/2010/wordprocessingInk" xmlns:wne="http://schemas.microsoft.com/office/word/2006/wordml" xmlns:wps="http://schemas.microsoft.com/office/word/2010/wordprocessingShape" mc:Ignorable="w14 w15 w16se w16cid w16 w16cex w16sdtdh wp14">
   <w:comment w:id="2" w:author="Angelica Cure Muñoz" w:date="2025-02-27T16:54:00Z" w:initials="">
     <w:p>
       <w:pPr>
@@ -9974,7 +10098,7 @@
 </file>
 
 <file path=word/commentsExtended.xml><?xml version="1.0" encoding="utf-8"?>
-<w15:commentsEx xmlns:wpc="http://schemas.microsoft.com/office/word/2010/wordprocessingCanvas" xmlns:cx="http://schemas.microsoft.com/office/drawing/2014/chartex" xmlns:cx1="http://schemas.microsoft.com/office/drawing/2015/9/8/chartex" xmlns:cx2="http://schemas.microsoft.com/office/drawing/2015/10/21/chartex" xmlns:cx3="http://schemas.microsoft.com/office/drawing/2016/5/9/chartex" xmlns:cx4="http://schemas.microsoft.com/office/drawing/2016/5/10/chartex" xmlns:cx5="http://schemas.microsoft.com/office/drawing/2016/5/11/chartex" xmlns:cx6="http://schemas.microsoft.com/office/drawing/2016/5/12/chartex" xmlns:cx7="http://schemas.microsoft.com/office/drawing/2016/5/13/chartex" xmlns:cx8="http://schemas.microsoft.com/office/drawing/2016/5/14/chartex" xmlns:mc="http://schemas.openxmlformats.org/markup-compatibility/2006" xmlns:aink="http://schemas.microsoft.com/office/drawing/2016/ink" xmlns:am3d="http://schemas.microsoft.com/office/drawing/2017/model3d" xmlns:o="urn:schemas-microsoft-com:office:office" xmlns:r="http://schemas.openxmlformats.org/officeDocument/2006/relationships" xmlns:m="http://schemas.openxmlformats.org/officeDocument/2006/math" xmlns:v="urn:schemas-microsoft-com:vml" xmlns:wp14="http://schemas.microsoft.com/office/word/2010/wordprocessingDrawing" xmlns:wp="http://schemas.openxmlformats.org/drawingml/2006/wordprocessingDrawing" xmlns:w10="urn:schemas-microsoft-com:office:word" xmlns:w="http://schemas.openxmlformats.org/wordprocessingml/2006/main" xmlns:w14="http://schemas.microsoft.com/office/word/2010/wordml" xmlns:w15="http://schemas.microsoft.com/office/word/2012/wordml" xmlns:w16cex="http://schemas.microsoft.com/office/word/2018/wordml/cex" xmlns:w16cid="http://schemas.microsoft.com/office/word/2016/wordml/cid" xmlns:w16="http://schemas.microsoft.com/office/word/2018/wordml" xmlns:w16sdtdh="http://schemas.microsoft.com/office/word/2020/wordml/sdtdatahash" xmlns:w16se="http://schemas.microsoft.com/office/word/2015/wordml/symex" xmlns:wpg="http://schemas.microsoft.com/office/word/2010/wordprocessingGroup" xmlns:wpi="http://schemas.microsoft.com/office/word/2010/wordprocessingInk" xmlns:wne="http://schemas.microsoft.com/office/word/2006/wordml" xmlns:wps="http://schemas.microsoft.com/office/word/2010/wordprocessingShape" mc:Ignorable="w14 w15 w16se w16cid w16 w16cex w16sdtdh wp14">
+<w15:commentsEx xmlns:wpc="http://schemas.microsoft.com/office/word/2010/wordprocessingCanvas" xmlns:cx="http://schemas.microsoft.com/office/drawing/2014/chartex" xmlns:cx1="http://schemas.microsoft.com/office/drawing/2015/9/8/chartex" xmlns:cx2="http://schemas.microsoft.com/office/drawing/2015/10/21/chartex" xmlns:cx3="http://schemas.microsoft.com/office/drawing/2016/5/9/chartex" xmlns:cx4="http://schemas.microsoft.com/office/drawing/2016/5/10/chartex" xmlns:cx5="http://schemas.microsoft.com/office/drawing/2016/5/11/chartex" xmlns:cx6="http://schemas.microsoft.com/office/drawing/2016/5/12/chartex" xmlns:cx7="http://schemas.microsoft.com/office/drawing/2016/5/13/chartex" xmlns:cx8="http://schemas.microsoft.com/office/drawing/2016/5/14/chartex" xmlns:mc="http://schemas.openxmlformats.org/markup-compatibility/2006" xmlns:aink="http://schemas.microsoft.com/office/drawing/2016/ink" xmlns:am3d="http://schemas.microsoft.com/office/drawing/2017/model3d" xmlns:o="urn:schemas-microsoft-com:office:office" xmlns:oel="http://schemas.microsoft.com/office/2019/extlst" xmlns:r="http://schemas.openxmlformats.org/officeDocument/2006/relationships" xmlns:m="http://schemas.openxmlformats.org/officeDocument/2006/math" xmlns:v="urn:schemas-microsoft-com:vml" xmlns:wp14="http://schemas.microsoft.com/office/word/2010/wordprocessingDrawing" xmlns:wp="http://schemas.openxmlformats.org/drawingml/2006/wordprocessingDrawing" xmlns:w10="urn:schemas-microsoft-com:office:word" xmlns:w="http://schemas.openxmlformats.org/wordprocessingml/2006/main" xmlns:w14="http://schemas.microsoft.com/office/word/2010/wordml" xmlns:w15="http://schemas.microsoft.com/office/word/2012/wordml" xmlns:w16cex="http://schemas.microsoft.com/office/word/2018/wordml/cex" xmlns:w16cid="http://schemas.microsoft.com/office/word/2016/wordml/cid" xmlns:w16="http://schemas.microsoft.com/office/word/2018/wordml" xmlns:w16sdtdh="http://schemas.microsoft.com/office/word/2020/wordml/sdtdatahash" xmlns:w16se="http://schemas.microsoft.com/office/word/2015/wordml/symex" xmlns:wpg="http://schemas.microsoft.com/office/word/2010/wordprocessingGroup" xmlns:wpi="http://schemas.microsoft.com/office/word/2010/wordprocessingInk" xmlns:wne="http://schemas.microsoft.com/office/word/2006/wordml" xmlns:wps="http://schemas.microsoft.com/office/word/2010/wordprocessingShape" mc:Ignorable="w14 w15 w16se w16cid w16 w16cex w16sdtdh wp14">
   <w15:commentEx w15:paraId="00000105" w15:done="0"/>
   <w15:commentEx w15:paraId="00000106" w15:done="0"/>
   <w15:commentEx w15:paraId="00000104" w15:done="0"/>
@@ -9982,7 +10106,7 @@
 </file>
 
 <file path=word/commentsIds.xml><?xml version="1.0" encoding="utf-8"?>
-<w16cid:commentsIds xmlns:wpc="http://schemas.microsoft.com/office/word/2010/wordprocessingCanvas" xmlns:cx="http://schemas.microsoft.com/office/drawing/2014/chartex" xmlns:cx1="http://schemas.microsoft.com/office/drawing/2015/9/8/chartex" xmlns:cx2="http://schemas.microsoft.com/office/drawing/2015/10/21/chartex" xmlns:cx3="http://schemas.microsoft.com/office/drawing/2016/5/9/chartex" xmlns:cx4="http://schemas.microsoft.com/office/drawing/2016/5/10/chartex" xmlns:cx5="http://schemas.microsoft.com/office/drawing/2016/5/11/chartex" xmlns:cx6="http://schemas.microsoft.com/office/drawing/2016/5/12/chartex" xmlns:cx7="http://schemas.microsoft.com/office/drawing/2016/5/13/chartex" xmlns:cx8="http://schemas.microsoft.com/office/drawing/2016/5/14/chartex" xmlns:mc="http://schemas.openxmlformats.org/markup-compatibility/2006" xmlns:aink="http://schemas.microsoft.com/office/drawing/2016/ink" xmlns:am3d="http://schemas.microsoft.com/office/drawing/2017/model3d" xmlns:o="urn:schemas-microsoft-com:office:office" xmlns:r="http://schemas.openxmlformats.org/officeDocument/2006/relationships" xmlns:m="http://schemas.openxmlformats.org/officeDocument/2006/math" xmlns:v="urn:schemas-microsoft-com:vml" xmlns:wp14="http://schemas.microsoft.com/office/word/2010/wordprocessingDrawing" xmlns:wp="http://schemas.openxmlformats.org/drawingml/2006/wordprocessingDrawing" xmlns:w10="urn:schemas-microsoft-com:office:word" xmlns:w="http://schemas.openxmlformats.org/wordprocessingml/2006/main" xmlns:w14="http://schemas.microsoft.com/office/word/2010/wordml" xmlns:w15="http://schemas.microsoft.com/office/word/2012/wordml" xmlns:w16cex="http://schemas.microsoft.com/office/word/2018/wordml/cex" xmlns:w16cid="http://schemas.microsoft.com/office/word/2016/wordml/cid" xmlns:w16="http://schemas.microsoft.com/office/word/2018/wordml" xmlns:w16sdtdh="http://schemas.microsoft.com/office/word/2020/wordml/sdtdatahash" xmlns:w16se="http://schemas.microsoft.com/office/word/2015/wordml/symex" xmlns:wpg="http://schemas.microsoft.com/office/word/2010/wordprocessingGroup" xmlns:wpi="http://schemas.microsoft.com/office/word/2010/wordprocessingInk" xmlns:wne="http://schemas.microsoft.com/office/word/2006/wordml" xmlns:wps="http://schemas.microsoft.com/office/word/2010/wordprocessingShape" mc:Ignorable="w14 w15 w16se w16cid w16 w16cex w16sdtdh wp14">
+<w16cid:commentsIds xmlns:wpc="http://schemas.microsoft.com/office/word/2010/wordprocessingCanvas" xmlns:cx="http://schemas.microsoft.com/office/drawing/2014/chartex" xmlns:cx1="http://schemas.microsoft.com/office/drawing/2015/9/8/chartex" xmlns:cx2="http://schemas.microsoft.com/office/drawing/2015/10/21/chartex" xmlns:cx3="http://schemas.microsoft.com/office/drawing/2016/5/9/chartex" xmlns:cx4="http://schemas.microsoft.com/office/drawing/2016/5/10/chartex" xmlns:cx5="http://schemas.microsoft.com/office/drawing/2016/5/11/chartex" xmlns:cx6="http://schemas.microsoft.com/office/drawing/2016/5/12/chartex" xmlns:cx7="http://schemas.microsoft.com/office/drawing/2016/5/13/chartex" xmlns:cx8="http://schemas.microsoft.com/office/drawing/2016/5/14/chartex" xmlns:mc="http://schemas.openxmlformats.org/markup-compatibility/2006" xmlns:aink="http://schemas.microsoft.com/office/drawing/2016/ink" xmlns:am3d="http://schemas.microsoft.com/office/drawing/2017/model3d" xmlns:o="urn:schemas-microsoft-com:office:office" xmlns:oel="http://schemas.microsoft.com/office/2019/extlst" xmlns:r="http://schemas.openxmlformats.org/officeDocument/2006/relationships" xmlns:m="http://schemas.openxmlformats.org/officeDocument/2006/math" xmlns:v="urn:schemas-microsoft-com:vml" xmlns:wp14="http://schemas.microsoft.com/office/word/2010/wordprocessingDrawing" xmlns:wp="http://schemas.openxmlformats.org/drawingml/2006/wordprocessingDrawing" xmlns:w10="urn:schemas-microsoft-com:office:word" xmlns:w="http://schemas.openxmlformats.org/wordprocessingml/2006/main" xmlns:w14="http://schemas.microsoft.com/office/word/2010/wordml" xmlns:w15="http://schemas.microsoft.com/office/word/2012/wordml" xmlns:w16cex="http://schemas.microsoft.com/office/word/2018/wordml/cex" xmlns:w16cid="http://schemas.microsoft.com/office/word/2016/wordml/cid" xmlns:w16="http://schemas.microsoft.com/office/word/2018/wordml" xmlns:w16sdtdh="http://schemas.microsoft.com/office/word/2020/wordml/sdtdatahash" xmlns:w16se="http://schemas.microsoft.com/office/word/2015/wordml/symex" xmlns:wpg="http://schemas.microsoft.com/office/word/2010/wordprocessingGroup" xmlns:wpi="http://schemas.microsoft.com/office/word/2010/wordprocessingInk" xmlns:wne="http://schemas.microsoft.com/office/word/2006/wordml" xmlns:wps="http://schemas.microsoft.com/office/word/2010/wordprocessingShape" mc:Ignorable="w14 w15 w16se w16cid w16 w16cex w16sdtdh wp14">
   <w16cid:commentId w16cid:paraId="00000105" w16cid:durableId="2DDA671F"/>
   <w16cid:commentId w16cid:paraId="00000106" w16cid:durableId="2DDA671E"/>
   <w16cid:commentId w16cid:paraId="00000104" w16cid:durableId="2DDA671D"/>
@@ -9990,7 +10114,7 @@
 </file>
 
 <file path=word/endnotes.xml><?xml version="1.0" encoding="utf-8"?>
-<w:endnotes xmlns:wpc="http://schemas.microsoft.com/office/word/2010/wordprocessingCanvas" xmlns:cx="http://schemas.microsoft.com/office/drawing/2014/chartex" xmlns:cx1="http://schemas.microsoft.com/office/drawing/2015/9/8/chartex" xmlns:cx2="http://schemas.microsoft.com/office/drawing/2015/10/21/chartex" xmlns:cx3="http://schemas.microsoft.com/office/drawing/2016/5/9/chartex" xmlns:cx4="http://schemas.microsoft.com/office/drawing/2016/5/10/chartex" xmlns:cx5="http://schemas.microsoft.com/office/drawing/2016/5/11/chartex" xmlns:cx6="http://schemas.microsoft.com/office/drawing/2016/5/12/chartex" xmlns:cx7="http://schemas.microsoft.com/office/drawing/2016/5/13/chartex" xmlns:cx8="http://schemas.microsoft.com/office/drawing/2016/5/14/chartex" xmlns:mc="http://schemas.openxmlformats.org/markup-compatibility/2006" xmlns:aink="http://schemas.microsoft.com/office/drawing/2016/ink" xmlns:am3d="http://schemas.microsoft.com/office/drawing/2017/model3d" xmlns:o="urn:schemas-microsoft-com:office:office" xmlns:r="http://schemas.openxmlformats.org/officeDocument/2006/relationships" xmlns:m="http://schemas.openxmlformats.org/officeDocument/2006/math" xmlns:v="urn:schemas-microsoft-com:vml" xmlns:wp14="http://schemas.microsoft.com/office/word/2010/wordprocessingDrawing" xmlns:wp="http://schemas.openxmlformats.org/drawingml/2006/wordprocessingDrawing" xmlns:w10="urn:schemas-microsoft-com:office:word" xmlns:w="http://schemas.openxmlformats.org/wordprocessingml/2006/main" xmlns:w14="http://schemas.microsoft.com/office/word/2010/wordml" xmlns:w15="http://schemas.microsoft.com/office/word/2012/wordml" xmlns:w16cex="http://schemas.microsoft.com/office/word/2018/wordml/cex" xmlns:w16cid="http://schemas.microsoft.com/office/word/2016/wordml/cid" xmlns:w16="http://schemas.microsoft.com/office/word/2018/wordml" xmlns:w16sdtdh="http://schemas.microsoft.com/office/word/2020/wordml/sdtdatahash" xmlns:w16se="http://schemas.microsoft.com/office/word/2015/wordml/symex" xmlns:wpg="http://schemas.microsoft.com/office/word/2010/wordprocessingGroup" xmlns:wpi="http://schemas.microsoft.com/office/word/2010/wordprocessingInk" xmlns:wne="http://schemas.microsoft.com/office/word/2006/wordml" xmlns:wps="http://schemas.microsoft.com/office/word/2010/wordprocessingShape" mc:Ignorable="w14 w15 w16se w16cid w16 w16cex w16sdtdh wp14">
+<w:endnotes xmlns:wpc="http://schemas.microsoft.com/office/word/2010/wordprocessingCanvas" xmlns:cx="http://schemas.microsoft.com/office/drawing/2014/chartex" xmlns:cx1="http://schemas.microsoft.com/office/drawing/2015/9/8/chartex" xmlns:cx2="http://schemas.microsoft.com/office/drawing/2015/10/21/chartex" xmlns:cx3="http://schemas.microsoft.com/office/drawing/2016/5/9/chartex" xmlns:cx4="http://schemas.microsoft.com/office/drawing/2016/5/10/chartex" xmlns:cx5="http://schemas.microsoft.com/office/drawing/2016/5/11/chartex" xmlns:cx6="http://schemas.microsoft.com/office/drawing/2016/5/12/chartex" xmlns:cx7="http://schemas.microsoft.com/office/drawing/2016/5/13/chartex" xmlns:cx8="http://schemas.microsoft.com/office/drawing/2016/5/14/chartex" xmlns:mc="http://schemas.openxmlformats.org/markup-compatibility/2006" xmlns:aink="http://schemas.microsoft.com/office/drawing/2016/ink" xmlns:am3d="http://schemas.microsoft.com/office/drawing/2017/model3d" xmlns:o="urn:schemas-microsoft-com:office:office" xmlns:oel="http://schemas.microsoft.com/office/2019/extlst" xmlns:r="http://schemas.openxmlformats.org/officeDocument/2006/relationships" xmlns:m="http://schemas.openxmlformats.org/officeDocument/2006/math" xmlns:v="urn:schemas-microsoft-com:vml" xmlns:wp14="http://schemas.microsoft.com/office/word/2010/wordprocessingDrawing" xmlns:wp="http://schemas.openxmlformats.org/drawingml/2006/wordprocessingDrawing" xmlns:w10="urn:schemas-microsoft-com:office:word" xmlns:w="http://schemas.openxmlformats.org/wordprocessingml/2006/main" xmlns:w14="http://schemas.microsoft.com/office/word/2010/wordml" xmlns:w15="http://schemas.microsoft.com/office/word/2012/wordml" xmlns:w16cex="http://schemas.microsoft.com/office/word/2018/wordml/cex" xmlns:w16cid="http://schemas.microsoft.com/office/word/2016/wordml/cid" xmlns:w16="http://schemas.microsoft.com/office/word/2018/wordml" xmlns:w16sdtdh="http://schemas.microsoft.com/office/word/2020/wordml/sdtdatahash" xmlns:w16se="http://schemas.microsoft.com/office/word/2015/wordml/symex" xmlns:wpg="http://schemas.microsoft.com/office/word/2010/wordprocessingGroup" xmlns:wpi="http://schemas.microsoft.com/office/word/2010/wordprocessingInk" xmlns:wne="http://schemas.microsoft.com/office/word/2006/wordml" xmlns:wps="http://schemas.microsoft.com/office/word/2010/wordprocessingShape" mc:Ignorable="w14 w15 w16se w16cid w16 w16cex w16sdtdh wp14">
   <w:endnote w:type="separator" w:id="-1">
     <w:p>
       <w:r>
@@ -10009,7 +10133,7 @@
 </file>
 
 <file path=word/footer1.xml><?xml version="1.0" encoding="utf-8"?>
-<w:ftr xmlns:wpc="http://schemas.microsoft.com/office/word/2010/wordprocessingCanvas" xmlns:cx="http://schemas.microsoft.com/office/drawing/2014/chartex" xmlns:cx1="http://schemas.microsoft.com/office/drawing/2015/9/8/chartex" xmlns:cx2="http://schemas.microsoft.com/office/drawing/2015/10/21/chartex" xmlns:cx3="http://schemas.microsoft.com/office/drawing/2016/5/9/chartex" xmlns:cx4="http://schemas.microsoft.com/office/drawing/2016/5/10/chartex" xmlns:cx5="http://schemas.microsoft.com/office/drawing/2016/5/11/chartex" xmlns:cx6="http://schemas.microsoft.com/office/drawing/2016/5/12/chartex" xmlns:cx7="http://schemas.microsoft.com/office/drawing/2016/5/13/chartex" xmlns:cx8="http://schemas.microsoft.com/office/drawing/2016/5/14/chartex" xmlns:mc="http://schemas.openxmlformats.org/markup-compatibility/2006" xmlns:aink="http://schemas.microsoft.com/office/drawing/2016/ink" xmlns:am3d="http://schemas.microsoft.com/office/drawing/2017/model3d" xmlns:o="urn:schemas-microsoft-com:office:office" xmlns:r="http://schemas.openxmlformats.org/officeDocument/2006/relationships" xmlns:m="http://schemas.openxmlformats.org/officeDocument/2006/math" xmlns:v="urn:schemas-microsoft-com:vml" xmlns:wp14="http://schemas.microsoft.com/office/word/2010/wordprocessingDrawing" xmlns:wp="http://schemas.openxmlformats.org/drawingml/2006/wordprocessingDrawing" xmlns:w10="urn:schemas-microsoft-com:office:word" xmlns:w="http://schemas.openxmlformats.org/wordprocessingml/2006/main" xmlns:w14="http://schemas.microsoft.com/office/word/2010/wordml" xmlns:w15="http://schemas.microsoft.com/office/word/2012/wordml" xmlns:w16cex="http://schemas.microsoft.com/office/word/2018/wordml/cex" xmlns:w16cid="http://schemas.microsoft.com/office/word/2016/wordml/cid" xmlns:w16="http://schemas.microsoft.com/office/word/2018/wordml" xmlns:w16sdtdh="http://schemas.microsoft.com/office/word/2020/wordml/sdtdatahash" xmlns:w16se="http://schemas.microsoft.com/office/word/2015/wordml/symex" xmlns:wpg="http://schemas.microsoft.com/office/word/2010/wordprocessingGroup" xmlns:wpi="http://schemas.microsoft.com/office/word/2010/wordprocessingInk" xmlns:wne="http://schemas.microsoft.com/office/word/2006/wordml" xmlns:wps="http://schemas.microsoft.com/office/word/2010/wordprocessingShape" mc:Ignorable="w14 w15 w16se w16cid w16 w16cex w16sdtdh wp14">
+<w:ftr xmlns:wpc="http://schemas.microsoft.com/office/word/2010/wordprocessingCanvas" xmlns:cx="http://schemas.microsoft.com/office/drawing/2014/chartex" xmlns:cx1="http://schemas.microsoft.com/office/drawing/2015/9/8/chartex" xmlns:cx2="http://schemas.microsoft.com/office/drawing/2015/10/21/chartex" xmlns:cx3="http://schemas.microsoft.com/office/drawing/2016/5/9/chartex" xmlns:cx4="http://schemas.microsoft.com/office/drawing/2016/5/10/chartex" xmlns:cx5="http://schemas.microsoft.com/office/drawing/2016/5/11/chartex" xmlns:cx6="http://schemas.microsoft.com/office/drawing/2016/5/12/chartex" xmlns:cx7="http://schemas.microsoft.com/office/drawing/2016/5/13/chartex" xmlns:cx8="http://schemas.microsoft.com/office/drawing/2016/5/14/chartex" xmlns:mc="http://schemas.openxmlformats.org/markup-compatibility/2006" xmlns:aink="http://schemas.microsoft.com/office/drawing/2016/ink" xmlns:am3d="http://schemas.microsoft.com/office/drawing/2017/model3d" xmlns:o="urn:schemas-microsoft-com:office:office" xmlns:oel="http://schemas.microsoft.com/office/2019/extlst" xmlns:r="http://schemas.openxmlformats.org/officeDocument/2006/relationships" xmlns:m="http://schemas.openxmlformats.org/officeDocument/2006/math" xmlns:v="urn:schemas-microsoft-com:vml" xmlns:wp14="http://schemas.microsoft.com/office/word/2010/wordprocessingDrawing" xmlns:wp="http://schemas.openxmlformats.org/drawingml/2006/wordprocessingDrawing" xmlns:w10="urn:schemas-microsoft-com:office:word" xmlns:w="http://schemas.openxmlformats.org/wordprocessingml/2006/main" xmlns:w14="http://schemas.microsoft.com/office/word/2010/wordml" xmlns:w15="http://schemas.microsoft.com/office/word/2012/wordml" xmlns:w16cex="http://schemas.microsoft.com/office/word/2018/wordml/cex" xmlns:w16cid="http://schemas.microsoft.com/office/word/2016/wordml/cid" xmlns:w16="http://schemas.microsoft.com/office/word/2018/wordml" xmlns:w16sdtdh="http://schemas.microsoft.com/office/word/2020/wordml/sdtdatahash" xmlns:w16se="http://schemas.microsoft.com/office/word/2015/wordml/symex" xmlns:wpg="http://schemas.microsoft.com/office/word/2010/wordprocessingGroup" xmlns:wpi="http://schemas.microsoft.com/office/word/2010/wordprocessingInk" xmlns:wne="http://schemas.microsoft.com/office/word/2006/wordml" xmlns:wps="http://schemas.microsoft.com/office/word/2010/wordprocessingShape" mc:Ignorable="w14 w15 w16se w16cid w16 w16cex w16sdtdh wp14">
   <w:p>
     <w:pPr>
       <w:pBdr>
@@ -10080,7 +10204,7 @@
 </file>
 
 <file path=word/footnotes.xml><?xml version="1.0" encoding="utf-8"?>
-<w:footnotes xmlns:wpc="http://schemas.microsoft.com/office/word/2010/wordprocessingCanvas" xmlns:cx="http://schemas.microsoft.com/office/drawing/2014/chartex" xmlns:cx1="http://schemas.microsoft.com/office/drawing/2015/9/8/chartex" xmlns:cx2="http://schemas.microsoft.com/office/drawing/2015/10/21/chartex" xmlns:cx3="http://schemas.microsoft.com/office/drawing/2016/5/9/chartex" xmlns:cx4="http://schemas.microsoft.com/office/drawing/2016/5/10/chartex" xmlns:cx5="http://schemas.microsoft.com/office/drawing/2016/5/11/chartex" xmlns:cx6="http://schemas.microsoft.com/office/drawing/2016/5/12/chartex" xmlns:cx7="http://schemas.microsoft.com/office/drawing/2016/5/13/chartex" xmlns:cx8="http://schemas.microsoft.com/office/drawing/2016/5/14/chartex" xmlns:mc="http://schemas.openxmlformats.org/markup-compatibility/2006" xmlns:aink="http://schemas.microsoft.com/office/drawing/2016/ink" xmlns:am3d="http://schemas.microsoft.com/office/drawing/2017/model3d" xmlns:o="urn:schemas-microsoft-com:office:office" xmlns:r="http://schemas.openxmlformats.org/officeDocument/2006/relationships" xmlns:m="http://schemas.openxmlformats.org/officeDocument/2006/math" xmlns:v="urn:schemas-microsoft-com:vml" xmlns:wp14="http://schemas.microsoft.com/office/word/2010/wordprocessingDrawing" xmlns:wp="http://schemas.openxmlformats.org/drawingml/2006/wordprocessingDrawing" xmlns:w10="urn:schemas-microsoft-com:office:word" xmlns:w="http://schemas.openxmlformats.org/wordprocessingml/2006/main" xmlns:w14="http://schemas.microsoft.com/office/word/2010/wordml" xmlns:w15="http://schemas.microsoft.com/office/word/2012/wordml" xmlns:w16cex="http://schemas.microsoft.com/office/word/2018/wordml/cex" xmlns:w16cid="http://schemas.microsoft.com/office/word/2016/wordml/cid" xmlns:w16="http://schemas.microsoft.com/office/word/2018/wordml" xmlns:w16sdtdh="http://schemas.microsoft.com/office/word/2020/wordml/sdtdatahash" xmlns:w16se="http://schemas.microsoft.com/office/word/2015/wordml/symex" xmlns:wpg="http://schemas.microsoft.com/office/word/2010/wordprocessingGroup" xmlns:wpi="http://schemas.microsoft.com/office/word/2010/wordprocessingInk" xmlns:wne="http://schemas.microsoft.com/office/word/2006/wordml" xmlns:wps="http://schemas.microsoft.com/office/word/2010/wordprocessingShape" mc:Ignorable="w14 w15 w16se w16cid w16 w16cex w16sdtdh wp14">
+<w:footnotes xmlns:wpc="http://schemas.microsoft.com/office/word/2010/wordprocessingCanvas" xmlns:cx="http://schemas.microsoft.com/office/drawing/2014/chartex" xmlns:cx1="http://schemas.microsoft.com/office/drawing/2015/9/8/chartex" xmlns:cx2="http://schemas.microsoft.com/office/drawing/2015/10/21/chartex" xmlns:cx3="http://schemas.microsoft.com/office/drawing/2016/5/9/chartex" xmlns:cx4="http://schemas.microsoft.com/office/drawing/2016/5/10/chartex" xmlns:cx5="http://schemas.microsoft.com/office/drawing/2016/5/11/chartex" xmlns:cx6="http://schemas.microsoft.com/office/drawing/2016/5/12/chartex" xmlns:cx7="http://schemas.microsoft.com/office/drawing/2016/5/13/chartex" xmlns:cx8="http://schemas.microsoft.com/office/drawing/2016/5/14/chartex" xmlns:mc="http://schemas.openxmlformats.org/markup-compatibility/2006" xmlns:aink="http://schemas.microsoft.com/office/drawing/2016/ink" xmlns:am3d="http://schemas.microsoft.com/office/drawing/2017/model3d" xmlns:o="urn:schemas-microsoft-com:office:office" xmlns:oel="http://schemas.microsoft.com/office/2019/extlst" xmlns:r="http://schemas.openxmlformats.org/officeDocument/2006/relationships" xmlns:m="http://schemas.openxmlformats.org/officeDocument/2006/math" xmlns:v="urn:schemas-microsoft-com:vml" xmlns:wp14="http://schemas.microsoft.com/office/word/2010/wordprocessingDrawing" xmlns:wp="http://schemas.openxmlformats.org/drawingml/2006/wordprocessingDrawing" xmlns:w10="urn:schemas-microsoft-com:office:word" xmlns:w="http://schemas.openxmlformats.org/wordprocessingml/2006/main" xmlns:w14="http://schemas.microsoft.com/office/word/2010/wordml" xmlns:w15="http://schemas.microsoft.com/office/word/2012/wordml" xmlns:w16cex="http://schemas.microsoft.com/office/word/2018/wordml/cex" xmlns:w16cid="http://schemas.microsoft.com/office/word/2016/wordml/cid" xmlns:w16="http://schemas.microsoft.com/office/word/2018/wordml" xmlns:w16sdtdh="http://schemas.microsoft.com/office/word/2020/wordml/sdtdatahash" xmlns:w16se="http://schemas.microsoft.com/office/word/2015/wordml/symex" xmlns:wpg="http://schemas.microsoft.com/office/word/2010/wordprocessingGroup" xmlns:wpi="http://schemas.microsoft.com/office/word/2010/wordprocessingInk" xmlns:wne="http://schemas.microsoft.com/office/word/2006/wordml" xmlns:wps="http://schemas.microsoft.com/office/word/2010/wordprocessingShape" mc:Ignorable="w14 w15 w16se w16cid w16 w16cex w16sdtdh wp14">
   <w:footnote w:type="separator" w:id="-1">
     <w:p>
       <w:r>
@@ -10099,7 +10223,7 @@
 </file>
 
 <file path=word/header1.xml><?xml version="1.0" encoding="utf-8"?>
-<w:hdr xmlns:wpc="http://schemas.microsoft.com/office/word/2010/wordprocessingCanvas" xmlns:cx="http://schemas.microsoft.com/office/drawing/2014/chartex" xmlns:cx1="http://schemas.microsoft.com/office/drawing/2015/9/8/chartex" xmlns:cx2="http://schemas.microsoft.com/office/drawing/2015/10/21/chartex" xmlns:cx3="http://schemas.microsoft.com/office/drawing/2016/5/9/chartex" xmlns:cx4="http://schemas.microsoft.com/office/drawing/2016/5/10/chartex" xmlns:cx5="http://schemas.microsoft.com/office/drawing/2016/5/11/chartex" xmlns:cx6="http://schemas.microsoft.com/office/drawing/2016/5/12/chartex" xmlns:cx7="http://schemas.microsoft.com/office/drawing/2016/5/13/chartex" xmlns:cx8="http://schemas.microsoft.com/office/drawing/2016/5/14/chartex" xmlns:mc="http://schemas.openxmlformats.org/markup-compatibility/2006" xmlns:aink="http://schemas.microsoft.com/office/drawing/2016/ink" xmlns:am3d="http://schemas.microsoft.com/office/drawing/2017/model3d" xmlns:o="urn:schemas-microsoft-com:office:office" xmlns:r="http://schemas.openxmlformats.org/officeDocument/2006/relationships" xmlns:m="http://schemas.openxmlformats.org/officeDocument/2006/math" xmlns:v="urn:schemas-microsoft-com:vml" xmlns:wp14="http://schemas.microsoft.com/office/word/2010/wordprocessingDrawing" xmlns:wp="http://schemas.openxmlformats.org/drawingml/2006/wordprocessingDrawing" xmlns:w10="urn:schemas-microsoft-com:office:word" xmlns:w="http://schemas.openxmlformats.org/wordprocessingml/2006/main" xmlns:w14="http://schemas.microsoft.com/office/word/2010/wordml" xmlns:w15="http://schemas.microsoft.com/office/word/2012/wordml" xmlns:w16cex="http://schemas.microsoft.com/office/word/2018/wordml/cex" xmlns:w16cid="http://schemas.microsoft.com/office/word/2016/wordml/cid" xmlns:w16="http://schemas.microsoft.com/office/word/2018/wordml" xmlns:w16sdtdh="http://schemas.microsoft.com/office/word/2020/wordml/sdtdatahash" xmlns:w16se="http://schemas.microsoft.com/office/word/2015/wordml/symex" xmlns:wpg="http://schemas.microsoft.com/office/word/2010/wordprocessingGroup" xmlns:wpi="http://schemas.microsoft.com/office/word/2010/wordprocessingInk" xmlns:wne="http://schemas.microsoft.com/office/word/2006/wordml" xmlns:wps="http://schemas.microsoft.com/office/word/2010/wordprocessingShape" mc:Ignorable="w14 w15 w16se w16cid w16 w16cex w16sdtdh wp14">
+<w:hdr xmlns:wpc="http://schemas.microsoft.com/office/word/2010/wordprocessingCanvas" xmlns:cx="http://schemas.microsoft.com/office/drawing/2014/chartex" xmlns:cx1="http://schemas.microsoft.com/office/drawing/2015/9/8/chartex" xmlns:cx2="http://schemas.microsoft.com/office/drawing/2015/10/21/chartex" xmlns:cx3="http://schemas.microsoft.com/office/drawing/2016/5/9/chartex" xmlns:cx4="http://schemas.microsoft.com/office/drawing/2016/5/10/chartex" xmlns:cx5="http://schemas.microsoft.com/office/drawing/2016/5/11/chartex" xmlns:cx6="http://schemas.microsoft.com/office/drawing/2016/5/12/chartex" xmlns:cx7="http://schemas.microsoft.com/office/drawing/2016/5/13/chartex" xmlns:cx8="http://schemas.microsoft.com/office/drawing/2016/5/14/chartex" xmlns:mc="http://schemas.openxmlformats.org/markup-compatibility/2006" xmlns:aink="http://schemas.microsoft.com/office/drawing/2016/ink" xmlns:am3d="http://schemas.microsoft.com/office/drawing/2017/model3d" xmlns:o="urn:schemas-microsoft-com:office:office" xmlns:oel="http://schemas.microsoft.com/office/2019/extlst" xmlns:r="http://schemas.openxmlformats.org/officeDocument/2006/relationships" xmlns:m="http://schemas.openxmlformats.org/officeDocument/2006/math" xmlns:v="urn:schemas-microsoft-com:vml" xmlns:wp14="http://schemas.microsoft.com/office/word/2010/wordprocessingDrawing" xmlns:wp="http://schemas.openxmlformats.org/drawingml/2006/wordprocessingDrawing" xmlns:w10="urn:schemas-microsoft-com:office:word" xmlns:w="http://schemas.openxmlformats.org/wordprocessingml/2006/main" xmlns:w14="http://schemas.microsoft.com/office/word/2010/wordml" xmlns:w15="http://schemas.microsoft.com/office/word/2012/wordml" xmlns:w16cex="http://schemas.microsoft.com/office/word/2018/wordml/cex" xmlns:w16cid="http://schemas.microsoft.com/office/word/2016/wordml/cid" xmlns:w16="http://schemas.microsoft.com/office/word/2018/wordml" xmlns:w16sdtdh="http://schemas.microsoft.com/office/word/2020/wordml/sdtdatahash" xmlns:w16se="http://schemas.microsoft.com/office/word/2015/wordml/symex" xmlns:wpg="http://schemas.microsoft.com/office/word/2010/wordprocessingGroup" xmlns:wpi="http://schemas.microsoft.com/office/word/2010/wordprocessingInk" xmlns:wne="http://schemas.microsoft.com/office/word/2006/wordml" xmlns:wps="http://schemas.microsoft.com/office/word/2010/wordprocessingShape" mc:Ignorable="w14 w15 w16se w16cid w16 w16cex w16sdtdh wp14">
   <w:p>
     <w:pPr>
       <w:tabs>
@@ -10348,7 +10472,7 @@
 </file>
 
 <file path=word/numbering.xml><?xml version="1.0" encoding="utf-8"?>
-<w:numbering xmlns:wpc="http://schemas.microsoft.com/office/word/2010/wordprocessingCanvas" xmlns:cx="http://schemas.microsoft.com/office/drawing/2014/chartex" xmlns:cx1="http://schemas.microsoft.com/office/drawing/2015/9/8/chartex" xmlns:cx2="http://schemas.microsoft.com/office/drawing/2015/10/21/chartex" xmlns:cx3="http://schemas.microsoft.com/office/drawing/2016/5/9/chartex" xmlns:cx4="http://schemas.microsoft.com/office/drawing/2016/5/10/chartex" xmlns:cx5="http://schemas.microsoft.com/office/drawing/2016/5/11/chartex" xmlns:cx6="http://schemas.microsoft.com/office/drawing/2016/5/12/chartex" xmlns:cx7="http://schemas.microsoft.com/office/drawing/2016/5/13/chartex" xmlns:cx8="http://schemas.microsoft.com/office/drawing/2016/5/14/chartex" xmlns:mc="http://schemas.openxmlformats.org/markup-compatibility/2006" xmlns:aink="http://schemas.microsoft.com/office/drawing/2016/ink" xmlns:am3d="http://schemas.microsoft.com/office/drawing/2017/model3d" xmlns:o="urn:schemas-microsoft-com:office:office" xmlns:r="http://schemas.openxmlformats.org/officeDocument/2006/relationships" xmlns:m="http://schemas.openxmlformats.org/officeDocument/2006/math" xmlns:v="urn:schemas-microsoft-com:vml" xmlns:wp14="http://schemas.microsoft.com/office/word/2010/wordprocessingDrawing" xmlns:wp="http://schemas.openxmlformats.org/drawingml/2006/wordprocessingDrawing" xmlns:w10="urn:schemas-microsoft-com:office:word" xmlns:w="http://schemas.openxmlformats.org/wordprocessingml/2006/main" xmlns:w14="http://schemas.microsoft.com/office/word/2010/wordml" xmlns:w15="http://schemas.microsoft.com/office/word/2012/wordml" xmlns:w16cex="http://schemas.microsoft.com/office/word/2018/wordml/cex" xmlns:w16cid="http://schemas.microsoft.com/office/word/2016/wordml/cid" xmlns:w16="http://schemas.microsoft.com/office/word/2018/wordml" xmlns:w16sdtdh="http://schemas.microsoft.com/office/word/2020/wordml/sdtdatahash" xmlns:w16se="http://schemas.microsoft.com/office/word/2015/wordml/symex" xmlns:wpg="http://schemas.microsoft.com/office/word/2010/wordprocessingGroup" xmlns:wpi="http://schemas.microsoft.com/office/word/2010/wordprocessingInk" xmlns:wne="http://schemas.microsoft.com/office/word/2006/wordml" xmlns:wps="http://schemas.microsoft.com/office/word/2010/wordprocessingShape" mc:Ignorable="w14 w15 w16se w16cid w16 w16cex w16sdtdh wp14">
+<w:numbering xmlns:wpc="http://schemas.microsoft.com/office/word/2010/wordprocessingCanvas" xmlns:cx="http://schemas.microsoft.com/office/drawing/2014/chartex" xmlns:cx1="http://schemas.microsoft.com/office/drawing/2015/9/8/chartex" xmlns:cx2="http://schemas.microsoft.com/office/drawing/2015/10/21/chartex" xmlns:cx3="http://schemas.microsoft.com/office/drawing/2016/5/9/chartex" xmlns:cx4="http://schemas.microsoft.com/office/drawing/2016/5/10/chartex" xmlns:cx5="http://schemas.microsoft.com/office/drawing/2016/5/11/chartex" xmlns:cx6="http://schemas.microsoft.com/office/drawing/2016/5/12/chartex" xmlns:cx7="http://schemas.microsoft.com/office/drawing/2016/5/13/chartex" xmlns:cx8="http://schemas.microsoft.com/office/drawing/2016/5/14/chartex" xmlns:mc="http://schemas.openxmlformats.org/markup-compatibility/2006" xmlns:aink="http://schemas.microsoft.com/office/drawing/2016/ink" xmlns:am3d="http://schemas.microsoft.com/office/drawing/2017/model3d" xmlns:o="urn:schemas-microsoft-com:office:office" xmlns:oel="http://schemas.microsoft.com/office/2019/extlst" xmlns:r="http://schemas.openxmlformats.org/officeDocument/2006/relationships" xmlns:m="http://schemas.openxmlformats.org/officeDocument/2006/math" xmlns:v="urn:schemas-microsoft-com:vml" xmlns:wp14="http://schemas.microsoft.com/office/word/2010/wordprocessingDrawing" xmlns:wp="http://schemas.openxmlformats.org/drawingml/2006/wordprocessingDrawing" xmlns:w10="urn:schemas-microsoft-com:office:word" xmlns:w="http://schemas.openxmlformats.org/wordprocessingml/2006/main" xmlns:w14="http://schemas.microsoft.com/office/word/2010/wordml" xmlns:w15="http://schemas.microsoft.com/office/word/2012/wordml" xmlns:w16cex="http://schemas.microsoft.com/office/word/2018/wordml/cex" xmlns:w16cid="http://schemas.microsoft.com/office/word/2016/wordml/cid" xmlns:w16="http://schemas.microsoft.com/office/word/2018/wordml" xmlns:w16sdtdh="http://schemas.microsoft.com/office/word/2020/wordml/sdtdatahash" xmlns:w16se="http://schemas.microsoft.com/office/word/2015/wordml/symex" xmlns:wpg="http://schemas.microsoft.com/office/word/2010/wordprocessingGroup" xmlns:wpi="http://schemas.microsoft.com/office/word/2010/wordprocessingInk" xmlns:wne="http://schemas.microsoft.com/office/word/2006/wordml" xmlns:wps="http://schemas.microsoft.com/office/word/2010/wordprocessingShape" mc:Ignorable="w14 w15 w16se w16cid w16 w16cex w16sdtdh wp14">
   <w:abstractNum w:abstractNumId="0" w15:restartNumberingAfterBreak="0">
     <w:nsid w:val="121B3772"/>
     <w:multiLevelType w:val="multilevel"/>
@@ -10841,19 +10965,19 @@
       </w:rPr>
     </w:lvl>
   </w:abstractNum>
-  <w:num w:numId="1">
+  <w:num w:numId="1" w16cid:durableId="385106264">
     <w:abstractNumId w:val="0"/>
   </w:num>
-  <w:num w:numId="2">
+  <w:num w:numId="2" w16cid:durableId="2025470235">
     <w:abstractNumId w:val="4"/>
   </w:num>
-  <w:num w:numId="3">
+  <w:num w:numId="3" w16cid:durableId="422994685">
     <w:abstractNumId w:val="2"/>
   </w:num>
-  <w:num w:numId="4">
+  <w:num w:numId="4" w16cid:durableId="1459376736">
     <w:abstractNumId w:val="1"/>
   </w:num>
-  <w:num w:numId="5">
+  <w:num w:numId="5" w16cid:durableId="1545674901">
     <w:abstractNumId w:val="3"/>
   </w:num>
 </w:numbering>
@@ -11381,7 +11505,6 @@
   <w:style w:type="character" w:default="1" w:styleId="Fuentedeprrafopredeter">
     <w:name w:val="Default Paragraph Font"/>
     <w:uiPriority w:val="1"/>
-    <w:semiHidden/>
     <w:unhideWhenUsed/>
   </w:style>
   <w:style w:type="table" w:default="1" w:styleId="Tablanormal">

--- a/webapp/templates/word/Contrato_Termino_Indef_Integral.docx
+++ b/webapp/templates/word/Contrato_Termino_Indef_Integral.docx
@@ -1,6 +1,6 @@
 
 <file path=word/document.xml><?xml version="1.0" encoding="utf-8"?>
-<w:document xmlns:wpc="http://schemas.microsoft.com/office/word/2010/wordprocessingCanvas" xmlns:cx="http://schemas.microsoft.com/office/drawing/2014/chartex" xmlns:cx1="http://schemas.microsoft.com/office/drawing/2015/9/8/chartex" xmlns:cx2="http://schemas.microsoft.com/office/drawing/2015/10/21/chartex" xmlns:cx3="http://schemas.microsoft.com/office/drawing/2016/5/9/chartex" xmlns:cx4="http://schemas.microsoft.com/office/drawing/2016/5/10/chartex" xmlns:cx5="http://schemas.microsoft.com/office/drawing/2016/5/11/chartex" xmlns:cx6="http://schemas.microsoft.com/office/drawing/2016/5/12/chartex" xmlns:cx7="http://schemas.microsoft.com/office/drawing/2016/5/13/chartex" xmlns:cx8="http://schemas.microsoft.com/office/drawing/2016/5/14/chartex" xmlns:mc="http://schemas.openxmlformats.org/markup-compatibility/2006" xmlns:aink="http://schemas.microsoft.com/office/drawing/2016/ink" xmlns:am3d="http://schemas.microsoft.com/office/drawing/2017/model3d" xmlns:o="urn:schemas-microsoft-com:office:office" xmlns:oel="http://schemas.microsoft.com/office/2019/extlst" xmlns:r="http://schemas.openxmlformats.org/officeDocument/2006/relationships" xmlns:m="http://schemas.openxmlformats.org/officeDocument/2006/math" xmlns:v="urn:schemas-microsoft-com:vml" xmlns:wp14="http://schemas.microsoft.com/office/word/2010/wordprocessingDrawing" xmlns:wp="http://schemas.openxmlformats.org/drawingml/2006/wordprocessingDrawing" xmlns:w10="urn:schemas-microsoft-com:office:word" xmlns:w="http://schemas.openxmlformats.org/wordprocessingml/2006/main" xmlns:w14="http://schemas.microsoft.com/office/word/2010/wordml" xmlns:w15="http://schemas.microsoft.com/office/word/2012/wordml" xmlns:w16cex="http://schemas.microsoft.com/office/word/2018/wordml/cex" xmlns:w16cid="http://schemas.microsoft.com/office/word/2016/wordml/cid" xmlns:w16="http://schemas.microsoft.com/office/word/2018/wordml" xmlns:w16sdtdh="http://schemas.microsoft.com/office/word/2020/wordml/sdtdatahash" xmlns:w16se="http://schemas.microsoft.com/office/word/2015/wordml/symex" xmlns:wpg="http://schemas.microsoft.com/office/word/2010/wordprocessingGroup" xmlns:wpi="http://schemas.microsoft.com/office/word/2010/wordprocessingInk" xmlns:wne="http://schemas.microsoft.com/office/word/2006/wordml" xmlns:wps="http://schemas.microsoft.com/office/word/2010/wordprocessingShape" mc:Ignorable="w14 w15 w16se w16cid w16 w16cex w16sdtdh wp14">
+<w:document xmlns:wpc="http://schemas.microsoft.com/office/word/2010/wordprocessingCanvas" xmlns:cx="http://schemas.microsoft.com/office/drawing/2014/chartex" xmlns:cx1="http://schemas.microsoft.com/office/drawing/2015/9/8/chartex" xmlns:cx2="http://schemas.microsoft.com/office/drawing/2015/10/21/chartex" xmlns:cx3="http://schemas.microsoft.com/office/drawing/2016/5/9/chartex" xmlns:cx4="http://schemas.microsoft.com/office/drawing/2016/5/10/chartex" xmlns:cx5="http://schemas.microsoft.com/office/drawing/2016/5/11/chartex" xmlns:cx6="http://schemas.microsoft.com/office/drawing/2016/5/12/chartex" xmlns:cx7="http://schemas.microsoft.com/office/drawing/2016/5/13/chartex" xmlns:cx8="http://schemas.microsoft.com/office/drawing/2016/5/14/chartex" xmlns:mc="http://schemas.openxmlformats.org/markup-compatibility/2006" xmlns:aink="http://schemas.microsoft.com/office/drawing/2016/ink" xmlns:am3d="http://schemas.microsoft.com/office/drawing/2017/model3d" xmlns:o="urn:schemas-microsoft-com:office:office" xmlns:r="http://schemas.openxmlformats.org/officeDocument/2006/relationships" xmlns:m="http://schemas.openxmlformats.org/officeDocument/2006/math" xmlns:v="urn:schemas-microsoft-com:vml" xmlns:wp14="http://schemas.microsoft.com/office/word/2010/wordprocessingDrawing" xmlns:wp="http://schemas.openxmlformats.org/drawingml/2006/wordprocessingDrawing" xmlns:w10="urn:schemas-microsoft-com:office:word" xmlns:w="http://schemas.openxmlformats.org/wordprocessingml/2006/main" xmlns:w14="http://schemas.microsoft.com/office/word/2010/wordml" xmlns:w15="http://schemas.microsoft.com/office/word/2012/wordml" xmlns:w16cex="http://schemas.microsoft.com/office/word/2018/wordml/cex" xmlns:w16cid="http://schemas.microsoft.com/office/word/2016/wordml/cid" xmlns:w16="http://schemas.microsoft.com/office/word/2018/wordml" xmlns:w16sdtdh="http://schemas.microsoft.com/office/word/2020/wordml/sdtdatahash" xmlns:w16se="http://schemas.microsoft.com/office/word/2015/wordml/symex" xmlns:wpg="http://schemas.microsoft.com/office/word/2010/wordprocessingGroup" xmlns:wpi="http://schemas.microsoft.com/office/word/2010/wordprocessingInk" xmlns:wne="http://schemas.microsoft.com/office/word/2006/wordml" xmlns:wps="http://schemas.microsoft.com/office/word/2010/wordprocessingShape" mc:Ignorable="w14 w15 w16se w16cid w16 w16cex w16sdtdh wp14">
   <w:body>
     <w:p>
       <w:pPr>
@@ -319,7 +319,6 @@
               </w:rPr>
               <w:t>[[</w:t>
             </w:r>
-            <w:proofErr w:type="spellStart"/>
             <w:r>
               <w:rPr>
                 <w:rFonts w:ascii="Calibri" w:eastAsia="Calibri" w:hAnsi="Calibri" w:cs="Calibri"/>
@@ -329,7 +328,15 @@
               </w:rPr>
               <w:t>CiudadFecha</w:t>
             </w:r>
-            <w:proofErr w:type="spellEnd"/>
+            <w:r>
+              <w:rPr>
+                <w:rFonts w:ascii="Calibri" w:eastAsia="Calibri" w:hAnsi="Calibri" w:cs="Calibri"/>
+                <w:sz w:val="23"/>
+                <w:szCs w:val="23"/>
+                <w:lang w:val="es-AR"/>
+              </w:rPr>
+              <w:t>Contratos</w:t>
+            </w:r>
             <w:r>
               <w:rPr>
                 <w:rFonts w:ascii="Calibri" w:eastAsia="Calibri" w:hAnsi="Calibri" w:cs="Calibri"/>
@@ -396,7 +403,6 @@
               </w:rPr>
               <w:t>[[</w:t>
             </w:r>
-            <w:proofErr w:type="spellStart"/>
             <w:r>
               <w:rPr>
                 <w:rFonts w:ascii="Calibri" w:eastAsia="Calibri" w:hAnsi="Calibri" w:cs="Calibri"/>
@@ -415,7 +421,6 @@
               </w:rPr>
               <w:t>Firma</w:t>
             </w:r>
-            <w:proofErr w:type="spellEnd"/>
             <w:r>
               <w:rPr>
                 <w:rFonts w:ascii="Calibri" w:eastAsia="Calibri" w:hAnsi="Calibri" w:cs="Calibri"/>
@@ -543,29 +548,7 @@
                 <w:sz w:val="23"/>
                 <w:szCs w:val="23"/>
               </w:rPr>
-              <w:t>[[</w:t>
-            </w:r>
-            <w:proofErr w:type="spellStart"/>
-            <w:r>
-              <w:rPr>
-                <w:rFonts w:ascii="Calibri" w:eastAsia="Calibri" w:hAnsi="Calibri" w:cs="Calibri"/>
-                <w:b/>
-                <w:bCs/>
-                <w:sz w:val="23"/>
-                <w:szCs w:val="23"/>
-              </w:rPr>
-              <w:t>PeriodoPago</w:t>
-            </w:r>
-            <w:proofErr w:type="spellEnd"/>
-            <w:r>
-              <w:rPr>
-                <w:rFonts w:ascii="Calibri" w:eastAsia="Calibri" w:hAnsi="Calibri" w:cs="Calibri"/>
-                <w:b/>
-                <w:bCs/>
-                <w:sz w:val="23"/>
-                <w:szCs w:val="23"/>
-              </w:rPr>
-              <w:t xml:space="preserve">]] </w:t>
+              <w:t xml:space="preserve">[[PeriodoPago]] </w:t>
             </w:r>
           </w:p>
         </w:tc>
@@ -627,18 +610,7 @@
                 <w:sz w:val="23"/>
                 <w:szCs w:val="23"/>
               </w:rPr>
-              <w:t>[[</w:t>
-            </w:r>
-            <w:proofErr w:type="spellStart"/>
-            <w:r>
-              <w:rPr>
-                <w:rFonts w:ascii="Calibri" w:eastAsia="Calibri" w:hAnsi="Calibri" w:cs="Calibri"/>
-                <w:b/>
-                <w:bCs/>
-                <w:sz w:val="23"/>
-                <w:szCs w:val="23"/>
-              </w:rPr>
-              <w:t>Fecha</w:t>
+              <w:t>[[Fecha</w:t>
             </w:r>
             <w:r>
               <w:rPr>
@@ -650,7 +622,16 @@
               </w:rPr>
               <w:t>Ingreso</w:t>
             </w:r>
-            <w:proofErr w:type="spellEnd"/>
+            <w:r>
+              <w:rPr>
+                <w:rFonts w:ascii="Calibri" w:eastAsia="Calibri" w:hAnsi="Calibri" w:cs="Calibri"/>
+                <w:b/>
+                <w:bCs/>
+                <w:sz w:val="23"/>
+                <w:szCs w:val="23"/>
+              </w:rPr>
+              <w:t>Mayus</w:t>
+            </w:r>
             <w:r>
               <w:rPr>
                 <w:rFonts w:ascii="Calibri" w:eastAsia="Calibri" w:hAnsi="Calibri" w:cs="Calibri"/>
@@ -715,7 +696,23 @@
                 <w:sz w:val="23"/>
                 <w:szCs w:val="23"/>
               </w:rPr>
-              <w:t>Dos (2) meses</w:t>
+              <w:t>DOS</w:t>
+            </w:r>
+            <w:r>
+              <w:rPr>
+                <w:rFonts w:ascii="Calibri" w:eastAsia="Calibri" w:hAnsi="Calibri" w:cs="Calibri"/>
+                <w:sz w:val="23"/>
+                <w:szCs w:val="23"/>
+              </w:rPr>
+              <w:t xml:space="preserve"> (2) </w:t>
+            </w:r>
+            <w:r>
+              <w:rPr>
+                <w:rFonts w:ascii="Calibri" w:eastAsia="Calibri" w:hAnsi="Calibri" w:cs="Calibri"/>
+                <w:sz w:val="23"/>
+                <w:szCs w:val="23"/>
+              </w:rPr>
+              <w:t>MESES</w:t>
             </w:r>
           </w:p>
         </w:tc>
@@ -922,7 +919,17 @@
           <w:sz w:val="23"/>
           <w:szCs w:val="23"/>
         </w:rPr>
-        <w:t>, y [[Nombre]]</w:t>
+        <w:t xml:space="preserve">, y </w:t>
+      </w:r>
+      <w:r>
+        <w:rPr>
+          <w:rFonts w:ascii="Calibri" w:eastAsia="Calibri" w:hAnsi="Calibri" w:cs="Calibri"/>
+          <w:b/>
+          <w:bCs/>
+          <w:sz w:val="23"/>
+          <w:szCs w:val="23"/>
+        </w:rPr>
+        <w:t>[[Nombre]]</w:t>
       </w:r>
       <w:r>
         <w:rPr>
@@ -940,7 +947,25 @@
           <w:sz w:val="23"/>
           <w:szCs w:val="23"/>
         </w:rPr>
-        <w:t xml:space="preserve"> identificado con la cédula de ciudadanía número [[Cedula]] expedida </w:t>
+        <w:t xml:space="preserve"> identificado con la cédula de ciudadanía número </w:t>
+      </w:r>
+      <w:r>
+        <w:rPr>
+          <w:rFonts w:ascii="Calibri" w:eastAsia="Calibri" w:hAnsi="Calibri" w:cs="Calibri"/>
+          <w:b/>
+          <w:bCs/>
+          <w:sz w:val="23"/>
+          <w:szCs w:val="23"/>
+        </w:rPr>
+        <w:t>[[Cedula]]</w:t>
+      </w:r>
+      <w:r>
+        <w:rPr>
+          <w:rFonts w:ascii="Calibri" w:eastAsia="Calibri" w:hAnsi="Calibri" w:cs="Calibri"/>
+          <w:sz w:val="23"/>
+          <w:szCs w:val="23"/>
+        </w:rPr>
+        <w:t xml:space="preserve"> expedida </w:t>
       </w:r>
       <w:r>
         <w:rPr>
@@ -964,7 +989,6 @@
         </w:rPr>
         <w:t>[[</w:t>
       </w:r>
-      <w:proofErr w:type="spellStart"/>
       <w:r>
         <w:rPr>
           <w:rFonts w:ascii="Calibri" w:eastAsia="Calibri" w:hAnsi="Calibri" w:cs="Calibri"/>
@@ -976,7 +1000,6 @@
         </w:rPr>
         <w:t>CiudadExpedicion</w:t>
       </w:r>
-      <w:proofErr w:type="spellEnd"/>
       <w:r>
         <w:rPr>
           <w:rFonts w:ascii="Calibri" w:eastAsia="Calibri" w:hAnsi="Calibri" w:cs="Calibri"/>
@@ -1015,29 +1038,7 @@
           <w:sz w:val="23"/>
           <w:szCs w:val="23"/>
         </w:rPr>
-        <w:t>[[</w:t>
-      </w:r>
-      <w:proofErr w:type="spellStart"/>
-      <w:r>
-        <w:rPr>
-          <w:rFonts w:ascii="Calibri" w:eastAsia="Calibri" w:hAnsi="Calibri" w:cs="Calibri"/>
-          <w:b/>
-          <w:bCs/>
-          <w:sz w:val="23"/>
-          <w:szCs w:val="23"/>
-        </w:rPr>
-        <w:t>Direccion</w:t>
-      </w:r>
-      <w:proofErr w:type="spellEnd"/>
-      <w:r>
-        <w:rPr>
-          <w:rFonts w:ascii="Calibri" w:eastAsia="Calibri" w:hAnsi="Calibri" w:cs="Calibri"/>
-          <w:b/>
-          <w:bCs/>
-          <w:sz w:val="23"/>
-          <w:szCs w:val="23"/>
-        </w:rPr>
-        <w:t>]]</w:t>
+        <w:t>[[Direccion]]</w:t>
       </w:r>
       <w:r>
         <w:rPr>
@@ -1288,7 +1289,25 @@
           <w:sz w:val="23"/>
           <w:szCs w:val="23"/>
         </w:rPr>
-        <w:t xml:space="preserve">, todo lo cual forma parte integrante del presente contrato, observando en su desempeño el cuidado y diligencia necesarios, especialmente como [[Cargo]], pudiendo </w:t>
+        <w:t xml:space="preserve">, todo lo cual forma parte integrante del presente contrato, observando en su desempeño el cuidado y diligencia necesarios, especialmente como </w:t>
+      </w:r>
+      <w:r>
+        <w:rPr>
+          <w:rFonts w:ascii="Calibri" w:eastAsia="Calibri" w:hAnsi="Calibri" w:cs="Calibri"/>
+          <w:b/>
+          <w:bCs/>
+          <w:sz w:val="23"/>
+          <w:szCs w:val="23"/>
+        </w:rPr>
+        <w:t>[[Cargo]]</w:t>
+      </w:r>
+      <w:r>
+        <w:rPr>
+          <w:rFonts w:ascii="Calibri" w:eastAsia="Calibri" w:hAnsi="Calibri" w:cs="Calibri"/>
+          <w:sz w:val="23"/>
+          <w:szCs w:val="23"/>
+        </w:rPr>
+        <w:t xml:space="preserve">, pudiendo </w:t>
       </w:r>
       <w:r>
         <w:rPr>
@@ -2275,53 +2294,27 @@
           <w:sz w:val="23"/>
           <w:szCs w:val="23"/>
         </w:rPr>
-        <w:t xml:space="preserve"> reconocerá un salario integral básico por valor de [[</w:t>
-      </w:r>
-      <w:proofErr w:type="spellStart"/>
-      <w:r>
-        <w:rPr>
-          <w:rFonts w:ascii="Calibri" w:eastAsia="Calibri" w:hAnsi="Calibri" w:cs="Calibri"/>
-          <w:sz w:val="23"/>
-          <w:szCs w:val="23"/>
-        </w:rPr>
-        <w:t>SalarioLetras</w:t>
-      </w:r>
-      <w:proofErr w:type="spellEnd"/>
-      <w:r>
-        <w:rPr>
-          <w:rFonts w:ascii="Calibri" w:eastAsia="Calibri" w:hAnsi="Calibri" w:cs="Calibri"/>
-          <w:sz w:val="23"/>
-          <w:szCs w:val="23"/>
-        </w:rPr>
-        <w:t>]]</w:t>
-      </w:r>
-      <w:r>
-        <w:rPr>
-          <w:rFonts w:ascii="Calibri" w:eastAsia="Calibri" w:hAnsi="Calibri" w:cs="Calibri"/>
-          <w:b/>
-          <w:bCs/>
-          <w:sz w:val="23"/>
-          <w:szCs w:val="23"/>
-        </w:rPr>
-        <w:t xml:space="preserve"> (</w:t>
-      </w:r>
-      <w:r>
-        <w:rPr>
-          <w:rFonts w:ascii="Calibri" w:eastAsia="Calibri" w:hAnsi="Calibri" w:cs="Calibri"/>
-          <w:sz w:val="23"/>
-          <w:szCs w:val="23"/>
-        </w:rPr>
-        <w:t>[[Salario]]</w:t>
-      </w:r>
-      <w:r>
-        <w:rPr>
-          <w:rFonts w:ascii="Calibri" w:eastAsia="Calibri" w:hAnsi="Calibri" w:cs="Calibri"/>
-          <w:b/>
-          <w:bCs/>
-          <w:sz w:val="23"/>
-          <w:szCs w:val="23"/>
-        </w:rPr>
-        <w:t xml:space="preserve">) </w:t>
+        <w:t xml:space="preserve"> reconocerá un salario integral básico por valor de </w:t>
+      </w:r>
+      <w:r>
+        <w:rPr>
+          <w:rFonts w:ascii="Calibri" w:eastAsia="Calibri" w:hAnsi="Calibri" w:cs="Calibri"/>
+          <w:b/>
+          <w:bCs/>
+          <w:sz w:val="23"/>
+          <w:szCs w:val="23"/>
+        </w:rPr>
+        <w:t>[[SalarioLetras]] ([[Salario]])</w:t>
+      </w:r>
+      <w:r>
+        <w:rPr>
+          <w:rFonts w:ascii="Calibri" w:eastAsia="Calibri" w:hAnsi="Calibri" w:cs="Calibri"/>
+          <w:b/>
+          <w:bCs/>
+          <w:sz w:val="23"/>
+          <w:szCs w:val="23"/>
+        </w:rPr>
+        <w:t xml:space="preserve"> </w:t>
       </w:r>
       <w:r>
         <w:rPr>
@@ -2400,28 +2393,12 @@
       <w:r>
         <w:rPr>
           <w:rFonts w:ascii="Calibri" w:eastAsia="Calibri" w:hAnsi="Calibri" w:cs="Calibri"/>
-          <w:sz w:val="23"/>
-          <w:szCs w:val="23"/>
-        </w:rPr>
-        <w:t>[[</w:t>
-      </w:r>
-      <w:proofErr w:type="spellStart"/>
-      <w:r>
-        <w:rPr>
-          <w:rFonts w:ascii="Calibri" w:eastAsia="Calibri" w:hAnsi="Calibri" w:cs="Calibri"/>
-          <w:sz w:val="23"/>
-          <w:szCs w:val="23"/>
-        </w:rPr>
-        <w:t>CompRemunerativoLetras</w:t>
-      </w:r>
-      <w:proofErr w:type="spellEnd"/>
-      <w:r>
-        <w:rPr>
-          <w:rFonts w:ascii="Calibri" w:eastAsia="Calibri" w:hAnsi="Calibri" w:cs="Calibri"/>
-          <w:sz w:val="23"/>
-          <w:szCs w:val="23"/>
-        </w:rPr>
-        <w:t>]]</w:t>
+          <w:b/>
+          <w:bCs/>
+          <w:sz w:val="23"/>
+          <w:szCs w:val="23"/>
+        </w:rPr>
+        <w:t>[[CompRemunerativoLetras]]</w:t>
       </w:r>
       <w:r>
         <w:rPr>
@@ -2436,9 +2413,14 @@
       </w:r>
       <w:sdt>
         <w:sdtPr>
+          <w:rPr>
+            <w:b/>
+            <w:bCs/>
+          </w:rPr>
           <w:tag w:val="goog_rdk_0"/>
           <w:id w:val="-1101748484"/>
         </w:sdtPr>
+        <w:sdtEndPr/>
         <w:sdtContent>
           <w:commentRangeStart w:id="2"/>
         </w:sdtContent>
@@ -2456,36 +2438,22 @@
       </w:r>
       <w:commentRangeEnd w:id="2"/>
       <w:r>
+        <w:rPr>
+          <w:b/>
+          <w:bCs/>
+        </w:rPr>
         <w:commentReference w:id="2"/>
       </w:r>
       <w:r>
         <w:rPr>
           <w:rFonts w:ascii="Calibri" w:eastAsia="Calibri" w:hAnsi="Calibri" w:cs="Calibri"/>
+          <w:b/>
+          <w:bCs/>
           <w:sz w:val="23"/>
           <w:szCs w:val="23"/>
           <w:shd w:val="clear" w:color="auto" w:fill="FFF2CC"/>
         </w:rPr>
-        <w:t>[[</w:t>
-      </w:r>
-      <w:proofErr w:type="spellStart"/>
-      <w:r>
-        <w:rPr>
-          <w:rFonts w:ascii="Calibri" w:eastAsia="Calibri" w:hAnsi="Calibri" w:cs="Calibri"/>
-          <w:sz w:val="23"/>
-          <w:szCs w:val="23"/>
-          <w:shd w:val="clear" w:color="auto" w:fill="FFF2CC"/>
-        </w:rPr>
-        <w:t>ComponenteRemunerativo</w:t>
-      </w:r>
-      <w:proofErr w:type="spellEnd"/>
-      <w:r>
-        <w:rPr>
-          <w:rFonts w:ascii="Calibri" w:eastAsia="Calibri" w:hAnsi="Calibri" w:cs="Calibri"/>
-          <w:sz w:val="23"/>
-          <w:szCs w:val="23"/>
-          <w:shd w:val="clear" w:color="auto" w:fill="FFF2CC"/>
-        </w:rPr>
-        <w:t>]]</w:t>
+        <w:t>[[ComponenteRemunerativo]]</w:t>
       </w:r>
       <w:r>
         <w:rPr>
@@ -2561,44 +2529,23 @@
       <w:r>
         <w:rPr>
           <w:rFonts w:ascii="Calibri" w:eastAsia="Calibri" w:hAnsi="Calibri" w:cs="Calibri"/>
-          <w:sz w:val="23"/>
-          <w:szCs w:val="23"/>
-        </w:rPr>
-        <w:t>[[</w:t>
-      </w:r>
-      <w:proofErr w:type="spellStart"/>
-      <w:r>
-        <w:rPr>
-          <w:rFonts w:ascii="Calibri" w:eastAsia="Calibri" w:hAnsi="Calibri" w:cs="Calibri"/>
-          <w:sz w:val="23"/>
-          <w:szCs w:val="23"/>
-        </w:rPr>
-        <w:t>FactorPrestacionalLetras</w:t>
-      </w:r>
-      <w:proofErr w:type="spellEnd"/>
-      <w:r>
-        <w:rPr>
-          <w:rFonts w:ascii="Calibri" w:eastAsia="Calibri" w:hAnsi="Calibri" w:cs="Calibri"/>
-          <w:sz w:val="23"/>
-          <w:szCs w:val="23"/>
-        </w:rPr>
-        <w:t>]]</w:t>
-      </w:r>
-      <w:r>
-        <w:rPr>
-          <w:rFonts w:ascii="Calibri" w:eastAsia="Calibri" w:hAnsi="Calibri" w:cs="Calibri"/>
-          <w:b/>
-          <w:bCs/>
-          <w:sz w:val="23"/>
-          <w:szCs w:val="23"/>
-        </w:rPr>
-        <w:t xml:space="preserve"> </w:t>
+          <w:b/>
+          <w:bCs/>
+          <w:sz w:val="23"/>
+          <w:szCs w:val="23"/>
+        </w:rPr>
+        <w:t xml:space="preserve">[[FactorPrestacionalLetras]] </w:t>
       </w:r>
       <w:sdt>
         <w:sdtPr>
+          <w:rPr>
+            <w:b/>
+            <w:bCs/>
+          </w:rPr>
           <w:tag w:val="goog_rdk_1"/>
           <w:id w:val="-1940094619"/>
         </w:sdtPr>
+        <w:sdtEndPr/>
         <w:sdtContent>
           <w:commentRangeStart w:id="3"/>
         </w:sdtContent>
@@ -2615,6 +2562,10 @@
       </w:r>
       <w:commentRangeEnd w:id="3"/>
       <w:r>
+        <w:rPr>
+          <w:b/>
+          <w:bCs/>
+        </w:rPr>
         <w:commentReference w:id="3"/>
       </w:r>
       <w:r>
@@ -2630,37 +2581,20 @@
       <w:r>
         <w:rPr>
           <w:rFonts w:ascii="Calibri" w:eastAsia="Calibri" w:hAnsi="Calibri" w:cs="Calibri"/>
+          <w:b/>
+          <w:bCs/>
           <w:sz w:val="23"/>
           <w:szCs w:val="23"/>
           <w:shd w:val="clear" w:color="auto" w:fill="FFF2CC"/>
         </w:rPr>
-        <w:t>[[</w:t>
-      </w:r>
-      <w:proofErr w:type="spellStart"/>
-      <w:r>
-        <w:rPr>
-          <w:rFonts w:ascii="Calibri" w:eastAsia="Calibri" w:hAnsi="Calibri" w:cs="Calibri"/>
-          <w:sz w:val="23"/>
-          <w:szCs w:val="23"/>
-          <w:shd w:val="clear" w:color="auto" w:fill="FFF2CC"/>
-        </w:rPr>
-        <w:t>FactorPrestacional</w:t>
-      </w:r>
-      <w:proofErr w:type="spellEnd"/>
-      <w:r>
-        <w:rPr>
-          <w:rFonts w:ascii="Calibri" w:eastAsia="Calibri" w:hAnsi="Calibri" w:cs="Calibri"/>
-          <w:sz w:val="23"/>
-          <w:szCs w:val="23"/>
-          <w:shd w:val="clear" w:color="auto" w:fill="FFF2CC"/>
-        </w:rPr>
-        <w:t>]]</w:t>
+        <w:t>[[FactorPrestacional]]</w:t>
       </w:r>
       <w:sdt>
         <w:sdtPr>
           <w:tag w:val="goog_rdk_2"/>
           <w:id w:val="-1586327476"/>
         </w:sdtPr>
+        <w:sdtEndPr/>
         <w:sdtContent>
           <w:commentRangeStart w:id="4"/>
         </w:sdtContent>
@@ -3704,25 +3638,7 @@
           <w:sz w:val="23"/>
           <w:szCs w:val="23"/>
         </w:rPr>
-        <w:t xml:space="preserve"> reconoce y acepta que la característica de la estructura de cargos de la empresa es la </w:t>
-      </w:r>
-      <w:proofErr w:type="spellStart"/>
-      <w:r>
-        <w:rPr>
-          <w:rFonts w:ascii="Calibri" w:eastAsia="Calibri" w:hAnsi="Calibri" w:cs="Calibri"/>
-          <w:sz w:val="23"/>
-          <w:szCs w:val="23"/>
-        </w:rPr>
-        <w:t>poliasignación</w:t>
-      </w:r>
-      <w:proofErr w:type="spellEnd"/>
-      <w:r>
-        <w:rPr>
-          <w:rFonts w:ascii="Calibri" w:eastAsia="Calibri" w:hAnsi="Calibri" w:cs="Calibri"/>
-          <w:sz w:val="23"/>
-          <w:szCs w:val="23"/>
-        </w:rPr>
-        <w:t xml:space="preserve">, en virtud de la cual el trabajador puede ser asignado a las tareas que el empleador determine según el plan de trabajo y los objetivos empresariales y de acuerdo con el nivel funcional que le corresponde a </w:t>
+        <w:t xml:space="preserve"> reconoce y acepta que la característica de la estructura de cargos de la empresa es la poliasignación, en virtud de la cual el trabajador puede ser asignado a las tareas que el empleador determine según el plan de trabajo y los objetivos empresariales y de acuerdo con el nivel funcional que le corresponde a </w:t>
       </w:r>
       <w:r>
         <w:rPr>
@@ -3834,25 +3750,7 @@
           <w:sz w:val="23"/>
           <w:szCs w:val="23"/>
         </w:rPr>
-        <w:t xml:space="preserve"> haya celebrado para tal fin. De esa manera, para las partes es claro que las relaciones que se establezcan entre el trabajador y los terceros en virtud de la </w:t>
-      </w:r>
-      <w:proofErr w:type="spellStart"/>
-      <w:r>
-        <w:rPr>
-          <w:rFonts w:ascii="Calibri" w:eastAsia="Calibri" w:hAnsi="Calibri" w:cs="Calibri"/>
-          <w:sz w:val="23"/>
-          <w:szCs w:val="23"/>
-        </w:rPr>
-        <w:t>poliasignación</w:t>
-      </w:r>
-      <w:proofErr w:type="spellEnd"/>
-      <w:r>
-        <w:rPr>
-          <w:rFonts w:ascii="Calibri" w:eastAsia="Calibri" w:hAnsi="Calibri" w:cs="Calibri"/>
-          <w:sz w:val="23"/>
-          <w:szCs w:val="23"/>
-        </w:rPr>
-        <w:t xml:space="preserve"> mencionada en esta cláusula no se derivará vínculo laboral alguno, toda vez que la subordinación se mantiene en cabeza del empleador DIACO S.A. y será ejercida en virtud del contrato de trabajo celebrado entre esta y </w:t>
+        <w:t xml:space="preserve"> haya celebrado para tal fin. De esa manera, para las partes es claro que las relaciones que se establezcan entre el trabajador y los terceros en virtud de la poliasignación mencionada en esta cláusula no se derivará vínculo laboral alguno, toda vez que la subordinación se mantiene en cabeza del empleador DIACO S.A. y será ejercida en virtud del contrato de trabajo celebrado entre esta y </w:t>
       </w:r>
       <w:r>
         <w:rPr>
@@ -7498,27 +7396,7 @@
           <w:sz w:val="23"/>
           <w:szCs w:val="23"/>
         </w:rPr>
-        <w:t xml:space="preserve">Cumplimiento de </w:t>
-      </w:r>
-      <w:proofErr w:type="spellStart"/>
-      <w:r>
-        <w:rPr>
-          <w:rFonts w:ascii="Calibri" w:eastAsia="Calibri" w:hAnsi="Calibri" w:cs="Calibri"/>
-          <w:color w:val="000000"/>
-          <w:sz w:val="23"/>
-          <w:szCs w:val="23"/>
-        </w:rPr>
-        <w:t>régimenes</w:t>
-      </w:r>
-      <w:proofErr w:type="spellEnd"/>
-      <w:r>
-        <w:rPr>
-          <w:rFonts w:ascii="Calibri" w:eastAsia="Calibri" w:hAnsi="Calibri" w:cs="Calibri"/>
-          <w:color w:val="000000"/>
-          <w:sz w:val="23"/>
-          <w:szCs w:val="23"/>
-        </w:rPr>
-        <w:t xml:space="preserve"> tales como el SAGRILAFT y PTEE.</w:t>
+        <w:t>Cumplimiento de régimenes tales como el SAGRILAFT y PTEE.</w:t>
       </w:r>
     </w:p>
     <w:p>
@@ -7610,19 +7488,19 @@
           <w:sz w:val="23"/>
           <w:szCs w:val="23"/>
         </w:rPr>
-        <w:t xml:space="preserve"> tratará datos personales sensibles, tales como datos de salud, raza, situación sentimental o </w:t>
-      </w:r>
-      <w:proofErr w:type="spellStart"/>
-      <w:r>
-        <w:rPr>
-          <w:rFonts w:ascii="Calibri" w:eastAsia="Calibri" w:hAnsi="Calibri" w:cs="Calibri"/>
+        <w:t xml:space="preserve"> tratará datos personales sensibles, tales como datos de salud, raza, situación sentimental o genero, imagen, voz y/o video. Adicionalmente </w:t>
+      </w:r>
+      <w:r>
+        <w:rPr>
+          <w:rFonts w:ascii="Calibri" w:eastAsia="Calibri" w:hAnsi="Calibri" w:cs="Calibri"/>
+          <w:b/>
+          <w:bCs/>
           <w:color w:val="000000"/>
           <w:sz w:val="23"/>
           <w:szCs w:val="23"/>
         </w:rPr>
-        <w:t>genero</w:t>
-      </w:r>
-      <w:proofErr w:type="spellEnd"/>
+        <w:t>DIACO S.A.</w:t>
+      </w:r>
       <w:r>
         <w:rPr>
           <w:rFonts w:ascii="Calibri" w:eastAsia="Calibri" w:hAnsi="Calibri" w:cs="Calibri"/>
@@ -7630,47 +7508,7 @@
           <w:sz w:val="23"/>
           <w:szCs w:val="23"/>
         </w:rPr>
-        <w:t xml:space="preserve">, imagen, voz y/o video. Adicionalmente </w:t>
-      </w:r>
-      <w:r>
-        <w:rPr>
-          <w:rFonts w:ascii="Calibri" w:eastAsia="Calibri" w:hAnsi="Calibri" w:cs="Calibri"/>
-          <w:b/>
-          <w:bCs/>
-          <w:color w:val="000000"/>
-          <w:sz w:val="23"/>
-          <w:szCs w:val="23"/>
-        </w:rPr>
-        <w:t>DIACO S.A.</w:t>
-      </w:r>
-      <w:r>
-        <w:rPr>
-          <w:rFonts w:ascii="Calibri" w:eastAsia="Calibri" w:hAnsi="Calibri" w:cs="Calibri"/>
-          <w:color w:val="000000"/>
-          <w:sz w:val="23"/>
-          <w:szCs w:val="23"/>
-        </w:rPr>
-        <w:t xml:space="preserve"> tendrá acceso a los datos de su familia, tales como datos de sus hijos (para aspectos relacionados con beneficios o celebraciones a los que estos puedan llegar a tener), </w:t>
-      </w:r>
-      <w:proofErr w:type="spellStart"/>
-      <w:r>
-        <w:rPr>
-          <w:rFonts w:ascii="Calibri" w:eastAsia="Calibri" w:hAnsi="Calibri" w:cs="Calibri"/>
-          <w:color w:val="000000"/>
-          <w:sz w:val="23"/>
-          <w:szCs w:val="23"/>
-        </w:rPr>
-        <w:t>conyuge</w:t>
-      </w:r>
-      <w:proofErr w:type="spellEnd"/>
-      <w:r>
-        <w:rPr>
-          <w:rFonts w:ascii="Calibri" w:eastAsia="Calibri" w:hAnsi="Calibri" w:cs="Calibri"/>
-          <w:color w:val="000000"/>
-          <w:sz w:val="23"/>
-          <w:szCs w:val="23"/>
-        </w:rPr>
-        <w:t xml:space="preserve"> o familiares (para aspectos relacionados con beneficios o celebraciones a los que estos puedan llegar a tener, contacto de emergencia, entre otros). </w:t>
+        <w:t xml:space="preserve"> tendrá acceso a los datos de su familia, tales como datos de sus hijos (para aspectos relacionados con beneficios o celebraciones a los que estos puedan llegar a tener), conyuge o familiares (para aspectos relacionados con beneficios o celebraciones a los que estos puedan llegar a tener, contacto de emergencia, entre otros). </w:t>
       </w:r>
     </w:p>
     <w:p>
@@ -8188,43 +8026,7 @@
           <w:sz w:val="23"/>
           <w:szCs w:val="23"/>
         </w:rPr>
-        <w:t xml:space="preserve">Las PARTES se comprometen a cumplir todas las leyes y regulaciones vigentes, incluyendo la Ley 1778 de 2016, el FCPA, el UK </w:t>
-      </w:r>
-      <w:proofErr w:type="spellStart"/>
-      <w:r>
-        <w:rPr>
-          <w:rFonts w:ascii="Calibri" w:eastAsia="Calibri" w:hAnsi="Calibri" w:cs="Calibri"/>
-          <w:sz w:val="23"/>
-          <w:szCs w:val="23"/>
-        </w:rPr>
-        <w:t>Bribery</w:t>
-      </w:r>
-      <w:proofErr w:type="spellEnd"/>
-      <w:r>
-        <w:rPr>
-          <w:rFonts w:ascii="Calibri" w:eastAsia="Calibri" w:hAnsi="Calibri" w:cs="Calibri"/>
-          <w:sz w:val="23"/>
-          <w:szCs w:val="23"/>
-        </w:rPr>
-        <w:t xml:space="preserve"> </w:t>
-      </w:r>
-      <w:proofErr w:type="spellStart"/>
-      <w:r>
-        <w:rPr>
-          <w:rFonts w:ascii="Calibri" w:eastAsia="Calibri" w:hAnsi="Calibri" w:cs="Calibri"/>
-          <w:sz w:val="23"/>
-          <w:szCs w:val="23"/>
-        </w:rPr>
-        <w:t>Act</w:t>
-      </w:r>
-      <w:proofErr w:type="spellEnd"/>
-      <w:r>
-        <w:rPr>
-          <w:rFonts w:ascii="Calibri" w:eastAsia="Calibri" w:hAnsi="Calibri" w:cs="Calibri"/>
-          <w:sz w:val="23"/>
-          <w:szCs w:val="23"/>
-        </w:rPr>
-        <w:t xml:space="preserve"> y otras relacionadas con soborno, corrupción y conflictos de interés.</w:t>
+        <w:t>Las PARTES se comprometen a cumplir todas las leyes y regulaciones vigentes, incluyendo la Ley 1778 de 2016, el FCPA, el UK Bribery Act y otras relacionadas con soborno, corrupción y conflictos de interés.</w:t>
       </w:r>
     </w:p>
     <w:p>
@@ -8374,25 +8176,7 @@
           <w:sz w:val="23"/>
           <w:szCs w:val="23"/>
         </w:rPr>
-        <w:t xml:space="preserve">Las PARTES garantizarán que sus representantes no son funcionarios públicos </w:t>
-      </w:r>
-      <w:proofErr w:type="spellStart"/>
-      <w:r>
-        <w:rPr>
-          <w:rFonts w:ascii="Calibri" w:eastAsia="Calibri" w:hAnsi="Calibri" w:cs="Calibri"/>
-          <w:sz w:val="23"/>
-          <w:szCs w:val="23"/>
-        </w:rPr>
-        <w:t>y</w:t>
-      </w:r>
-      <w:proofErr w:type="spellEnd"/>
-      <w:r>
-        <w:rPr>
-          <w:rFonts w:ascii="Calibri" w:eastAsia="Calibri" w:hAnsi="Calibri" w:cs="Calibri"/>
-          <w:sz w:val="23"/>
-          <w:szCs w:val="23"/>
-        </w:rPr>
-        <w:t xml:space="preserve"> informarán sobre cualquier cambio en este estatus.</w:t>
+        <w:t>Las PARTES garantizarán que sus representantes no son funcionarios públicos y informarán sobre cualquier cambio en este estatus.</w:t>
       </w:r>
     </w:p>
     <w:p>
@@ -8555,23 +8339,13 @@
           <w:szCs w:val="23"/>
         </w:rPr>
       </w:pPr>
-      <w:proofErr w:type="spellStart"/>
-      <w:r>
-        <w:rPr>
-          <w:rFonts w:ascii="Calibri" w:eastAsia="Calibri" w:hAnsi="Calibri" w:cs="Calibri"/>
-          <w:sz w:val="23"/>
-          <w:szCs w:val="23"/>
-        </w:rPr>
-        <w:t>ii</w:t>
-      </w:r>
-      <w:proofErr w:type="spellEnd"/>
-      <w:r>
-        <w:rPr>
-          <w:rFonts w:ascii="Calibri" w:eastAsia="Calibri" w:hAnsi="Calibri" w:cs="Calibri"/>
-          <w:sz w:val="23"/>
-          <w:szCs w:val="23"/>
-        </w:rPr>
-        <w:t xml:space="preserve">. </w:t>
+      <w:r>
+        <w:rPr>
+          <w:rFonts w:ascii="Calibri" w:eastAsia="Calibri" w:hAnsi="Calibri" w:cs="Calibri"/>
+          <w:sz w:val="23"/>
+          <w:szCs w:val="23"/>
+        </w:rPr>
+        <w:t xml:space="preserve">ii. </w:t>
       </w:r>
       <w:r>
         <w:rPr>
@@ -8594,23 +8368,13 @@
           <w:szCs w:val="23"/>
         </w:rPr>
       </w:pPr>
-      <w:proofErr w:type="spellStart"/>
-      <w:r>
-        <w:rPr>
-          <w:rFonts w:ascii="Calibri" w:eastAsia="Calibri" w:hAnsi="Calibri" w:cs="Calibri"/>
-          <w:sz w:val="23"/>
-          <w:szCs w:val="23"/>
-        </w:rPr>
-        <w:t>iii</w:t>
-      </w:r>
-      <w:proofErr w:type="spellEnd"/>
-      <w:r>
-        <w:rPr>
-          <w:rFonts w:ascii="Calibri" w:eastAsia="Calibri" w:hAnsi="Calibri" w:cs="Calibri"/>
-          <w:sz w:val="23"/>
-          <w:szCs w:val="23"/>
-        </w:rPr>
-        <w:t xml:space="preserve">. </w:t>
+      <w:r>
+        <w:rPr>
+          <w:rFonts w:ascii="Calibri" w:eastAsia="Calibri" w:hAnsi="Calibri" w:cs="Calibri"/>
+          <w:sz w:val="23"/>
+          <w:szCs w:val="23"/>
+        </w:rPr>
+        <w:t xml:space="preserve">iii. </w:t>
       </w:r>
       <w:r>
         <w:rPr>
@@ -9382,7 +9146,6 @@
         </w:rPr>
         <w:t>[[</w:t>
       </w:r>
-      <w:proofErr w:type="spellStart"/>
       <w:r>
         <w:rPr>
           <w:rFonts w:ascii="Calibri" w:eastAsia="Calibri" w:hAnsi="Calibri" w:cs="Calibri"/>
@@ -9394,7 +9157,6 @@
         </w:rPr>
         <w:t>CiudadFirma</w:t>
       </w:r>
-      <w:proofErr w:type="spellEnd"/>
       <w:r>
         <w:rPr>
           <w:rFonts w:ascii="Calibri" w:eastAsia="Calibri" w:hAnsi="Calibri" w:cs="Calibri"/>
@@ -9981,19 +9743,8 @@
           <w:szCs w:val="23"/>
         </w:rPr>
         <w:tab/>
-      </w:r>
-      <w:proofErr w:type="spellStart"/>
-      <w:r>
-        <w:rPr>
-          <w:rFonts w:ascii="Calibri" w:eastAsia="Calibri" w:hAnsi="Calibri" w:cs="Calibri"/>
-          <w:b/>
-          <w:bCs/>
-          <w:sz w:val="23"/>
-          <w:szCs w:val="23"/>
-        </w:rPr>
         <w:t>TESTIGO</w:t>
       </w:r>
-      <w:proofErr w:type="spellEnd"/>
     </w:p>
     <w:p>
       <w:pPr>
@@ -10027,7 +9778,7 @@
 </file>
 
 <file path=word/comments.xml><?xml version="1.0" encoding="utf-8"?>
-<w:comments xmlns:wpc="http://schemas.microsoft.com/office/word/2010/wordprocessingCanvas" xmlns:cx="http://schemas.microsoft.com/office/drawing/2014/chartex" xmlns:cx1="http://schemas.microsoft.com/office/drawing/2015/9/8/chartex" xmlns:cx2="http://schemas.microsoft.com/office/drawing/2015/10/21/chartex" xmlns:cx3="http://schemas.microsoft.com/office/drawing/2016/5/9/chartex" xmlns:cx4="http://schemas.microsoft.com/office/drawing/2016/5/10/chartex" xmlns:cx5="http://schemas.microsoft.com/office/drawing/2016/5/11/chartex" xmlns:cx6="http://schemas.microsoft.com/office/drawing/2016/5/12/chartex" xmlns:cx7="http://schemas.microsoft.com/office/drawing/2016/5/13/chartex" xmlns:cx8="http://schemas.microsoft.com/office/drawing/2016/5/14/chartex" xmlns:mc="http://schemas.openxmlformats.org/markup-compatibility/2006" xmlns:aink="http://schemas.microsoft.com/office/drawing/2016/ink" xmlns:am3d="http://schemas.microsoft.com/office/drawing/2017/model3d" xmlns:o="urn:schemas-microsoft-com:office:office" xmlns:oel="http://schemas.microsoft.com/office/2019/extlst" xmlns:r="http://schemas.openxmlformats.org/officeDocument/2006/relationships" xmlns:m="http://schemas.openxmlformats.org/officeDocument/2006/math" xmlns:v="urn:schemas-microsoft-com:vml" xmlns:wp14="http://schemas.microsoft.com/office/word/2010/wordprocessingDrawing" xmlns:wp="http://schemas.openxmlformats.org/drawingml/2006/wordprocessingDrawing" xmlns:w10="urn:schemas-microsoft-com:office:word" xmlns:w="http://schemas.openxmlformats.org/wordprocessingml/2006/main" xmlns:w14="http://schemas.microsoft.com/office/word/2010/wordml" xmlns:w15="http://schemas.microsoft.com/office/word/2012/wordml" xmlns:w16cex="http://schemas.microsoft.com/office/word/2018/wordml/cex" xmlns:w16cid="http://schemas.microsoft.com/office/word/2016/wordml/cid" xmlns:w16="http://schemas.microsoft.com/office/word/2018/wordml" xmlns:w16sdtdh="http://schemas.microsoft.com/office/word/2020/wordml/sdtdatahash" xmlns:w16se="http://schemas.microsoft.com/office/word/2015/wordml/symex" xmlns:wpg="http://schemas.microsoft.com/office/word/2010/wordprocessingGroup" xmlns:wpi="http://schemas.microsoft.com/office/word/2010/wordprocessingInk" xmlns:wne="http://schemas.microsoft.com/office/word/2006/wordml" xmlns:wps="http://schemas.microsoft.com/office/word/2010/wordprocessingShape" mc:Ignorable="w14 w15 w16se w16cid w16 w16cex w16sdtdh wp14">
+<w:comments xmlns:wpc="http://schemas.microsoft.com/office/word/2010/wordprocessingCanvas" xmlns:cx="http://schemas.microsoft.com/office/drawing/2014/chartex" xmlns:cx1="http://schemas.microsoft.com/office/drawing/2015/9/8/chartex" xmlns:cx2="http://schemas.microsoft.com/office/drawing/2015/10/21/chartex" xmlns:cx3="http://schemas.microsoft.com/office/drawing/2016/5/9/chartex" xmlns:cx4="http://schemas.microsoft.com/office/drawing/2016/5/10/chartex" xmlns:cx5="http://schemas.microsoft.com/office/drawing/2016/5/11/chartex" xmlns:cx6="http://schemas.microsoft.com/office/drawing/2016/5/12/chartex" xmlns:cx7="http://schemas.microsoft.com/office/drawing/2016/5/13/chartex" xmlns:cx8="http://schemas.microsoft.com/office/drawing/2016/5/14/chartex" xmlns:mc="http://schemas.openxmlformats.org/markup-compatibility/2006" xmlns:aink="http://schemas.microsoft.com/office/drawing/2016/ink" xmlns:am3d="http://schemas.microsoft.com/office/drawing/2017/model3d" xmlns:o="urn:schemas-microsoft-com:office:office" xmlns:r="http://schemas.openxmlformats.org/officeDocument/2006/relationships" xmlns:m="http://schemas.openxmlformats.org/officeDocument/2006/math" xmlns:v="urn:schemas-microsoft-com:vml" xmlns:wp14="http://schemas.microsoft.com/office/word/2010/wordprocessingDrawing" xmlns:wp="http://schemas.openxmlformats.org/drawingml/2006/wordprocessingDrawing" xmlns:w10="urn:schemas-microsoft-com:office:word" xmlns:w="http://schemas.openxmlformats.org/wordprocessingml/2006/main" xmlns:w14="http://schemas.microsoft.com/office/word/2010/wordml" xmlns:w15="http://schemas.microsoft.com/office/word/2012/wordml" xmlns:w16cex="http://schemas.microsoft.com/office/word/2018/wordml/cex" xmlns:w16cid="http://schemas.microsoft.com/office/word/2016/wordml/cid" xmlns:w16="http://schemas.microsoft.com/office/word/2018/wordml" xmlns:w16sdtdh="http://schemas.microsoft.com/office/word/2020/wordml/sdtdatahash" xmlns:w16se="http://schemas.microsoft.com/office/word/2015/wordml/symex" xmlns:wpg="http://schemas.microsoft.com/office/word/2010/wordprocessingGroup" xmlns:wpi="http://schemas.microsoft.com/office/word/2010/wordprocessingInk" xmlns:wne="http://schemas.microsoft.com/office/word/2006/wordml" xmlns:wps="http://schemas.microsoft.com/office/word/2010/wordprocessingShape" mc:Ignorable="w14 w15 w16se w16cid w16 w16cex w16sdtdh wp14">
   <w:comment w:id="2" w:author="Angelica Cure Muñoz" w:date="2025-02-27T16:54:00Z" w:initials="">
     <w:p>
       <w:pPr>
@@ -10098,7 +9849,7 @@
 </file>
 
 <file path=word/commentsExtended.xml><?xml version="1.0" encoding="utf-8"?>
-<w15:commentsEx xmlns:wpc="http://schemas.microsoft.com/office/word/2010/wordprocessingCanvas" xmlns:cx="http://schemas.microsoft.com/office/drawing/2014/chartex" xmlns:cx1="http://schemas.microsoft.com/office/drawing/2015/9/8/chartex" xmlns:cx2="http://schemas.microsoft.com/office/drawing/2015/10/21/chartex" xmlns:cx3="http://schemas.microsoft.com/office/drawing/2016/5/9/chartex" xmlns:cx4="http://schemas.microsoft.com/office/drawing/2016/5/10/chartex" xmlns:cx5="http://schemas.microsoft.com/office/drawing/2016/5/11/chartex" xmlns:cx6="http://schemas.microsoft.com/office/drawing/2016/5/12/chartex" xmlns:cx7="http://schemas.microsoft.com/office/drawing/2016/5/13/chartex" xmlns:cx8="http://schemas.microsoft.com/office/drawing/2016/5/14/chartex" xmlns:mc="http://schemas.openxmlformats.org/markup-compatibility/2006" xmlns:aink="http://schemas.microsoft.com/office/drawing/2016/ink" xmlns:am3d="http://schemas.microsoft.com/office/drawing/2017/model3d" xmlns:o="urn:schemas-microsoft-com:office:office" xmlns:oel="http://schemas.microsoft.com/office/2019/extlst" xmlns:r="http://schemas.openxmlformats.org/officeDocument/2006/relationships" xmlns:m="http://schemas.openxmlformats.org/officeDocument/2006/math" xmlns:v="urn:schemas-microsoft-com:vml" xmlns:wp14="http://schemas.microsoft.com/office/word/2010/wordprocessingDrawing" xmlns:wp="http://schemas.openxmlformats.org/drawingml/2006/wordprocessingDrawing" xmlns:w10="urn:schemas-microsoft-com:office:word" xmlns:w="http://schemas.openxmlformats.org/wordprocessingml/2006/main" xmlns:w14="http://schemas.microsoft.com/office/word/2010/wordml" xmlns:w15="http://schemas.microsoft.com/office/word/2012/wordml" xmlns:w16cex="http://schemas.microsoft.com/office/word/2018/wordml/cex" xmlns:w16cid="http://schemas.microsoft.com/office/word/2016/wordml/cid" xmlns:w16="http://schemas.microsoft.com/office/word/2018/wordml" xmlns:w16sdtdh="http://schemas.microsoft.com/office/word/2020/wordml/sdtdatahash" xmlns:w16se="http://schemas.microsoft.com/office/word/2015/wordml/symex" xmlns:wpg="http://schemas.microsoft.com/office/word/2010/wordprocessingGroup" xmlns:wpi="http://schemas.microsoft.com/office/word/2010/wordprocessingInk" xmlns:wne="http://schemas.microsoft.com/office/word/2006/wordml" xmlns:wps="http://schemas.microsoft.com/office/word/2010/wordprocessingShape" mc:Ignorable="w14 w15 w16se w16cid w16 w16cex w16sdtdh wp14">
+<w15:commentsEx xmlns:wpc="http://schemas.microsoft.com/office/word/2010/wordprocessingCanvas" xmlns:cx="http://schemas.microsoft.com/office/drawing/2014/chartex" xmlns:cx1="http://schemas.microsoft.com/office/drawing/2015/9/8/chartex" xmlns:cx2="http://schemas.microsoft.com/office/drawing/2015/10/21/chartex" xmlns:cx3="http://schemas.microsoft.com/office/drawing/2016/5/9/chartex" xmlns:cx4="http://schemas.microsoft.com/office/drawing/2016/5/10/chartex" xmlns:cx5="http://schemas.microsoft.com/office/drawing/2016/5/11/chartex" xmlns:cx6="http://schemas.microsoft.com/office/drawing/2016/5/12/chartex" xmlns:cx7="http://schemas.microsoft.com/office/drawing/2016/5/13/chartex" xmlns:cx8="http://schemas.microsoft.com/office/drawing/2016/5/14/chartex" xmlns:mc="http://schemas.openxmlformats.org/markup-compatibility/2006" xmlns:aink="http://schemas.microsoft.com/office/drawing/2016/ink" xmlns:am3d="http://schemas.microsoft.com/office/drawing/2017/model3d" xmlns:o="urn:schemas-microsoft-com:office:office" xmlns:r="http://schemas.openxmlformats.org/officeDocument/2006/relationships" xmlns:m="http://schemas.openxmlformats.org/officeDocument/2006/math" xmlns:v="urn:schemas-microsoft-com:vml" xmlns:wp14="http://schemas.microsoft.com/office/word/2010/wordprocessingDrawing" xmlns:wp="http://schemas.openxmlformats.org/drawingml/2006/wordprocessingDrawing" xmlns:w10="urn:schemas-microsoft-com:office:word" xmlns:w="http://schemas.openxmlformats.org/wordprocessingml/2006/main" xmlns:w14="http://schemas.microsoft.com/office/word/2010/wordml" xmlns:w15="http://schemas.microsoft.com/office/word/2012/wordml" xmlns:w16cex="http://schemas.microsoft.com/office/word/2018/wordml/cex" xmlns:w16cid="http://schemas.microsoft.com/office/word/2016/wordml/cid" xmlns:w16="http://schemas.microsoft.com/office/word/2018/wordml" xmlns:w16sdtdh="http://schemas.microsoft.com/office/word/2020/wordml/sdtdatahash" xmlns:w16se="http://schemas.microsoft.com/office/word/2015/wordml/symex" xmlns:wpg="http://schemas.microsoft.com/office/word/2010/wordprocessingGroup" xmlns:wpi="http://schemas.microsoft.com/office/word/2010/wordprocessingInk" xmlns:wne="http://schemas.microsoft.com/office/word/2006/wordml" xmlns:wps="http://schemas.microsoft.com/office/word/2010/wordprocessingShape" mc:Ignorable="w14 w15 w16se w16cid w16 w16cex w16sdtdh wp14">
   <w15:commentEx w15:paraId="00000105" w15:done="0"/>
   <w15:commentEx w15:paraId="00000106" w15:done="0"/>
   <w15:commentEx w15:paraId="00000104" w15:done="0"/>
@@ -10106,7 +9857,7 @@
 </file>
 
 <file path=word/commentsIds.xml><?xml version="1.0" encoding="utf-8"?>
-<w16cid:commentsIds xmlns:wpc="http://schemas.microsoft.com/office/word/2010/wordprocessingCanvas" xmlns:cx="http://schemas.microsoft.com/office/drawing/2014/chartex" xmlns:cx1="http://schemas.microsoft.com/office/drawing/2015/9/8/chartex" xmlns:cx2="http://schemas.microsoft.com/office/drawing/2015/10/21/chartex" xmlns:cx3="http://schemas.microsoft.com/office/drawing/2016/5/9/chartex" xmlns:cx4="http://schemas.microsoft.com/office/drawing/2016/5/10/chartex" xmlns:cx5="http://schemas.microsoft.com/office/drawing/2016/5/11/chartex" xmlns:cx6="http://schemas.microsoft.com/office/drawing/2016/5/12/chartex" xmlns:cx7="http://schemas.microsoft.com/office/drawing/2016/5/13/chartex" xmlns:cx8="http://schemas.microsoft.com/office/drawing/2016/5/14/chartex" xmlns:mc="http://schemas.openxmlformats.org/markup-compatibility/2006" xmlns:aink="http://schemas.microsoft.com/office/drawing/2016/ink" xmlns:am3d="http://schemas.microsoft.com/office/drawing/2017/model3d" xmlns:o="urn:schemas-microsoft-com:office:office" xmlns:oel="http://schemas.microsoft.com/office/2019/extlst" xmlns:r="http://schemas.openxmlformats.org/officeDocument/2006/relationships" xmlns:m="http://schemas.openxmlformats.org/officeDocument/2006/math" xmlns:v="urn:schemas-microsoft-com:vml" xmlns:wp14="http://schemas.microsoft.com/office/word/2010/wordprocessingDrawing" xmlns:wp="http://schemas.openxmlformats.org/drawingml/2006/wordprocessingDrawing" xmlns:w10="urn:schemas-microsoft-com:office:word" xmlns:w="http://schemas.openxmlformats.org/wordprocessingml/2006/main" xmlns:w14="http://schemas.microsoft.com/office/word/2010/wordml" xmlns:w15="http://schemas.microsoft.com/office/word/2012/wordml" xmlns:w16cex="http://schemas.microsoft.com/office/word/2018/wordml/cex" xmlns:w16cid="http://schemas.microsoft.com/office/word/2016/wordml/cid" xmlns:w16="http://schemas.microsoft.com/office/word/2018/wordml" xmlns:w16sdtdh="http://schemas.microsoft.com/office/word/2020/wordml/sdtdatahash" xmlns:w16se="http://schemas.microsoft.com/office/word/2015/wordml/symex" xmlns:wpg="http://schemas.microsoft.com/office/word/2010/wordprocessingGroup" xmlns:wpi="http://schemas.microsoft.com/office/word/2010/wordprocessingInk" xmlns:wne="http://schemas.microsoft.com/office/word/2006/wordml" xmlns:wps="http://schemas.microsoft.com/office/word/2010/wordprocessingShape" mc:Ignorable="w14 w15 w16se w16cid w16 w16cex w16sdtdh wp14">
+<w16cid:commentsIds xmlns:wpc="http://schemas.microsoft.com/office/word/2010/wordprocessingCanvas" xmlns:cx="http://schemas.microsoft.com/office/drawing/2014/chartex" xmlns:cx1="http://schemas.microsoft.com/office/drawing/2015/9/8/chartex" xmlns:cx2="http://schemas.microsoft.com/office/drawing/2015/10/21/chartex" xmlns:cx3="http://schemas.microsoft.com/office/drawing/2016/5/9/chartex" xmlns:cx4="http://schemas.microsoft.com/office/drawing/2016/5/10/chartex" xmlns:cx5="http://schemas.microsoft.com/office/drawing/2016/5/11/chartex" xmlns:cx6="http://schemas.microsoft.com/office/drawing/2016/5/12/chartex" xmlns:cx7="http://schemas.microsoft.com/office/drawing/2016/5/13/chartex" xmlns:cx8="http://schemas.microsoft.com/office/drawing/2016/5/14/chartex" xmlns:mc="http://schemas.openxmlformats.org/markup-compatibility/2006" xmlns:aink="http://schemas.microsoft.com/office/drawing/2016/ink" xmlns:am3d="http://schemas.microsoft.com/office/drawing/2017/model3d" xmlns:o="urn:schemas-microsoft-com:office:office" xmlns:r="http://schemas.openxmlformats.org/officeDocument/2006/relationships" xmlns:m="http://schemas.openxmlformats.org/officeDocument/2006/math" xmlns:v="urn:schemas-microsoft-com:vml" xmlns:wp14="http://schemas.microsoft.com/office/word/2010/wordprocessingDrawing" xmlns:wp="http://schemas.openxmlformats.org/drawingml/2006/wordprocessingDrawing" xmlns:w10="urn:schemas-microsoft-com:office:word" xmlns:w="http://schemas.openxmlformats.org/wordprocessingml/2006/main" xmlns:w14="http://schemas.microsoft.com/office/word/2010/wordml" xmlns:w15="http://schemas.microsoft.com/office/word/2012/wordml" xmlns:w16cex="http://schemas.microsoft.com/office/word/2018/wordml/cex" xmlns:w16cid="http://schemas.microsoft.com/office/word/2016/wordml/cid" xmlns:w16="http://schemas.microsoft.com/office/word/2018/wordml" xmlns:w16sdtdh="http://schemas.microsoft.com/office/word/2020/wordml/sdtdatahash" xmlns:w16se="http://schemas.microsoft.com/office/word/2015/wordml/symex" xmlns:wpg="http://schemas.microsoft.com/office/word/2010/wordprocessingGroup" xmlns:wpi="http://schemas.microsoft.com/office/word/2010/wordprocessingInk" xmlns:wne="http://schemas.microsoft.com/office/word/2006/wordml" xmlns:wps="http://schemas.microsoft.com/office/word/2010/wordprocessingShape" mc:Ignorable="w14 w15 w16se w16cid w16 w16cex w16sdtdh wp14">
   <w16cid:commentId w16cid:paraId="00000105" w16cid:durableId="2DDA671F"/>
   <w16cid:commentId w16cid:paraId="00000106" w16cid:durableId="2DDA671E"/>
   <w16cid:commentId w16cid:paraId="00000104" w16cid:durableId="2DDA671D"/>
@@ -10114,7 +9865,7 @@
 </file>
 
 <file path=word/endnotes.xml><?xml version="1.0" encoding="utf-8"?>
-<w:endnotes xmlns:wpc="http://schemas.microsoft.com/office/word/2010/wordprocessingCanvas" xmlns:cx="http://schemas.microsoft.com/office/drawing/2014/chartex" xmlns:cx1="http://schemas.microsoft.com/office/drawing/2015/9/8/chartex" xmlns:cx2="http://schemas.microsoft.com/office/drawing/2015/10/21/chartex" xmlns:cx3="http://schemas.microsoft.com/office/drawing/2016/5/9/chartex" xmlns:cx4="http://schemas.microsoft.com/office/drawing/2016/5/10/chartex" xmlns:cx5="http://schemas.microsoft.com/office/drawing/2016/5/11/chartex" xmlns:cx6="http://schemas.microsoft.com/office/drawing/2016/5/12/chartex" xmlns:cx7="http://schemas.microsoft.com/office/drawing/2016/5/13/chartex" xmlns:cx8="http://schemas.microsoft.com/office/drawing/2016/5/14/chartex" xmlns:mc="http://schemas.openxmlformats.org/markup-compatibility/2006" xmlns:aink="http://schemas.microsoft.com/office/drawing/2016/ink" xmlns:am3d="http://schemas.microsoft.com/office/drawing/2017/model3d" xmlns:o="urn:schemas-microsoft-com:office:office" xmlns:oel="http://schemas.microsoft.com/office/2019/extlst" xmlns:r="http://schemas.openxmlformats.org/officeDocument/2006/relationships" xmlns:m="http://schemas.openxmlformats.org/officeDocument/2006/math" xmlns:v="urn:schemas-microsoft-com:vml" xmlns:wp14="http://schemas.microsoft.com/office/word/2010/wordprocessingDrawing" xmlns:wp="http://schemas.openxmlformats.org/drawingml/2006/wordprocessingDrawing" xmlns:w10="urn:schemas-microsoft-com:office:word" xmlns:w="http://schemas.openxmlformats.org/wordprocessingml/2006/main" xmlns:w14="http://schemas.microsoft.com/office/word/2010/wordml" xmlns:w15="http://schemas.microsoft.com/office/word/2012/wordml" xmlns:w16cex="http://schemas.microsoft.com/office/word/2018/wordml/cex" xmlns:w16cid="http://schemas.microsoft.com/office/word/2016/wordml/cid" xmlns:w16="http://schemas.microsoft.com/office/word/2018/wordml" xmlns:w16sdtdh="http://schemas.microsoft.com/office/word/2020/wordml/sdtdatahash" xmlns:w16se="http://schemas.microsoft.com/office/word/2015/wordml/symex" xmlns:wpg="http://schemas.microsoft.com/office/word/2010/wordprocessingGroup" xmlns:wpi="http://schemas.microsoft.com/office/word/2010/wordprocessingInk" xmlns:wne="http://schemas.microsoft.com/office/word/2006/wordml" xmlns:wps="http://schemas.microsoft.com/office/word/2010/wordprocessingShape" mc:Ignorable="w14 w15 w16se w16cid w16 w16cex w16sdtdh wp14">
+<w:endnotes xmlns:wpc="http://schemas.microsoft.com/office/word/2010/wordprocessingCanvas" xmlns:cx="http://schemas.microsoft.com/office/drawing/2014/chartex" xmlns:cx1="http://schemas.microsoft.com/office/drawing/2015/9/8/chartex" xmlns:cx2="http://schemas.microsoft.com/office/drawing/2015/10/21/chartex" xmlns:cx3="http://schemas.microsoft.com/office/drawing/2016/5/9/chartex" xmlns:cx4="http://schemas.microsoft.com/office/drawing/2016/5/10/chartex" xmlns:cx5="http://schemas.microsoft.com/office/drawing/2016/5/11/chartex" xmlns:cx6="http://schemas.microsoft.com/office/drawing/2016/5/12/chartex" xmlns:cx7="http://schemas.microsoft.com/office/drawing/2016/5/13/chartex" xmlns:cx8="http://schemas.microsoft.com/office/drawing/2016/5/14/chartex" xmlns:mc="http://schemas.openxmlformats.org/markup-compatibility/2006" xmlns:aink="http://schemas.microsoft.com/office/drawing/2016/ink" xmlns:am3d="http://schemas.microsoft.com/office/drawing/2017/model3d" xmlns:o="urn:schemas-microsoft-com:office:office" xmlns:r="http://schemas.openxmlformats.org/officeDocument/2006/relationships" xmlns:m="http://schemas.openxmlformats.org/officeDocument/2006/math" xmlns:v="urn:schemas-microsoft-com:vml" xmlns:wp14="http://schemas.microsoft.com/office/word/2010/wordprocessingDrawing" xmlns:wp="http://schemas.openxmlformats.org/drawingml/2006/wordprocessingDrawing" xmlns:w10="urn:schemas-microsoft-com:office:word" xmlns:w="http://schemas.openxmlformats.org/wordprocessingml/2006/main" xmlns:w14="http://schemas.microsoft.com/office/word/2010/wordml" xmlns:w15="http://schemas.microsoft.com/office/word/2012/wordml" xmlns:w16cex="http://schemas.microsoft.com/office/word/2018/wordml/cex" xmlns:w16cid="http://schemas.microsoft.com/office/word/2016/wordml/cid" xmlns:w16="http://schemas.microsoft.com/office/word/2018/wordml" xmlns:w16sdtdh="http://schemas.microsoft.com/office/word/2020/wordml/sdtdatahash" xmlns:w16se="http://schemas.microsoft.com/office/word/2015/wordml/symex" xmlns:wpg="http://schemas.microsoft.com/office/word/2010/wordprocessingGroup" xmlns:wpi="http://schemas.microsoft.com/office/word/2010/wordprocessingInk" xmlns:wne="http://schemas.microsoft.com/office/word/2006/wordml" xmlns:wps="http://schemas.microsoft.com/office/word/2010/wordprocessingShape" mc:Ignorable="w14 w15 w16se w16cid w16 w16cex w16sdtdh wp14">
   <w:endnote w:type="separator" w:id="-1">
     <w:p>
       <w:r>
@@ -10133,7 +9884,7 @@
 </file>
 
 <file path=word/footer1.xml><?xml version="1.0" encoding="utf-8"?>
-<w:ftr xmlns:wpc="http://schemas.microsoft.com/office/word/2010/wordprocessingCanvas" xmlns:cx="http://schemas.microsoft.com/office/drawing/2014/chartex" xmlns:cx1="http://schemas.microsoft.com/office/drawing/2015/9/8/chartex" xmlns:cx2="http://schemas.microsoft.com/office/drawing/2015/10/21/chartex" xmlns:cx3="http://schemas.microsoft.com/office/drawing/2016/5/9/chartex" xmlns:cx4="http://schemas.microsoft.com/office/drawing/2016/5/10/chartex" xmlns:cx5="http://schemas.microsoft.com/office/drawing/2016/5/11/chartex" xmlns:cx6="http://schemas.microsoft.com/office/drawing/2016/5/12/chartex" xmlns:cx7="http://schemas.microsoft.com/office/drawing/2016/5/13/chartex" xmlns:cx8="http://schemas.microsoft.com/office/drawing/2016/5/14/chartex" xmlns:mc="http://schemas.openxmlformats.org/markup-compatibility/2006" xmlns:aink="http://schemas.microsoft.com/office/drawing/2016/ink" xmlns:am3d="http://schemas.microsoft.com/office/drawing/2017/model3d" xmlns:o="urn:schemas-microsoft-com:office:office" xmlns:oel="http://schemas.microsoft.com/office/2019/extlst" xmlns:r="http://schemas.openxmlformats.org/officeDocument/2006/relationships" xmlns:m="http://schemas.openxmlformats.org/officeDocument/2006/math" xmlns:v="urn:schemas-microsoft-com:vml" xmlns:wp14="http://schemas.microsoft.com/office/word/2010/wordprocessingDrawing" xmlns:wp="http://schemas.openxmlformats.org/drawingml/2006/wordprocessingDrawing" xmlns:w10="urn:schemas-microsoft-com:office:word" xmlns:w="http://schemas.openxmlformats.org/wordprocessingml/2006/main" xmlns:w14="http://schemas.microsoft.com/office/word/2010/wordml" xmlns:w15="http://schemas.microsoft.com/office/word/2012/wordml" xmlns:w16cex="http://schemas.microsoft.com/office/word/2018/wordml/cex" xmlns:w16cid="http://schemas.microsoft.com/office/word/2016/wordml/cid" xmlns:w16="http://schemas.microsoft.com/office/word/2018/wordml" xmlns:w16sdtdh="http://schemas.microsoft.com/office/word/2020/wordml/sdtdatahash" xmlns:w16se="http://schemas.microsoft.com/office/word/2015/wordml/symex" xmlns:wpg="http://schemas.microsoft.com/office/word/2010/wordprocessingGroup" xmlns:wpi="http://schemas.microsoft.com/office/word/2010/wordprocessingInk" xmlns:wne="http://schemas.microsoft.com/office/word/2006/wordml" xmlns:wps="http://schemas.microsoft.com/office/word/2010/wordprocessingShape" mc:Ignorable="w14 w15 w16se w16cid w16 w16cex w16sdtdh wp14">
+<w:ftr xmlns:wpc="http://schemas.microsoft.com/office/word/2010/wordprocessingCanvas" xmlns:cx="http://schemas.microsoft.com/office/drawing/2014/chartex" xmlns:cx1="http://schemas.microsoft.com/office/drawing/2015/9/8/chartex" xmlns:cx2="http://schemas.microsoft.com/office/drawing/2015/10/21/chartex" xmlns:cx3="http://schemas.microsoft.com/office/drawing/2016/5/9/chartex" xmlns:cx4="http://schemas.microsoft.com/office/drawing/2016/5/10/chartex" xmlns:cx5="http://schemas.microsoft.com/office/drawing/2016/5/11/chartex" xmlns:cx6="http://schemas.microsoft.com/office/drawing/2016/5/12/chartex" xmlns:cx7="http://schemas.microsoft.com/office/drawing/2016/5/13/chartex" xmlns:cx8="http://schemas.microsoft.com/office/drawing/2016/5/14/chartex" xmlns:mc="http://schemas.openxmlformats.org/markup-compatibility/2006" xmlns:aink="http://schemas.microsoft.com/office/drawing/2016/ink" xmlns:am3d="http://schemas.microsoft.com/office/drawing/2017/model3d" xmlns:o="urn:schemas-microsoft-com:office:office" xmlns:r="http://schemas.openxmlformats.org/officeDocument/2006/relationships" xmlns:m="http://schemas.openxmlformats.org/officeDocument/2006/math" xmlns:v="urn:schemas-microsoft-com:vml" xmlns:wp14="http://schemas.microsoft.com/office/word/2010/wordprocessingDrawing" xmlns:wp="http://schemas.openxmlformats.org/drawingml/2006/wordprocessingDrawing" xmlns:w10="urn:schemas-microsoft-com:office:word" xmlns:w="http://schemas.openxmlformats.org/wordprocessingml/2006/main" xmlns:w14="http://schemas.microsoft.com/office/word/2010/wordml" xmlns:w15="http://schemas.microsoft.com/office/word/2012/wordml" xmlns:w16cex="http://schemas.microsoft.com/office/word/2018/wordml/cex" xmlns:w16cid="http://schemas.microsoft.com/office/word/2016/wordml/cid" xmlns:w16="http://schemas.microsoft.com/office/word/2018/wordml" xmlns:w16sdtdh="http://schemas.microsoft.com/office/word/2020/wordml/sdtdatahash" xmlns:w16se="http://schemas.microsoft.com/office/word/2015/wordml/symex" xmlns:wpg="http://schemas.microsoft.com/office/word/2010/wordprocessingGroup" xmlns:wpi="http://schemas.microsoft.com/office/word/2010/wordprocessingInk" xmlns:wne="http://schemas.microsoft.com/office/word/2006/wordml" xmlns:wps="http://schemas.microsoft.com/office/word/2010/wordprocessingShape" mc:Ignorable="w14 w15 w16se w16cid w16 w16cex w16sdtdh wp14">
   <w:p>
     <w:pPr>
       <w:pBdr>
@@ -10204,7 +9955,7 @@
 </file>
 
 <file path=word/footnotes.xml><?xml version="1.0" encoding="utf-8"?>
-<w:footnotes xmlns:wpc="http://schemas.microsoft.com/office/word/2010/wordprocessingCanvas" xmlns:cx="http://schemas.microsoft.com/office/drawing/2014/chartex" xmlns:cx1="http://schemas.microsoft.com/office/drawing/2015/9/8/chartex" xmlns:cx2="http://schemas.microsoft.com/office/drawing/2015/10/21/chartex" xmlns:cx3="http://schemas.microsoft.com/office/drawing/2016/5/9/chartex" xmlns:cx4="http://schemas.microsoft.com/office/drawing/2016/5/10/chartex" xmlns:cx5="http://schemas.microsoft.com/office/drawing/2016/5/11/chartex" xmlns:cx6="http://schemas.microsoft.com/office/drawing/2016/5/12/chartex" xmlns:cx7="http://schemas.microsoft.com/office/drawing/2016/5/13/chartex" xmlns:cx8="http://schemas.microsoft.com/office/drawing/2016/5/14/chartex" xmlns:mc="http://schemas.openxmlformats.org/markup-compatibility/2006" xmlns:aink="http://schemas.microsoft.com/office/drawing/2016/ink" xmlns:am3d="http://schemas.microsoft.com/office/drawing/2017/model3d" xmlns:o="urn:schemas-microsoft-com:office:office" xmlns:oel="http://schemas.microsoft.com/office/2019/extlst" xmlns:r="http://schemas.openxmlformats.org/officeDocument/2006/relationships" xmlns:m="http://schemas.openxmlformats.org/officeDocument/2006/math" xmlns:v="urn:schemas-microsoft-com:vml" xmlns:wp14="http://schemas.microsoft.com/office/word/2010/wordprocessingDrawing" xmlns:wp="http://schemas.openxmlformats.org/drawingml/2006/wordprocessingDrawing" xmlns:w10="urn:schemas-microsoft-com:office:word" xmlns:w="http://schemas.openxmlformats.org/wordprocessingml/2006/main" xmlns:w14="http://schemas.microsoft.com/office/word/2010/wordml" xmlns:w15="http://schemas.microsoft.com/office/word/2012/wordml" xmlns:w16cex="http://schemas.microsoft.com/office/word/2018/wordml/cex" xmlns:w16cid="http://schemas.microsoft.com/office/word/2016/wordml/cid" xmlns:w16="http://schemas.microsoft.com/office/word/2018/wordml" xmlns:w16sdtdh="http://schemas.microsoft.com/office/word/2020/wordml/sdtdatahash" xmlns:w16se="http://schemas.microsoft.com/office/word/2015/wordml/symex" xmlns:wpg="http://schemas.microsoft.com/office/word/2010/wordprocessingGroup" xmlns:wpi="http://schemas.microsoft.com/office/word/2010/wordprocessingInk" xmlns:wne="http://schemas.microsoft.com/office/word/2006/wordml" xmlns:wps="http://schemas.microsoft.com/office/word/2010/wordprocessingShape" mc:Ignorable="w14 w15 w16se w16cid w16 w16cex w16sdtdh wp14">
+<w:footnotes xmlns:wpc="http://schemas.microsoft.com/office/word/2010/wordprocessingCanvas" xmlns:cx="http://schemas.microsoft.com/office/drawing/2014/chartex" xmlns:cx1="http://schemas.microsoft.com/office/drawing/2015/9/8/chartex" xmlns:cx2="http://schemas.microsoft.com/office/drawing/2015/10/21/chartex" xmlns:cx3="http://schemas.microsoft.com/office/drawing/2016/5/9/chartex" xmlns:cx4="http://schemas.microsoft.com/office/drawing/2016/5/10/chartex" xmlns:cx5="http://schemas.microsoft.com/office/drawing/2016/5/11/chartex" xmlns:cx6="http://schemas.microsoft.com/office/drawing/2016/5/12/chartex" xmlns:cx7="http://schemas.microsoft.com/office/drawing/2016/5/13/chartex" xmlns:cx8="http://schemas.microsoft.com/office/drawing/2016/5/14/chartex" xmlns:mc="http://schemas.openxmlformats.org/markup-compatibility/2006" xmlns:aink="http://schemas.microsoft.com/office/drawing/2016/ink" xmlns:am3d="http://schemas.microsoft.com/office/drawing/2017/model3d" xmlns:o="urn:schemas-microsoft-com:office:office" xmlns:r="http://schemas.openxmlformats.org/officeDocument/2006/relationships" xmlns:m="http://schemas.openxmlformats.org/officeDocument/2006/math" xmlns:v="urn:schemas-microsoft-com:vml" xmlns:wp14="http://schemas.microsoft.com/office/word/2010/wordprocessingDrawing" xmlns:wp="http://schemas.openxmlformats.org/drawingml/2006/wordprocessingDrawing" xmlns:w10="urn:schemas-microsoft-com:office:word" xmlns:w="http://schemas.openxmlformats.org/wordprocessingml/2006/main" xmlns:w14="http://schemas.microsoft.com/office/word/2010/wordml" xmlns:w15="http://schemas.microsoft.com/office/word/2012/wordml" xmlns:w16cex="http://schemas.microsoft.com/office/word/2018/wordml/cex" xmlns:w16cid="http://schemas.microsoft.com/office/word/2016/wordml/cid" xmlns:w16="http://schemas.microsoft.com/office/word/2018/wordml" xmlns:w16sdtdh="http://schemas.microsoft.com/office/word/2020/wordml/sdtdatahash" xmlns:w16se="http://schemas.microsoft.com/office/word/2015/wordml/symex" xmlns:wpg="http://schemas.microsoft.com/office/word/2010/wordprocessingGroup" xmlns:wpi="http://schemas.microsoft.com/office/word/2010/wordprocessingInk" xmlns:wne="http://schemas.microsoft.com/office/word/2006/wordml" xmlns:wps="http://schemas.microsoft.com/office/word/2010/wordprocessingShape" mc:Ignorable="w14 w15 w16se w16cid w16 w16cex w16sdtdh wp14">
   <w:footnote w:type="separator" w:id="-1">
     <w:p>
       <w:r>
@@ -10223,7 +9974,7 @@
 </file>
 
 <file path=word/header1.xml><?xml version="1.0" encoding="utf-8"?>
-<w:hdr xmlns:wpc="http://schemas.microsoft.com/office/word/2010/wordprocessingCanvas" xmlns:cx="http://schemas.microsoft.com/office/drawing/2014/chartex" xmlns:cx1="http://schemas.microsoft.com/office/drawing/2015/9/8/chartex" xmlns:cx2="http://schemas.microsoft.com/office/drawing/2015/10/21/chartex" xmlns:cx3="http://schemas.microsoft.com/office/drawing/2016/5/9/chartex" xmlns:cx4="http://schemas.microsoft.com/office/drawing/2016/5/10/chartex" xmlns:cx5="http://schemas.microsoft.com/office/drawing/2016/5/11/chartex" xmlns:cx6="http://schemas.microsoft.com/office/drawing/2016/5/12/chartex" xmlns:cx7="http://schemas.microsoft.com/office/drawing/2016/5/13/chartex" xmlns:cx8="http://schemas.microsoft.com/office/drawing/2016/5/14/chartex" xmlns:mc="http://schemas.openxmlformats.org/markup-compatibility/2006" xmlns:aink="http://schemas.microsoft.com/office/drawing/2016/ink" xmlns:am3d="http://schemas.microsoft.com/office/drawing/2017/model3d" xmlns:o="urn:schemas-microsoft-com:office:office" xmlns:oel="http://schemas.microsoft.com/office/2019/extlst" xmlns:r="http://schemas.openxmlformats.org/officeDocument/2006/relationships" xmlns:m="http://schemas.openxmlformats.org/officeDocument/2006/math" xmlns:v="urn:schemas-microsoft-com:vml" xmlns:wp14="http://schemas.microsoft.com/office/word/2010/wordprocessingDrawing" xmlns:wp="http://schemas.openxmlformats.org/drawingml/2006/wordprocessingDrawing" xmlns:w10="urn:schemas-microsoft-com:office:word" xmlns:w="http://schemas.openxmlformats.org/wordprocessingml/2006/main" xmlns:w14="http://schemas.microsoft.com/office/word/2010/wordml" xmlns:w15="http://schemas.microsoft.com/office/word/2012/wordml" xmlns:w16cex="http://schemas.microsoft.com/office/word/2018/wordml/cex" xmlns:w16cid="http://schemas.microsoft.com/office/word/2016/wordml/cid" xmlns:w16="http://schemas.microsoft.com/office/word/2018/wordml" xmlns:w16sdtdh="http://schemas.microsoft.com/office/word/2020/wordml/sdtdatahash" xmlns:w16se="http://schemas.microsoft.com/office/word/2015/wordml/symex" xmlns:wpg="http://schemas.microsoft.com/office/word/2010/wordprocessingGroup" xmlns:wpi="http://schemas.microsoft.com/office/word/2010/wordprocessingInk" xmlns:wne="http://schemas.microsoft.com/office/word/2006/wordml" xmlns:wps="http://schemas.microsoft.com/office/word/2010/wordprocessingShape" mc:Ignorable="w14 w15 w16se w16cid w16 w16cex w16sdtdh wp14">
+<w:hdr xmlns:wpc="http://schemas.microsoft.com/office/word/2010/wordprocessingCanvas" xmlns:cx="http://schemas.microsoft.com/office/drawing/2014/chartex" xmlns:cx1="http://schemas.microsoft.com/office/drawing/2015/9/8/chartex" xmlns:cx2="http://schemas.microsoft.com/office/drawing/2015/10/21/chartex" xmlns:cx3="http://schemas.microsoft.com/office/drawing/2016/5/9/chartex" xmlns:cx4="http://schemas.microsoft.com/office/drawing/2016/5/10/chartex" xmlns:cx5="http://schemas.microsoft.com/office/drawing/2016/5/11/chartex" xmlns:cx6="http://schemas.microsoft.com/office/drawing/2016/5/12/chartex" xmlns:cx7="http://schemas.microsoft.com/office/drawing/2016/5/13/chartex" xmlns:cx8="http://schemas.microsoft.com/office/drawing/2016/5/14/chartex" xmlns:mc="http://schemas.openxmlformats.org/markup-compatibility/2006" xmlns:aink="http://schemas.microsoft.com/office/drawing/2016/ink" xmlns:am3d="http://schemas.microsoft.com/office/drawing/2017/model3d" xmlns:o="urn:schemas-microsoft-com:office:office" xmlns:r="http://schemas.openxmlformats.org/officeDocument/2006/relationships" xmlns:m="http://schemas.openxmlformats.org/officeDocument/2006/math" xmlns:v="urn:schemas-microsoft-com:vml" xmlns:wp14="http://schemas.microsoft.com/office/word/2010/wordprocessingDrawing" xmlns:wp="http://schemas.openxmlformats.org/drawingml/2006/wordprocessingDrawing" xmlns:w10="urn:schemas-microsoft-com:office:word" xmlns:w="http://schemas.openxmlformats.org/wordprocessingml/2006/main" xmlns:w14="http://schemas.microsoft.com/office/word/2010/wordml" xmlns:w15="http://schemas.microsoft.com/office/word/2012/wordml" xmlns:w16cex="http://schemas.microsoft.com/office/word/2018/wordml/cex" xmlns:w16cid="http://schemas.microsoft.com/office/word/2016/wordml/cid" xmlns:w16="http://schemas.microsoft.com/office/word/2018/wordml" xmlns:w16sdtdh="http://schemas.microsoft.com/office/word/2020/wordml/sdtdatahash" xmlns:w16se="http://schemas.microsoft.com/office/word/2015/wordml/symex" xmlns:wpg="http://schemas.microsoft.com/office/word/2010/wordprocessingGroup" xmlns:wpi="http://schemas.microsoft.com/office/word/2010/wordprocessingInk" xmlns:wne="http://schemas.microsoft.com/office/word/2006/wordml" xmlns:wps="http://schemas.microsoft.com/office/word/2010/wordprocessingShape" mc:Ignorable="w14 w15 w16se w16cid w16 w16cex w16sdtdh wp14">
   <w:p>
     <w:pPr>
       <w:tabs>
@@ -10472,7 +10223,7 @@
 </file>
 
 <file path=word/numbering.xml><?xml version="1.0" encoding="utf-8"?>
-<w:numbering xmlns:wpc="http://schemas.microsoft.com/office/word/2010/wordprocessingCanvas" xmlns:cx="http://schemas.microsoft.com/office/drawing/2014/chartex" xmlns:cx1="http://schemas.microsoft.com/office/drawing/2015/9/8/chartex" xmlns:cx2="http://schemas.microsoft.com/office/drawing/2015/10/21/chartex" xmlns:cx3="http://schemas.microsoft.com/office/drawing/2016/5/9/chartex" xmlns:cx4="http://schemas.microsoft.com/office/drawing/2016/5/10/chartex" xmlns:cx5="http://schemas.microsoft.com/office/drawing/2016/5/11/chartex" xmlns:cx6="http://schemas.microsoft.com/office/drawing/2016/5/12/chartex" xmlns:cx7="http://schemas.microsoft.com/office/drawing/2016/5/13/chartex" xmlns:cx8="http://schemas.microsoft.com/office/drawing/2016/5/14/chartex" xmlns:mc="http://schemas.openxmlformats.org/markup-compatibility/2006" xmlns:aink="http://schemas.microsoft.com/office/drawing/2016/ink" xmlns:am3d="http://schemas.microsoft.com/office/drawing/2017/model3d" xmlns:o="urn:schemas-microsoft-com:office:office" xmlns:oel="http://schemas.microsoft.com/office/2019/extlst" xmlns:r="http://schemas.openxmlformats.org/officeDocument/2006/relationships" xmlns:m="http://schemas.openxmlformats.org/officeDocument/2006/math" xmlns:v="urn:schemas-microsoft-com:vml" xmlns:wp14="http://schemas.microsoft.com/office/word/2010/wordprocessingDrawing" xmlns:wp="http://schemas.openxmlformats.org/drawingml/2006/wordprocessingDrawing" xmlns:w10="urn:schemas-microsoft-com:office:word" xmlns:w="http://schemas.openxmlformats.org/wordprocessingml/2006/main" xmlns:w14="http://schemas.microsoft.com/office/word/2010/wordml" xmlns:w15="http://schemas.microsoft.com/office/word/2012/wordml" xmlns:w16cex="http://schemas.microsoft.com/office/word/2018/wordml/cex" xmlns:w16cid="http://schemas.microsoft.com/office/word/2016/wordml/cid" xmlns:w16="http://schemas.microsoft.com/office/word/2018/wordml" xmlns:w16sdtdh="http://schemas.microsoft.com/office/word/2020/wordml/sdtdatahash" xmlns:w16se="http://schemas.microsoft.com/office/word/2015/wordml/symex" xmlns:wpg="http://schemas.microsoft.com/office/word/2010/wordprocessingGroup" xmlns:wpi="http://schemas.microsoft.com/office/word/2010/wordprocessingInk" xmlns:wne="http://schemas.microsoft.com/office/word/2006/wordml" xmlns:wps="http://schemas.microsoft.com/office/word/2010/wordprocessingShape" mc:Ignorable="w14 w15 w16se w16cid w16 w16cex w16sdtdh wp14">
+<w:numbering xmlns:wpc="http://schemas.microsoft.com/office/word/2010/wordprocessingCanvas" xmlns:cx="http://schemas.microsoft.com/office/drawing/2014/chartex" xmlns:cx1="http://schemas.microsoft.com/office/drawing/2015/9/8/chartex" xmlns:cx2="http://schemas.microsoft.com/office/drawing/2015/10/21/chartex" xmlns:cx3="http://schemas.microsoft.com/office/drawing/2016/5/9/chartex" xmlns:cx4="http://schemas.microsoft.com/office/drawing/2016/5/10/chartex" xmlns:cx5="http://schemas.microsoft.com/office/drawing/2016/5/11/chartex" xmlns:cx6="http://schemas.microsoft.com/office/drawing/2016/5/12/chartex" xmlns:cx7="http://schemas.microsoft.com/office/drawing/2016/5/13/chartex" xmlns:cx8="http://schemas.microsoft.com/office/drawing/2016/5/14/chartex" xmlns:mc="http://schemas.openxmlformats.org/markup-compatibility/2006" xmlns:aink="http://schemas.microsoft.com/office/drawing/2016/ink" xmlns:am3d="http://schemas.microsoft.com/office/drawing/2017/model3d" xmlns:o="urn:schemas-microsoft-com:office:office" xmlns:r="http://schemas.openxmlformats.org/officeDocument/2006/relationships" xmlns:m="http://schemas.openxmlformats.org/officeDocument/2006/math" xmlns:v="urn:schemas-microsoft-com:vml" xmlns:wp14="http://schemas.microsoft.com/office/word/2010/wordprocessingDrawing" xmlns:wp="http://schemas.openxmlformats.org/drawingml/2006/wordprocessingDrawing" xmlns:w10="urn:schemas-microsoft-com:office:word" xmlns:w="http://schemas.openxmlformats.org/wordprocessingml/2006/main" xmlns:w14="http://schemas.microsoft.com/office/word/2010/wordml" xmlns:w15="http://schemas.microsoft.com/office/word/2012/wordml" xmlns:w16cex="http://schemas.microsoft.com/office/word/2018/wordml/cex" xmlns:w16cid="http://schemas.microsoft.com/office/word/2016/wordml/cid" xmlns:w16="http://schemas.microsoft.com/office/word/2018/wordml" xmlns:w16sdtdh="http://schemas.microsoft.com/office/word/2020/wordml/sdtdatahash" xmlns:w16se="http://schemas.microsoft.com/office/word/2015/wordml/symex" xmlns:wpg="http://schemas.microsoft.com/office/word/2010/wordprocessingGroup" xmlns:wpi="http://schemas.microsoft.com/office/word/2010/wordprocessingInk" xmlns:wne="http://schemas.microsoft.com/office/word/2006/wordml" xmlns:wps="http://schemas.microsoft.com/office/word/2010/wordprocessingShape" mc:Ignorable="w14 w15 w16se w16cid w16 w16cex w16sdtdh wp14">
   <w:abstractNum w:abstractNumId="0" w15:restartNumberingAfterBreak="0">
     <w:nsid w:val="121B3772"/>
     <w:multiLevelType w:val="multilevel"/>
@@ -10965,22 +10716,30 @@
       </w:rPr>
     </w:lvl>
   </w:abstractNum>
-  <w:num w:numId="1" w16cid:durableId="385106264">
+  <w:num w:numId="1">
     <w:abstractNumId w:val="0"/>
   </w:num>
-  <w:num w:numId="2" w16cid:durableId="2025470235">
+  <w:num w:numId="2">
     <w:abstractNumId w:val="4"/>
   </w:num>
-  <w:num w:numId="3" w16cid:durableId="422994685">
+  <w:num w:numId="3">
     <w:abstractNumId w:val="2"/>
   </w:num>
-  <w:num w:numId="4" w16cid:durableId="1459376736">
+  <w:num w:numId="4">
     <w:abstractNumId w:val="1"/>
   </w:num>
-  <w:num w:numId="5" w16cid:durableId="1545674901">
+  <w:num w:numId="5">
     <w:abstractNumId w:val="3"/>
   </w:num>
 </w:numbering>
+</file>
+
+<file path=word/people.xml><?xml version="1.0" encoding="utf-8"?>
+<w15:people xmlns:wpc="http://schemas.microsoft.com/office/word/2010/wordprocessingCanvas" xmlns:cx="http://schemas.microsoft.com/office/drawing/2014/chartex" xmlns:cx1="http://schemas.microsoft.com/office/drawing/2015/9/8/chartex" xmlns:cx2="http://schemas.microsoft.com/office/drawing/2015/10/21/chartex" xmlns:cx3="http://schemas.microsoft.com/office/drawing/2016/5/9/chartex" xmlns:cx4="http://schemas.microsoft.com/office/drawing/2016/5/10/chartex" xmlns:cx5="http://schemas.microsoft.com/office/drawing/2016/5/11/chartex" xmlns:cx6="http://schemas.microsoft.com/office/drawing/2016/5/12/chartex" xmlns:cx7="http://schemas.microsoft.com/office/drawing/2016/5/13/chartex" xmlns:cx8="http://schemas.microsoft.com/office/drawing/2016/5/14/chartex" xmlns:mc="http://schemas.openxmlformats.org/markup-compatibility/2006" xmlns:aink="http://schemas.microsoft.com/office/drawing/2016/ink" xmlns:am3d="http://schemas.microsoft.com/office/drawing/2017/model3d" xmlns:o="urn:schemas-microsoft-com:office:office" xmlns:r="http://schemas.openxmlformats.org/officeDocument/2006/relationships" xmlns:m="http://schemas.openxmlformats.org/officeDocument/2006/math" xmlns:v="urn:schemas-microsoft-com:vml" xmlns:wp14="http://schemas.microsoft.com/office/word/2010/wordprocessingDrawing" xmlns:wp="http://schemas.openxmlformats.org/drawingml/2006/wordprocessingDrawing" xmlns:w10="urn:schemas-microsoft-com:office:word" xmlns:w="http://schemas.openxmlformats.org/wordprocessingml/2006/main" xmlns:w14="http://schemas.microsoft.com/office/word/2010/wordml" xmlns:w15="http://schemas.microsoft.com/office/word/2012/wordml" xmlns:w16cex="http://schemas.microsoft.com/office/word/2018/wordml/cex" xmlns:w16cid="http://schemas.microsoft.com/office/word/2016/wordml/cid" xmlns:w16="http://schemas.microsoft.com/office/word/2018/wordml" xmlns:w16sdtdh="http://schemas.microsoft.com/office/word/2020/wordml/sdtdatahash" xmlns:w16se="http://schemas.microsoft.com/office/word/2015/wordml/symex" xmlns:wpg="http://schemas.microsoft.com/office/word/2010/wordprocessingGroup" xmlns:wpi="http://schemas.microsoft.com/office/word/2010/wordprocessingInk" xmlns:wne="http://schemas.microsoft.com/office/word/2006/wordml" xmlns:wps="http://schemas.microsoft.com/office/word/2010/wordprocessingShape" mc:Ignorable="w14 w15 w16se w16cid w16 w16cex w16sdtdh wp14">
+  <w15:person w15:author="Angelica Cure Muñoz">
+    <w15:presenceInfo w15:providerId="AD" w15:userId="S::acure@godoycordoba.com::309caa94-d90c-4463-98f8-13521731438e"/>
+  </w15:person>
+</w15:people>
 </file>
 
 <file path=word/styles.xml><?xml version="1.0" encoding="utf-8"?>
@@ -11505,6 +11264,7 @@
   <w:style w:type="character" w:default="1" w:styleId="Fuentedeprrafopredeter">
     <w:name w:val="Default Paragraph Font"/>
     <w:uiPriority w:val="1"/>
+    <w:semiHidden/>
     <w:unhideWhenUsed/>
   </w:style>
   <w:style w:type="table" w:default="1" w:styleId="Tablanormal">

--- a/webapp/templates/word/Contrato_Termino_Indef_Integral.docx
+++ b/webapp/templates/word/Contrato_Termino_Indef_Integral.docx
@@ -78,8 +78,6 @@
             <w:pPr>
               <w:rPr>
                 <w:rFonts w:ascii="Calibri" w:eastAsia="Calibri" w:hAnsi="Calibri" w:cs="Calibri"/>
-                <w:b/>
-                <w:bCs/>
                 <w:sz w:val="23"/>
                 <w:szCs w:val="23"/>
               </w:rPr>
@@ -248,8 +246,6 @@
             <w:pPr>
               <w:rPr>
                 <w:rFonts w:ascii="Calibri" w:eastAsia="Calibri" w:hAnsi="Calibri" w:cs="Calibri"/>
-                <w:b/>
-                <w:bCs/>
                 <w:sz w:val="23"/>
                 <w:szCs w:val="23"/>
               </w:rPr>
@@ -389,8 +385,6 @@
             <w:pPr>
               <w:rPr>
                 <w:rFonts w:ascii="Calibri" w:eastAsia="Calibri" w:hAnsi="Calibri" w:cs="Calibri"/>
-                <w:b/>
-                <w:bCs/>
                 <w:sz w:val="23"/>
                 <w:szCs w:val="23"/>
               </w:rPr>
@@ -410,16 +404,7 @@
                 <w:szCs w:val="23"/>
                 <w:lang w:val="es-AR"/>
               </w:rPr>
-              <w:t>Ciudad</w:t>
-            </w:r>
-            <w:r>
-              <w:rPr>
-                <w:rFonts w:ascii="Calibri" w:eastAsia="Calibri" w:hAnsi="Calibri" w:cs="Calibri"/>
-                <w:sz w:val="23"/>
-                <w:szCs w:val="23"/>
-                <w:lang w:val="es-AR"/>
-              </w:rPr>
-              <w:t>Firma</w:t>
+              <w:t>CiudadFirma</w:t>
             </w:r>
             <w:r>
               <w:rPr>
@@ -476,8 +461,6 @@
             <w:pPr>
               <w:rPr>
                 <w:rFonts w:ascii="Calibri" w:eastAsia="Calibri" w:hAnsi="Calibri" w:cs="Calibri"/>
-                <w:b/>
-                <w:bCs/>
                 <w:sz w:val="23"/>
                 <w:szCs w:val="23"/>
               </w:rPr>
@@ -534,8 +517,6 @@
             <w:pPr>
               <w:rPr>
                 <w:rFonts w:ascii="Calibri" w:eastAsia="Calibri" w:hAnsi="Calibri" w:cs="Calibri"/>
-                <w:b/>
-                <w:bCs/>
                 <w:sz w:val="23"/>
                 <w:szCs w:val="23"/>
               </w:rPr>
@@ -543,8 +524,6 @@
             <w:r>
               <w:rPr>
                 <w:rFonts w:ascii="Calibri" w:eastAsia="Calibri" w:hAnsi="Calibri" w:cs="Calibri"/>
-                <w:b/>
-                <w:bCs/>
                 <w:sz w:val="23"/>
                 <w:szCs w:val="23"/>
               </w:rPr>
@@ -596,8 +575,6 @@
               <w:jc w:val="both"/>
               <w:rPr>
                 <w:rFonts w:ascii="Calibri" w:eastAsia="Calibri" w:hAnsi="Calibri" w:cs="Calibri"/>
-                <w:b/>
-                <w:bCs/>
                 <w:sz w:val="23"/>
                 <w:szCs w:val="23"/>
               </w:rPr>
@@ -605,8 +582,6 @@
             <w:r>
               <w:rPr>
                 <w:rFonts w:ascii="Calibri" w:eastAsia="Calibri" w:hAnsi="Calibri" w:cs="Calibri"/>
-                <w:b/>
-                <w:bCs/>
                 <w:sz w:val="23"/>
                 <w:szCs w:val="23"/>
               </w:rPr>
@@ -615,8 +590,6 @@
             <w:r>
               <w:rPr>
                 <w:rFonts w:ascii="Calibri" w:eastAsia="Calibri" w:hAnsi="Calibri" w:cs="Calibri"/>
-                <w:b/>
-                <w:bCs/>
                 <w:sz w:val="23"/>
                 <w:szCs w:val="23"/>
               </w:rPr>
@@ -625,8 +598,6 @@
             <w:r>
               <w:rPr>
                 <w:rFonts w:ascii="Calibri" w:eastAsia="Calibri" w:hAnsi="Calibri" w:cs="Calibri"/>
-                <w:b/>
-                <w:bCs/>
                 <w:sz w:val="23"/>
                 <w:szCs w:val="23"/>
               </w:rPr>
@@ -635,8 +606,6 @@
             <w:r>
               <w:rPr>
                 <w:rFonts w:ascii="Calibri" w:eastAsia="Calibri" w:hAnsi="Calibri" w:cs="Calibri"/>
-                <w:b/>
-                <w:bCs/>
                 <w:sz w:val="23"/>
                 <w:szCs w:val="23"/>
               </w:rPr>
@@ -759,8 +728,6 @@
             <w:pPr>
               <w:rPr>
                 <w:rFonts w:ascii="Calibri" w:eastAsia="Calibri" w:hAnsi="Calibri" w:cs="Calibri"/>
-                <w:b/>
-                <w:bCs/>
                 <w:sz w:val="23"/>
                 <w:szCs w:val="23"/>
               </w:rPr>

--- a/webapp/templates/word/Contrato_Termino_Indef_Integral.docx
+++ b/webapp/templates/word/Contrato_Termino_Indef_Integral.docx
@@ -315,6 +315,7 @@
               </w:rPr>
               <w:t>[[</w:t>
             </w:r>
+            <w:proofErr w:type="spellStart"/>
             <w:r>
               <w:rPr>
                 <w:rFonts w:ascii="Calibri" w:eastAsia="Calibri" w:hAnsi="Calibri" w:cs="Calibri"/>
@@ -333,6 +334,7 @@
               </w:rPr>
               <w:t>Contratos</w:t>
             </w:r>
+            <w:proofErr w:type="spellEnd"/>
             <w:r>
               <w:rPr>
                 <w:rFonts w:ascii="Calibri" w:eastAsia="Calibri" w:hAnsi="Calibri" w:cs="Calibri"/>
@@ -397,6 +399,7 @@
               </w:rPr>
               <w:t>[[</w:t>
             </w:r>
+            <w:proofErr w:type="spellStart"/>
             <w:r>
               <w:rPr>
                 <w:rFonts w:ascii="Calibri" w:eastAsia="Calibri" w:hAnsi="Calibri" w:cs="Calibri"/>
@@ -406,6 +409,7 @@
               </w:rPr>
               <w:t>CiudadFirma</w:t>
             </w:r>
+            <w:proofErr w:type="spellEnd"/>
             <w:r>
               <w:rPr>
                 <w:rFonts w:ascii="Calibri" w:eastAsia="Calibri" w:hAnsi="Calibri" w:cs="Calibri"/>
@@ -527,7 +531,25 @@
                 <w:sz w:val="23"/>
                 <w:szCs w:val="23"/>
               </w:rPr>
-              <w:t xml:space="preserve">[[PeriodoPago]] </w:t>
+              <w:t>[[</w:t>
+            </w:r>
+            <w:proofErr w:type="spellStart"/>
+            <w:r>
+              <w:rPr>
+                <w:rFonts w:ascii="Calibri" w:eastAsia="Calibri" w:hAnsi="Calibri" w:cs="Calibri"/>
+                <w:sz w:val="23"/>
+                <w:szCs w:val="23"/>
+              </w:rPr>
+              <w:t>PeriodoPago</w:t>
+            </w:r>
+            <w:proofErr w:type="spellEnd"/>
+            <w:r>
+              <w:rPr>
+                <w:rFonts w:ascii="Calibri" w:eastAsia="Calibri" w:hAnsi="Calibri" w:cs="Calibri"/>
+                <w:sz w:val="23"/>
+                <w:szCs w:val="23"/>
+              </w:rPr>
+              <w:t xml:space="preserve">]] </w:t>
             </w:r>
           </w:p>
         </w:tc>
@@ -585,7 +607,16 @@
                 <w:sz w:val="23"/>
                 <w:szCs w:val="23"/>
               </w:rPr>
-              <w:t>[[Fecha</w:t>
+              <w:t>[[</w:t>
+            </w:r>
+            <w:proofErr w:type="spellStart"/>
+            <w:r>
+              <w:rPr>
+                <w:rFonts w:ascii="Calibri" w:eastAsia="Calibri" w:hAnsi="Calibri" w:cs="Calibri"/>
+                <w:sz w:val="23"/>
+                <w:szCs w:val="23"/>
+              </w:rPr>
+              <w:t>Fecha</w:t>
             </w:r>
             <w:r>
               <w:rPr>
@@ -603,6 +634,7 @@
               </w:rPr>
               <w:t>Mayus</w:t>
             </w:r>
+            <w:proofErr w:type="spellEnd"/>
             <w:r>
               <w:rPr>
                 <w:rFonts w:ascii="Calibri" w:eastAsia="Calibri" w:hAnsi="Calibri" w:cs="Calibri"/>
@@ -956,6 +988,7 @@
         </w:rPr>
         <w:t>[[</w:t>
       </w:r>
+      <w:proofErr w:type="spellStart"/>
       <w:r>
         <w:rPr>
           <w:rFonts w:ascii="Calibri" w:eastAsia="Calibri" w:hAnsi="Calibri" w:cs="Calibri"/>
@@ -967,6 +1000,7 @@
         </w:rPr>
         <w:t>CiudadExpedicion</w:t>
       </w:r>
+      <w:proofErr w:type="spellEnd"/>
       <w:r>
         <w:rPr>
           <w:rFonts w:ascii="Calibri" w:eastAsia="Calibri" w:hAnsi="Calibri" w:cs="Calibri"/>
@@ -1005,7 +1039,29 @@
           <w:sz w:val="23"/>
           <w:szCs w:val="23"/>
         </w:rPr>
-        <w:t>[[Direccion]]</w:t>
+        <w:t>[[</w:t>
+      </w:r>
+      <w:proofErr w:type="spellStart"/>
+      <w:r>
+        <w:rPr>
+          <w:rFonts w:ascii="Calibri" w:eastAsia="Calibri" w:hAnsi="Calibri" w:cs="Calibri"/>
+          <w:b/>
+          <w:bCs/>
+          <w:sz w:val="23"/>
+          <w:szCs w:val="23"/>
+        </w:rPr>
+        <w:t>Direccion</w:t>
+      </w:r>
+      <w:proofErr w:type="spellEnd"/>
+      <w:r>
+        <w:rPr>
+          <w:rFonts w:ascii="Calibri" w:eastAsia="Calibri" w:hAnsi="Calibri" w:cs="Calibri"/>
+          <w:b/>
+          <w:bCs/>
+          <w:sz w:val="23"/>
+          <w:szCs w:val="23"/>
+        </w:rPr>
+        <w:t>]]</w:t>
       </w:r>
       <w:r>
         <w:rPr>
@@ -2271,7 +2327,29 @@
           <w:sz w:val="23"/>
           <w:szCs w:val="23"/>
         </w:rPr>
-        <w:t>[[SalarioLetras]] ([[Salario]])</w:t>
+        <w:t>[[</w:t>
+      </w:r>
+      <w:proofErr w:type="spellStart"/>
+      <w:r>
+        <w:rPr>
+          <w:rFonts w:ascii="Calibri" w:eastAsia="Calibri" w:hAnsi="Calibri" w:cs="Calibri"/>
+          <w:b/>
+          <w:bCs/>
+          <w:sz w:val="23"/>
+          <w:szCs w:val="23"/>
+        </w:rPr>
+        <w:t>SalarioLetras</w:t>
+      </w:r>
+      <w:proofErr w:type="spellEnd"/>
+      <w:r>
+        <w:rPr>
+          <w:rFonts w:ascii="Calibri" w:eastAsia="Calibri" w:hAnsi="Calibri" w:cs="Calibri"/>
+          <w:b/>
+          <w:bCs/>
+          <w:sz w:val="23"/>
+          <w:szCs w:val="23"/>
+        </w:rPr>
+        <w:t>]] ([[Salario]])</w:t>
       </w:r>
       <w:r>
         <w:rPr>
@@ -2365,7 +2443,29 @@
           <w:sz w:val="23"/>
           <w:szCs w:val="23"/>
         </w:rPr>
-        <w:t>[[CompRemunerativoLetras]]</w:t>
+        <w:t>[[</w:t>
+      </w:r>
+      <w:proofErr w:type="spellStart"/>
+      <w:r>
+        <w:rPr>
+          <w:rFonts w:ascii="Calibri" w:eastAsia="Calibri" w:hAnsi="Calibri" w:cs="Calibri"/>
+          <w:b/>
+          <w:bCs/>
+          <w:sz w:val="23"/>
+          <w:szCs w:val="23"/>
+        </w:rPr>
+        <w:t>CompRemunerativoLetras</w:t>
+      </w:r>
+      <w:proofErr w:type="spellEnd"/>
+      <w:r>
+        <w:rPr>
+          <w:rFonts w:ascii="Calibri" w:eastAsia="Calibri" w:hAnsi="Calibri" w:cs="Calibri"/>
+          <w:b/>
+          <w:bCs/>
+          <w:sz w:val="23"/>
+          <w:szCs w:val="23"/>
+        </w:rPr>
+        <w:t>]]</w:t>
       </w:r>
       <w:r>
         <w:rPr>
@@ -2420,7 +2520,31 @@
           <w:szCs w:val="23"/>
           <w:shd w:val="clear" w:color="auto" w:fill="FFF2CC"/>
         </w:rPr>
-        <w:t>[[ComponenteRemunerativo]]</w:t>
+        <w:t>[[</w:t>
+      </w:r>
+      <w:proofErr w:type="spellStart"/>
+      <w:r>
+        <w:rPr>
+          <w:rFonts w:ascii="Calibri" w:eastAsia="Calibri" w:hAnsi="Calibri" w:cs="Calibri"/>
+          <w:b/>
+          <w:bCs/>
+          <w:sz w:val="23"/>
+          <w:szCs w:val="23"/>
+          <w:shd w:val="clear" w:color="auto" w:fill="FFF2CC"/>
+        </w:rPr>
+        <w:t>ComponenteRemunerativo</w:t>
+      </w:r>
+      <w:proofErr w:type="spellEnd"/>
+      <w:r>
+        <w:rPr>
+          <w:rFonts w:ascii="Calibri" w:eastAsia="Calibri" w:hAnsi="Calibri" w:cs="Calibri"/>
+          <w:b/>
+          <w:bCs/>
+          <w:sz w:val="23"/>
+          <w:szCs w:val="23"/>
+          <w:shd w:val="clear" w:color="auto" w:fill="FFF2CC"/>
+        </w:rPr>
+        <w:t>]]</w:t>
       </w:r>
       <w:r>
         <w:rPr>
@@ -2501,7 +2625,29 @@
           <w:sz w:val="23"/>
           <w:szCs w:val="23"/>
         </w:rPr>
-        <w:t xml:space="preserve">[[FactorPrestacionalLetras]] </w:t>
+        <w:t>[[</w:t>
+      </w:r>
+      <w:proofErr w:type="spellStart"/>
+      <w:r>
+        <w:rPr>
+          <w:rFonts w:ascii="Calibri" w:eastAsia="Calibri" w:hAnsi="Calibri" w:cs="Calibri"/>
+          <w:b/>
+          <w:bCs/>
+          <w:sz w:val="23"/>
+          <w:szCs w:val="23"/>
+        </w:rPr>
+        <w:t>FactorPrestacionalLetras</w:t>
+      </w:r>
+      <w:proofErr w:type="spellEnd"/>
+      <w:r>
+        <w:rPr>
+          <w:rFonts w:ascii="Calibri" w:eastAsia="Calibri" w:hAnsi="Calibri" w:cs="Calibri"/>
+          <w:b/>
+          <w:bCs/>
+          <w:sz w:val="23"/>
+          <w:szCs w:val="23"/>
+        </w:rPr>
+        <w:t xml:space="preserve">]] </w:t>
       </w:r>
       <w:sdt>
         <w:sdtPr>
@@ -2554,7 +2700,31 @@
           <w:szCs w:val="23"/>
           <w:shd w:val="clear" w:color="auto" w:fill="FFF2CC"/>
         </w:rPr>
-        <w:t>[[FactorPrestacional]]</w:t>
+        <w:t>[[</w:t>
+      </w:r>
+      <w:proofErr w:type="spellStart"/>
+      <w:r>
+        <w:rPr>
+          <w:rFonts w:ascii="Calibri" w:eastAsia="Calibri" w:hAnsi="Calibri" w:cs="Calibri"/>
+          <w:b/>
+          <w:bCs/>
+          <w:sz w:val="23"/>
+          <w:szCs w:val="23"/>
+          <w:shd w:val="clear" w:color="auto" w:fill="FFF2CC"/>
+        </w:rPr>
+        <w:t>FactorPrestacional</w:t>
+      </w:r>
+      <w:proofErr w:type="spellEnd"/>
+      <w:r>
+        <w:rPr>
+          <w:rFonts w:ascii="Calibri" w:eastAsia="Calibri" w:hAnsi="Calibri" w:cs="Calibri"/>
+          <w:b/>
+          <w:bCs/>
+          <w:sz w:val="23"/>
+          <w:szCs w:val="23"/>
+          <w:shd w:val="clear" w:color="auto" w:fill="FFF2CC"/>
+        </w:rPr>
+        <w:t>]]</w:t>
       </w:r>
       <w:sdt>
         <w:sdtPr>
@@ -3605,7 +3775,25 @@
           <w:sz w:val="23"/>
           <w:szCs w:val="23"/>
         </w:rPr>
-        <w:t xml:space="preserve"> reconoce y acepta que la característica de la estructura de cargos de la empresa es la poliasignación, en virtud de la cual el trabajador puede ser asignado a las tareas que el empleador determine según el plan de trabajo y los objetivos empresariales y de acuerdo con el nivel funcional que le corresponde a </w:t>
+        <w:t xml:space="preserve"> reconoce y acepta que la característica de la estructura de cargos de la empresa es la </w:t>
+      </w:r>
+      <w:proofErr w:type="spellStart"/>
+      <w:r>
+        <w:rPr>
+          <w:rFonts w:ascii="Calibri" w:eastAsia="Calibri" w:hAnsi="Calibri" w:cs="Calibri"/>
+          <w:sz w:val="23"/>
+          <w:szCs w:val="23"/>
+        </w:rPr>
+        <w:t>poliasignación</w:t>
+      </w:r>
+      <w:proofErr w:type="spellEnd"/>
+      <w:r>
+        <w:rPr>
+          <w:rFonts w:ascii="Calibri" w:eastAsia="Calibri" w:hAnsi="Calibri" w:cs="Calibri"/>
+          <w:sz w:val="23"/>
+          <w:szCs w:val="23"/>
+        </w:rPr>
+        <w:t xml:space="preserve">, en virtud de la cual el trabajador puede ser asignado a las tareas que el empleador determine según el plan de trabajo y los objetivos empresariales y de acuerdo con el nivel funcional que le corresponde a </w:t>
       </w:r>
       <w:r>
         <w:rPr>
@@ -3717,7 +3905,25 @@
           <w:sz w:val="23"/>
           <w:szCs w:val="23"/>
         </w:rPr>
-        <w:t xml:space="preserve"> haya celebrado para tal fin. De esa manera, para las partes es claro que las relaciones que se establezcan entre el trabajador y los terceros en virtud de la poliasignación mencionada en esta cláusula no se derivará vínculo laboral alguno, toda vez que la subordinación se mantiene en cabeza del empleador DIACO S.A. y será ejercida en virtud del contrato de trabajo celebrado entre esta y </w:t>
+        <w:t xml:space="preserve"> haya celebrado para tal fin. De esa manera, para las partes es claro que las relaciones que se establezcan entre el trabajador y los terceros en virtud de la </w:t>
+      </w:r>
+      <w:proofErr w:type="spellStart"/>
+      <w:r>
+        <w:rPr>
+          <w:rFonts w:ascii="Calibri" w:eastAsia="Calibri" w:hAnsi="Calibri" w:cs="Calibri"/>
+          <w:sz w:val="23"/>
+          <w:szCs w:val="23"/>
+        </w:rPr>
+        <w:t>poliasignación</w:t>
+      </w:r>
+      <w:proofErr w:type="spellEnd"/>
+      <w:r>
+        <w:rPr>
+          <w:rFonts w:ascii="Calibri" w:eastAsia="Calibri" w:hAnsi="Calibri" w:cs="Calibri"/>
+          <w:sz w:val="23"/>
+          <w:szCs w:val="23"/>
+        </w:rPr>
+        <w:t xml:space="preserve"> mencionada en esta cláusula no se derivará vínculo laboral alguno, toda vez que la subordinación se mantiene en cabeza del empleador DIACO S.A. y será ejercida en virtud del contrato de trabajo celebrado entre esta y </w:t>
       </w:r>
       <w:r>
         <w:rPr>
@@ -6410,7 +6616,25 @@
           <w:sz w:val="23"/>
           <w:szCs w:val="23"/>
         </w:rPr>
-        <w:t xml:space="preserve"> para que de sus salarios, prestaciones sociales e indemnizaciones, le descuente, durante vigencia del contrato o al momento de la terminación del mismo, por cualquier causa, las sumas de dinero que por cualquier motivo le llegare a adeudar, especialmente aquellas sumas que llegue a deber por razón del manejo de dinero o bienes que se le confíen en razón de sus funciones de dirección, confianza o manejo.</w:t>
+        <w:t xml:space="preserve"> para </w:t>
+      </w:r>
+      <w:proofErr w:type="gramStart"/>
+      <w:r>
+        <w:rPr>
+          <w:rFonts w:ascii="Calibri" w:eastAsia="Calibri" w:hAnsi="Calibri" w:cs="Calibri"/>
+          <w:sz w:val="23"/>
+          <w:szCs w:val="23"/>
+        </w:rPr>
+        <w:t>que</w:t>
+      </w:r>
+      <w:proofErr w:type="gramEnd"/>
+      <w:r>
+        <w:rPr>
+          <w:rFonts w:ascii="Calibri" w:eastAsia="Calibri" w:hAnsi="Calibri" w:cs="Calibri"/>
+          <w:sz w:val="23"/>
+          <w:szCs w:val="23"/>
+        </w:rPr>
+        <w:t xml:space="preserve"> de sus salarios, prestaciones sociales e indemnizaciones, le descuente, durante vigencia del contrato o al momento de la terminación del mismo, por cualquier causa, las sumas de dinero que por cualquier motivo le llegare a adeudar, especialmente aquellas sumas que llegue a deber por razón del manejo de dinero o bienes que se le confíen en razón de sus funciones de dirección, confianza o manejo.</w:t>
       </w:r>
     </w:p>
     <w:p>
@@ -7235,7 +7459,27 @@
           <w:sz w:val="23"/>
           <w:szCs w:val="23"/>
         </w:rPr>
-        <w:t xml:space="preserve">Gestionar solicitudes, quejas o reclamos promovidos por el Titular o para el ejercicio de los derechos y deberes de DIACO frente a las diferentes autoridades, incluido pero sin limitarse, la rama judicial. </w:t>
+        <w:t xml:space="preserve">Gestionar solicitudes, quejas o reclamos promovidos por el Titular o para el ejercicio de los derechos y deberes de DIACO frente a las diferentes autoridades, </w:t>
+      </w:r>
+      <w:proofErr w:type="gramStart"/>
+      <w:r>
+        <w:rPr>
+          <w:rFonts w:ascii="Calibri" w:eastAsia="Calibri" w:hAnsi="Calibri" w:cs="Calibri"/>
+          <w:color w:val="000000"/>
+          <w:sz w:val="23"/>
+          <w:szCs w:val="23"/>
+        </w:rPr>
+        <w:t>incluido</w:t>
+      </w:r>
+      <w:proofErr w:type="gramEnd"/>
+      <w:r>
+        <w:rPr>
+          <w:rFonts w:ascii="Calibri" w:eastAsia="Calibri" w:hAnsi="Calibri" w:cs="Calibri"/>
+          <w:color w:val="000000"/>
+          <w:sz w:val="23"/>
+          <w:szCs w:val="23"/>
+        </w:rPr>
+        <w:t xml:space="preserve"> pero sin limitarse, la rama judicial. </w:t>
       </w:r>
     </w:p>
     <w:p>
@@ -7363,7 +7607,27 @@
           <w:sz w:val="23"/>
           <w:szCs w:val="23"/>
         </w:rPr>
-        <w:t>Cumplimiento de régimenes tales como el SAGRILAFT y PTEE.</w:t>
+        <w:t xml:space="preserve">Cumplimiento de </w:t>
+      </w:r>
+      <w:proofErr w:type="spellStart"/>
+      <w:r>
+        <w:rPr>
+          <w:rFonts w:ascii="Calibri" w:eastAsia="Calibri" w:hAnsi="Calibri" w:cs="Calibri"/>
+          <w:color w:val="000000"/>
+          <w:sz w:val="23"/>
+          <w:szCs w:val="23"/>
+        </w:rPr>
+        <w:t>régimenes</w:t>
+      </w:r>
+      <w:proofErr w:type="spellEnd"/>
+      <w:r>
+        <w:rPr>
+          <w:rFonts w:ascii="Calibri" w:eastAsia="Calibri" w:hAnsi="Calibri" w:cs="Calibri"/>
+          <w:color w:val="000000"/>
+          <w:sz w:val="23"/>
+          <w:szCs w:val="23"/>
+        </w:rPr>
+        <w:t xml:space="preserve"> tales como el SAGRILAFT y PTEE.</w:t>
       </w:r>
     </w:p>
     <w:p>
@@ -7455,17 +7719,37 @@
           <w:sz w:val="23"/>
           <w:szCs w:val="23"/>
         </w:rPr>
-        <w:t xml:space="preserve"> tratará datos personales sensibles, tales como datos de salud, raza, situación sentimental o genero, imagen, voz y/o video. Adicionalmente </w:t>
-      </w:r>
-      <w:r>
-        <w:rPr>
-          <w:rFonts w:ascii="Calibri" w:eastAsia="Calibri" w:hAnsi="Calibri" w:cs="Calibri"/>
-          <w:b/>
-          <w:bCs/>
+        <w:t xml:space="preserve"> tratará datos personales sensibles, tales como datos de salud, raza, situación sentimental o </w:t>
+      </w:r>
+      <w:proofErr w:type="spellStart"/>
+      <w:r>
+        <w:rPr>
+          <w:rFonts w:ascii="Calibri" w:eastAsia="Calibri" w:hAnsi="Calibri" w:cs="Calibri"/>
           <w:color w:val="000000"/>
           <w:sz w:val="23"/>
           <w:szCs w:val="23"/>
         </w:rPr>
+        <w:t>genero</w:t>
+      </w:r>
+      <w:proofErr w:type="spellEnd"/>
+      <w:r>
+        <w:rPr>
+          <w:rFonts w:ascii="Calibri" w:eastAsia="Calibri" w:hAnsi="Calibri" w:cs="Calibri"/>
+          <w:color w:val="000000"/>
+          <w:sz w:val="23"/>
+          <w:szCs w:val="23"/>
+        </w:rPr>
+        <w:t xml:space="preserve">, imagen, voz y/o video. Adicionalmente </w:t>
+      </w:r>
+      <w:r>
+        <w:rPr>
+          <w:rFonts w:ascii="Calibri" w:eastAsia="Calibri" w:hAnsi="Calibri" w:cs="Calibri"/>
+          <w:b/>
+          <w:bCs/>
+          <w:color w:val="000000"/>
+          <w:sz w:val="23"/>
+          <w:szCs w:val="23"/>
+        </w:rPr>
         <w:t>DIACO S.A.</w:t>
       </w:r>
       <w:r>
@@ -7475,7 +7759,27 @@
           <w:sz w:val="23"/>
           <w:szCs w:val="23"/>
         </w:rPr>
-        <w:t xml:space="preserve"> tendrá acceso a los datos de su familia, tales como datos de sus hijos (para aspectos relacionados con beneficios o celebraciones a los que estos puedan llegar a tener), conyuge o familiares (para aspectos relacionados con beneficios o celebraciones a los que estos puedan llegar a tener, contacto de emergencia, entre otros). </w:t>
+        <w:t xml:space="preserve"> tendrá acceso a los datos de su familia, tales como datos de sus hijos (para aspectos relacionados con beneficios o celebraciones a los que estos puedan llegar a tener), </w:t>
+      </w:r>
+      <w:proofErr w:type="spellStart"/>
+      <w:r>
+        <w:rPr>
+          <w:rFonts w:ascii="Calibri" w:eastAsia="Calibri" w:hAnsi="Calibri" w:cs="Calibri"/>
+          <w:color w:val="000000"/>
+          <w:sz w:val="23"/>
+          <w:szCs w:val="23"/>
+        </w:rPr>
+        <w:t>conyuge</w:t>
+      </w:r>
+      <w:proofErr w:type="spellEnd"/>
+      <w:r>
+        <w:rPr>
+          <w:rFonts w:ascii="Calibri" w:eastAsia="Calibri" w:hAnsi="Calibri" w:cs="Calibri"/>
+          <w:color w:val="000000"/>
+          <w:sz w:val="23"/>
+          <w:szCs w:val="23"/>
+        </w:rPr>
+        <w:t xml:space="preserve"> o familiares (para aspectos relacionados con beneficios o celebraciones a los que estos puedan llegar a tener, contacto de emergencia, entre otros). </w:t>
       </w:r>
     </w:p>
     <w:p>
@@ -7831,7 +8135,29 @@
           <w:sz w:val="23"/>
           <w:szCs w:val="23"/>
         </w:rPr>
-        <w:t>[[FechaContratacion]]</w:t>
+        <w:t>[[</w:t>
+      </w:r>
+      <w:proofErr w:type="spellStart"/>
+      <w:r>
+        <w:rPr>
+          <w:rFonts w:ascii="Calibri" w:eastAsia="Calibri" w:hAnsi="Calibri" w:cs="Calibri"/>
+          <w:b/>
+          <w:bCs/>
+          <w:sz w:val="23"/>
+          <w:szCs w:val="23"/>
+        </w:rPr>
+        <w:t>FechaContratacion</w:t>
+      </w:r>
+      <w:proofErr w:type="spellEnd"/>
+      <w:r>
+        <w:rPr>
+          <w:rFonts w:ascii="Calibri" w:eastAsia="Calibri" w:hAnsi="Calibri" w:cs="Calibri"/>
+          <w:b/>
+          <w:bCs/>
+          <w:sz w:val="23"/>
+          <w:szCs w:val="23"/>
+        </w:rPr>
+        <w:t>]]</w:t>
       </w:r>
       <w:r>
         <w:rPr>
@@ -7993,7 +8319,43 @@
           <w:sz w:val="23"/>
           <w:szCs w:val="23"/>
         </w:rPr>
-        <w:t>Las PARTES se comprometen a cumplir todas las leyes y regulaciones vigentes, incluyendo la Ley 1778 de 2016, el FCPA, el UK Bribery Act y otras relacionadas con soborno, corrupción y conflictos de interés.</w:t>
+        <w:t xml:space="preserve">Las PARTES se comprometen a cumplir todas las leyes y regulaciones vigentes, incluyendo la Ley 1778 de 2016, el FCPA, el UK </w:t>
+      </w:r>
+      <w:proofErr w:type="spellStart"/>
+      <w:r>
+        <w:rPr>
+          <w:rFonts w:ascii="Calibri" w:eastAsia="Calibri" w:hAnsi="Calibri" w:cs="Calibri"/>
+          <w:sz w:val="23"/>
+          <w:szCs w:val="23"/>
+        </w:rPr>
+        <w:t>Bribery</w:t>
+      </w:r>
+      <w:proofErr w:type="spellEnd"/>
+      <w:r>
+        <w:rPr>
+          <w:rFonts w:ascii="Calibri" w:eastAsia="Calibri" w:hAnsi="Calibri" w:cs="Calibri"/>
+          <w:sz w:val="23"/>
+          <w:szCs w:val="23"/>
+        </w:rPr>
+        <w:t xml:space="preserve"> </w:t>
+      </w:r>
+      <w:proofErr w:type="spellStart"/>
+      <w:r>
+        <w:rPr>
+          <w:rFonts w:ascii="Calibri" w:eastAsia="Calibri" w:hAnsi="Calibri" w:cs="Calibri"/>
+          <w:sz w:val="23"/>
+          <w:szCs w:val="23"/>
+        </w:rPr>
+        <w:t>Act</w:t>
+      </w:r>
+      <w:proofErr w:type="spellEnd"/>
+      <w:r>
+        <w:rPr>
+          <w:rFonts w:ascii="Calibri" w:eastAsia="Calibri" w:hAnsi="Calibri" w:cs="Calibri"/>
+          <w:sz w:val="23"/>
+          <w:szCs w:val="23"/>
+        </w:rPr>
+        <w:t xml:space="preserve"> y otras relacionadas con soborno, corrupción y conflictos de interés.</w:t>
       </w:r>
     </w:p>
     <w:p>
@@ -8143,7 +8505,25 @@
           <w:sz w:val="23"/>
           <w:szCs w:val="23"/>
         </w:rPr>
-        <w:t>Las PARTES garantizarán que sus representantes no son funcionarios públicos y informarán sobre cualquier cambio en este estatus.</w:t>
+        <w:t xml:space="preserve">Las PARTES garantizarán que sus representantes no son funcionarios públicos </w:t>
+      </w:r>
+      <w:proofErr w:type="spellStart"/>
+      <w:r>
+        <w:rPr>
+          <w:rFonts w:ascii="Calibri" w:eastAsia="Calibri" w:hAnsi="Calibri" w:cs="Calibri"/>
+          <w:sz w:val="23"/>
+          <w:szCs w:val="23"/>
+        </w:rPr>
+        <w:t>y</w:t>
+      </w:r>
+      <w:proofErr w:type="spellEnd"/>
+      <w:r>
+        <w:rPr>
+          <w:rFonts w:ascii="Calibri" w:eastAsia="Calibri" w:hAnsi="Calibri" w:cs="Calibri"/>
+          <w:sz w:val="23"/>
+          <w:szCs w:val="23"/>
+        </w:rPr>
+        <w:t xml:space="preserve"> informarán sobre cualquier cambio en este estatus.</w:t>
       </w:r>
     </w:p>
     <w:p>
@@ -8306,13 +8686,23 @@
           <w:szCs w:val="23"/>
         </w:rPr>
       </w:pPr>
-      <w:r>
-        <w:rPr>
-          <w:rFonts w:ascii="Calibri" w:eastAsia="Calibri" w:hAnsi="Calibri" w:cs="Calibri"/>
-          <w:sz w:val="23"/>
-          <w:szCs w:val="23"/>
-        </w:rPr>
-        <w:t xml:space="preserve">ii. </w:t>
+      <w:proofErr w:type="spellStart"/>
+      <w:r>
+        <w:rPr>
+          <w:rFonts w:ascii="Calibri" w:eastAsia="Calibri" w:hAnsi="Calibri" w:cs="Calibri"/>
+          <w:sz w:val="23"/>
+          <w:szCs w:val="23"/>
+        </w:rPr>
+        <w:t>ii</w:t>
+      </w:r>
+      <w:proofErr w:type="spellEnd"/>
+      <w:r>
+        <w:rPr>
+          <w:rFonts w:ascii="Calibri" w:eastAsia="Calibri" w:hAnsi="Calibri" w:cs="Calibri"/>
+          <w:sz w:val="23"/>
+          <w:szCs w:val="23"/>
+        </w:rPr>
+        <w:t xml:space="preserve">. </w:t>
       </w:r>
       <w:r>
         <w:rPr>
@@ -8335,13 +8725,23 @@
           <w:szCs w:val="23"/>
         </w:rPr>
       </w:pPr>
-      <w:r>
-        <w:rPr>
-          <w:rFonts w:ascii="Calibri" w:eastAsia="Calibri" w:hAnsi="Calibri" w:cs="Calibri"/>
-          <w:sz w:val="23"/>
-          <w:szCs w:val="23"/>
-        </w:rPr>
-        <w:t xml:space="preserve">iii. </w:t>
+      <w:proofErr w:type="spellStart"/>
+      <w:r>
+        <w:rPr>
+          <w:rFonts w:ascii="Calibri" w:eastAsia="Calibri" w:hAnsi="Calibri" w:cs="Calibri"/>
+          <w:sz w:val="23"/>
+          <w:szCs w:val="23"/>
+        </w:rPr>
+        <w:t>iii</w:t>
+      </w:r>
+      <w:proofErr w:type="spellEnd"/>
+      <w:r>
+        <w:rPr>
+          <w:rFonts w:ascii="Calibri" w:eastAsia="Calibri" w:hAnsi="Calibri" w:cs="Calibri"/>
+          <w:sz w:val="23"/>
+          <w:szCs w:val="23"/>
+        </w:rPr>
+        <w:t xml:space="preserve">. </w:t>
       </w:r>
       <w:r>
         <w:rPr>
@@ -8550,8 +8950,18 @@
           <w:sz w:val="23"/>
           <w:szCs w:val="23"/>
         </w:rPr>
-        <w:t>terminar el contrato de manera unilateral, sin previo aviso ni indemnización, y hacer exigibles las penalidades pactadas. .</w:t>
-      </w:r>
+        <w:t>terminar el contrato de manera unilateral, sin previo aviso ni indemnización, y hacer exigibles las penalidades pactadas</w:t>
+      </w:r>
+      <w:proofErr w:type="gramStart"/>
+      <w:r>
+        <w:rPr>
+          <w:rFonts w:ascii="Calibri" w:eastAsia="Calibri" w:hAnsi="Calibri" w:cs="Calibri"/>
+          <w:sz w:val="23"/>
+          <w:szCs w:val="23"/>
+        </w:rPr>
+        <w:t>. .</w:t>
+      </w:r>
+      <w:proofErr w:type="gramEnd"/>
     </w:p>
     <w:p>
       <w:pPr>
@@ -9113,6 +9523,7 @@
         </w:rPr>
         <w:t>[[</w:t>
       </w:r>
+      <w:proofErr w:type="spellStart"/>
       <w:r>
         <w:rPr>
           <w:rFonts w:ascii="Calibri" w:eastAsia="Calibri" w:hAnsi="Calibri" w:cs="Calibri"/>
@@ -9124,6 +9535,7 @@
         </w:rPr>
         <w:t>CiudadFirma</w:t>
       </w:r>
+      <w:proofErr w:type="spellEnd"/>
       <w:r>
         <w:rPr>
           <w:rFonts w:ascii="Calibri" w:eastAsia="Calibri" w:hAnsi="Calibri" w:cs="Calibri"/>
@@ -9170,68 +9582,6 @@
         </w:rPr>
         <w:t>.</w:t>
       </w:r>
-    </w:p>
-    <w:p>
-      <w:pPr>
-        <w:widowControl/>
-        <w:tabs>
-          <w:tab w:val="left" w:pos="709"/>
-          <w:tab w:val="left" w:pos="1418"/>
-          <w:tab w:val="left" w:pos="2127"/>
-          <w:tab w:val="left" w:pos="2836"/>
-          <w:tab w:val="left" w:pos="3545"/>
-          <w:tab w:val="left" w:pos="4254"/>
-          <w:tab w:val="left" w:pos="4963"/>
-          <w:tab w:val="left" w:pos="5672"/>
-          <w:tab w:val="left" w:pos="6381"/>
-          <w:tab w:val="left" w:pos="7090"/>
-          <w:tab w:val="left" w:pos="7799"/>
-          <w:tab w:val="left" w:pos="8508"/>
-          <w:tab w:val="left" w:pos="9217"/>
-          <w:tab w:val="left" w:pos="9926"/>
-          <w:tab w:val="left" w:pos="10635"/>
-          <w:tab w:val="left" w:pos="11344"/>
-          <w:tab w:val="left" w:pos="12053"/>
-        </w:tabs>
-        <w:jc w:val="both"/>
-        <w:rPr>
-          <w:rFonts w:ascii="Calibri" w:eastAsia="Calibri" w:hAnsi="Calibri" w:cs="Calibri"/>
-          <w:b/>
-          <w:bCs/>
-          <w:sz w:val="23"/>
-          <w:szCs w:val="23"/>
-        </w:rPr>
-      </w:pPr>
-    </w:p>
-    <w:p>
-      <w:pPr>
-        <w:widowControl/>
-        <w:tabs>
-          <w:tab w:val="left" w:pos="709"/>
-          <w:tab w:val="left" w:pos="1418"/>
-          <w:tab w:val="left" w:pos="2127"/>
-          <w:tab w:val="left" w:pos="2836"/>
-          <w:tab w:val="left" w:pos="3545"/>
-          <w:tab w:val="left" w:pos="4254"/>
-          <w:tab w:val="left" w:pos="4963"/>
-          <w:tab w:val="left" w:pos="5672"/>
-          <w:tab w:val="left" w:pos="6381"/>
-          <w:tab w:val="left" w:pos="7090"/>
-          <w:tab w:val="left" w:pos="7799"/>
-          <w:tab w:val="left" w:pos="8508"/>
-          <w:tab w:val="left" w:pos="9217"/>
-          <w:tab w:val="left" w:pos="9926"/>
-          <w:tab w:val="left" w:pos="10635"/>
-          <w:tab w:val="left" w:pos="11344"/>
-          <w:tab w:val="left" w:pos="12053"/>
-        </w:tabs>
-        <w:jc w:val="both"/>
-        <w:rPr>
-          <w:rFonts w:ascii="Calibri" w:eastAsia="Calibri" w:hAnsi="Calibri" w:cs="Calibri"/>
-          <w:sz w:val="23"/>
-          <w:szCs w:val="23"/>
-        </w:rPr>
-      </w:pPr>
     </w:p>
     <w:p>
       <w:pPr>
@@ -9295,6 +9645,579 @@
     </w:p>
     <w:p>
       <w:pPr>
+        <w:jc w:val="both"/>
+        <w:rPr>
+          <w:rFonts w:ascii="Calibri" w:eastAsia="Calibri" w:hAnsi="Calibri" w:cs="Calibri"/>
+          <w:sz w:val="23"/>
+          <w:szCs w:val="23"/>
+        </w:rPr>
+      </w:pPr>
+    </w:p>
+    <w:p>
+      <w:pPr>
+        <w:jc w:val="both"/>
+        <w:rPr>
+          <w:rFonts w:ascii="Calibri" w:eastAsia="Calibri" w:hAnsi="Calibri" w:cs="Calibri"/>
+          <w:sz w:val="23"/>
+          <w:szCs w:val="23"/>
+        </w:rPr>
+      </w:pPr>
+    </w:p>
+    <w:p>
+      <w:pPr>
+        <w:tabs>
+          <w:tab w:val="left" w:pos="709"/>
+          <w:tab w:val="left" w:pos="1418"/>
+          <w:tab w:val="left" w:pos="2127"/>
+          <w:tab w:val="left" w:pos="2836"/>
+          <w:tab w:val="left" w:pos="3545"/>
+          <w:tab w:val="left" w:pos="4254"/>
+          <w:tab w:val="left" w:pos="4963"/>
+          <w:tab w:val="left" w:pos="5672"/>
+          <w:tab w:val="left" w:pos="6381"/>
+          <w:tab w:val="left" w:pos="7090"/>
+          <w:tab w:val="left" w:pos="7799"/>
+          <w:tab w:val="left" w:pos="8508"/>
+          <w:tab w:val="left" w:pos="9217"/>
+          <w:tab w:val="left" w:pos="9926"/>
+          <w:tab w:val="left" w:pos="10635"/>
+          <w:tab w:val="left" w:pos="11344"/>
+          <w:tab w:val="left" w:pos="12053"/>
+        </w:tabs>
+        <w:rPr>
+          <w:rFonts w:ascii="Calibri" w:eastAsia="Calibri" w:hAnsi="Calibri" w:cs="Calibri"/>
+          <w:sz w:val="23"/>
+          <w:szCs w:val="23"/>
+        </w:rPr>
+      </w:pPr>
+      <w:r>
+        <w:rPr>
+          <w:rFonts w:ascii="Calibri" w:eastAsia="Calibri" w:hAnsi="Calibri" w:cs="Calibri"/>
+          <w:noProof/>
+          <w:sz w:val="23"/>
+          <w:szCs w:val="23"/>
+        </w:rPr>
+        <mc:AlternateContent>
+          <mc:Choice Requires="wps">
+            <w:drawing>
+              <wp:anchor distT="0" distB="0" distL="114300" distR="114300" simplePos="0" relativeHeight="251659264" behindDoc="0" locked="0" layoutInCell="1" allowOverlap="1" wp14:anchorId="47251735" wp14:editId="74F83753">
+                <wp:simplePos x="0" y="0"/>
+                <wp:positionH relativeFrom="column">
+                  <wp:posOffset>2771775</wp:posOffset>
+                </wp:positionH>
+                <wp:positionV relativeFrom="paragraph">
+                  <wp:posOffset>9525</wp:posOffset>
+                </wp:positionV>
+                <wp:extent cx="1943100" cy="0"/>
+                <wp:effectExtent l="38100" t="38100" r="57150" b="95250"/>
+                <wp:wrapNone/>
+                <wp:docPr id="2" name="Conector: angular 2"/>
+                <wp:cNvGraphicFramePr/>
+                <a:graphic xmlns:a="http://schemas.openxmlformats.org/drawingml/2006/main">
+                  <a:graphicData uri="http://schemas.microsoft.com/office/word/2010/wordprocessingShape">
+                    <wps:wsp>
+                      <wps:cNvCnPr/>
+                      <wps:spPr>
+                        <a:xfrm>
+                          <a:off x="0" y="0"/>
+                          <a:ext cx="1943100" cy="0"/>
+                        </a:xfrm>
+                        <a:prstGeom prst="bentConnector3">
+                          <a:avLst/>
+                        </a:prstGeom>
+                        <a:ln w="6350"/>
+                      </wps:spPr>
+                      <wps:style>
+                        <a:lnRef idx="2">
+                          <a:schemeClr val="dk1"/>
+                        </a:lnRef>
+                        <a:fillRef idx="0">
+                          <a:schemeClr val="dk1"/>
+                        </a:fillRef>
+                        <a:effectRef idx="1">
+                          <a:schemeClr val="dk1"/>
+                        </a:effectRef>
+                        <a:fontRef idx="minor">
+                          <a:schemeClr val="tx1"/>
+                        </a:fontRef>
+                      </wps:style>
+                      <wps:bodyPr/>
+                    </wps:wsp>
+                  </a:graphicData>
+                </a:graphic>
+                <wp14:sizeRelH relativeFrom="margin">
+                  <wp14:pctWidth>0</wp14:pctWidth>
+                </wp14:sizeRelH>
+                <wp14:sizeRelV relativeFrom="margin">
+                  <wp14:pctHeight>0</wp14:pctHeight>
+                </wp14:sizeRelV>
+              </wp:anchor>
+            </w:drawing>
+          </mc:Choice>
+          <mc:Fallback>
+            <w:pict>
+              <v:shapetype w14:anchorId="48079F0F" id="_x0000_t34" coordsize="21600,21600" o:spt="34" o:oned="t" adj="10800" path="m,l@0,0@0,21600,21600,21600e" filled="f">
+                <v:stroke joinstyle="miter"/>
+                <v:formulas>
+                  <v:f eqn="val #0"/>
+                </v:formulas>
+                <v:path arrowok="t" fillok="f" o:connecttype="none"/>
+                <v:handles>
+                  <v:h position="#0,center"/>
+                </v:handles>
+                <o:lock v:ext="edit" shapetype="t"/>
+              </v:shapetype>
+              <v:shape id="Conector: angular 2" o:spid="_x0000_s1026" type="#_x0000_t34" style="position:absolute;margin-left:218.25pt;margin-top:.75pt;width:153pt;height:0;z-index:251659264;visibility:visible;mso-wrap-style:square;mso-width-percent:0;mso-height-percent:0;mso-wrap-distance-left:9pt;mso-wrap-distance-top:0;mso-wrap-distance-right:9pt;mso-wrap-distance-bottom:0;mso-position-horizontal:absolute;mso-position-horizontal-relative:text;mso-position-vertical:absolute;mso-position-vertical-relative:text;mso-width-percent:0;mso-height-percent:0;mso-width-relative:margin;mso-height-relative:margin" o:gfxdata="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" strokecolor="black [3200]" strokeweight=".5pt">
+                <v:shadow on="t" color="black" opacity="24903f" origin=",.5" offset="0,.55556mm"/>
+              </v:shape>
+            </w:pict>
+          </mc:Fallback>
+        </mc:AlternateContent>
+      </w:r>
+      <w:r>
+        <w:rPr>
+          <w:rFonts w:ascii="Calibri" w:eastAsia="Calibri" w:hAnsi="Calibri" w:cs="Calibri"/>
+          <w:noProof/>
+          <w:sz w:val="23"/>
+          <w:szCs w:val="23"/>
+        </w:rPr>
+        <mc:AlternateContent>
+          <mc:Choice Requires="wps">
+            <w:drawing>
+              <wp:anchor distT="0" distB="0" distL="114300" distR="114300" simplePos="0" relativeHeight="251660288" behindDoc="0" locked="0" layoutInCell="1" allowOverlap="1" wp14:anchorId="716F5AA5" wp14:editId="57F55092">
+                <wp:simplePos x="0" y="0"/>
+                <wp:positionH relativeFrom="column">
+                  <wp:posOffset>28575</wp:posOffset>
+                </wp:positionH>
+                <wp:positionV relativeFrom="paragraph">
+                  <wp:posOffset>5080</wp:posOffset>
+                </wp:positionV>
+                <wp:extent cx="1943100" cy="0"/>
+                <wp:effectExtent l="38100" t="38100" r="57150" b="95250"/>
+                <wp:wrapNone/>
+                <wp:docPr id="3" name="Conector: angular 3"/>
+                <wp:cNvGraphicFramePr/>
+                <a:graphic xmlns:a="http://schemas.openxmlformats.org/drawingml/2006/main">
+                  <a:graphicData uri="http://schemas.microsoft.com/office/word/2010/wordprocessingShape">
+                    <wps:wsp>
+                      <wps:cNvCnPr/>
+                      <wps:spPr>
+                        <a:xfrm>
+                          <a:off x="0" y="0"/>
+                          <a:ext cx="1943100" cy="0"/>
+                        </a:xfrm>
+                        <a:prstGeom prst="bentConnector3">
+                          <a:avLst/>
+                        </a:prstGeom>
+                        <a:ln w="6350"/>
+                      </wps:spPr>
+                      <wps:style>
+                        <a:lnRef idx="2">
+                          <a:schemeClr val="dk1"/>
+                        </a:lnRef>
+                        <a:fillRef idx="0">
+                          <a:schemeClr val="dk1"/>
+                        </a:fillRef>
+                        <a:effectRef idx="1">
+                          <a:schemeClr val="dk1"/>
+                        </a:effectRef>
+                        <a:fontRef idx="minor">
+                          <a:schemeClr val="tx1"/>
+                        </a:fontRef>
+                      </wps:style>
+                      <wps:bodyPr/>
+                    </wps:wsp>
+                  </a:graphicData>
+                </a:graphic>
+              </wp:anchor>
+            </w:drawing>
+          </mc:Choice>
+          <mc:Fallback>
+            <w:pict>
+              <v:shape w14:anchorId="5D328BAF" id="Conector: angular 3" o:spid="_x0000_s1026" type="#_x0000_t34" style="position:absolute;margin-left:2.25pt;margin-top:.4pt;width:153pt;height:0;z-index:251660288;visibility:visible;mso-wrap-style:square;mso-wrap-distance-left:9pt;mso-wrap-distance-top:0;mso-wrap-distance-right:9pt;mso-wrap-distance-bottom:0;mso-position-horizontal:absolute;mso-position-horizontal-relative:text;mso-position-vertical:absolute;mso-position-vertical-relative:text" o:gfxdata="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" strokecolor="black [3200]" strokeweight=".5pt">
+                <v:shadow on="t" color="black" opacity="24903f" origin=",.5" offset="0,.55556mm"/>
+              </v:shape>
+            </w:pict>
+          </mc:Fallback>
+        </mc:AlternateContent>
+      </w:r>
+    </w:p>
+    <w:p>
+      <w:pPr>
+        <w:widowControl/>
+        <w:rPr>
+          <w:rFonts w:ascii="Calibri" w:eastAsia="Calibri" w:hAnsi="Calibri" w:cs="Calibri"/>
+          <w:b/>
+          <w:bCs/>
+          <w:sz w:val="23"/>
+          <w:szCs w:val="23"/>
+        </w:rPr>
+      </w:pPr>
+      <w:r>
+        <w:rPr>
+          <w:rFonts w:ascii="Calibri" w:eastAsia="Calibri" w:hAnsi="Calibri" w:cs="Calibri"/>
+          <w:b/>
+          <w:bCs/>
+          <w:sz w:val="23"/>
+          <w:szCs w:val="23"/>
+        </w:rPr>
+        <w:t>LAURA CRISTINA CERÓN MUÑOZ</w:t>
+      </w:r>
+      <w:r>
+        <w:rPr>
+          <w:rFonts w:ascii="Calibri" w:eastAsia="Calibri" w:hAnsi="Calibri" w:cs="Calibri"/>
+          <w:b/>
+          <w:bCs/>
+          <w:sz w:val="23"/>
+          <w:szCs w:val="23"/>
+        </w:rPr>
+        <w:tab/>
+      </w:r>
+      <w:r>
+        <w:rPr>
+          <w:rFonts w:ascii="Calibri" w:eastAsia="Calibri" w:hAnsi="Calibri" w:cs="Calibri"/>
+          <w:b/>
+          <w:bCs/>
+          <w:sz w:val="23"/>
+          <w:szCs w:val="23"/>
+        </w:rPr>
+        <w:tab/>
+      </w:r>
+      <w:r>
+        <w:rPr>
+          <w:rFonts w:ascii="Calibri" w:eastAsia="Calibri" w:hAnsi="Calibri" w:cs="Calibri"/>
+          <w:b/>
+          <w:bCs/>
+          <w:sz w:val="23"/>
+          <w:szCs w:val="23"/>
+        </w:rPr>
+        <w:tab/>
+        <w:t xml:space="preserve">[[Nombre]]        </w:t>
+      </w:r>
+      <w:r>
+        <w:rPr>
+          <w:rFonts w:ascii="Calibri" w:eastAsia="Calibri" w:hAnsi="Calibri" w:cs="Calibri"/>
+          <w:b/>
+          <w:bCs/>
+          <w:sz w:val="23"/>
+          <w:szCs w:val="23"/>
+        </w:rPr>
+        <w:tab/>
+      </w:r>
+      <w:r>
+        <w:rPr>
+          <w:rFonts w:ascii="Calibri" w:eastAsia="Calibri" w:hAnsi="Calibri" w:cs="Calibri"/>
+          <w:b/>
+          <w:bCs/>
+          <w:sz w:val="23"/>
+          <w:szCs w:val="23"/>
+        </w:rPr>
+        <w:tab/>
+      </w:r>
+      <w:r>
+        <w:rPr>
+          <w:rFonts w:ascii="Calibri" w:eastAsia="Calibri" w:hAnsi="Calibri" w:cs="Calibri"/>
+          <w:b/>
+          <w:bCs/>
+          <w:sz w:val="23"/>
+          <w:szCs w:val="23"/>
+        </w:rPr>
+        <w:tab/>
+      </w:r>
+    </w:p>
+    <w:p>
+      <w:pPr>
+        <w:widowControl/>
+        <w:jc w:val="both"/>
+        <w:rPr>
+          <w:rFonts w:ascii="Calibri" w:eastAsia="Calibri" w:hAnsi="Calibri" w:cs="Calibri"/>
+          <w:b/>
+          <w:bCs/>
+          <w:sz w:val="23"/>
+          <w:szCs w:val="23"/>
+        </w:rPr>
+      </w:pPr>
+      <w:r>
+        <w:rPr>
+          <w:rFonts w:ascii="Calibri" w:eastAsia="Calibri" w:hAnsi="Calibri" w:cs="Calibri"/>
+          <w:b/>
+          <w:bCs/>
+          <w:sz w:val="23"/>
+          <w:szCs w:val="23"/>
+        </w:rPr>
+        <w:t>C.C. No. 52.705.312</w:t>
+      </w:r>
+      <w:r>
+        <w:rPr>
+          <w:rFonts w:ascii="Calibri" w:eastAsia="Calibri" w:hAnsi="Calibri" w:cs="Calibri"/>
+          <w:sz w:val="23"/>
+          <w:szCs w:val="23"/>
+        </w:rPr>
+        <w:t xml:space="preserve"> </w:t>
+      </w:r>
+      <w:r>
+        <w:rPr>
+          <w:rFonts w:ascii="Calibri" w:eastAsia="Calibri" w:hAnsi="Calibri" w:cs="Calibri"/>
+          <w:sz w:val="23"/>
+          <w:szCs w:val="23"/>
+        </w:rPr>
+        <w:tab/>
+      </w:r>
+      <w:r>
+        <w:rPr>
+          <w:rFonts w:ascii="Calibri" w:eastAsia="Calibri" w:hAnsi="Calibri" w:cs="Calibri"/>
+          <w:sz w:val="23"/>
+          <w:szCs w:val="23"/>
+        </w:rPr>
+        <w:tab/>
+      </w:r>
+      <w:r>
+        <w:rPr>
+          <w:rFonts w:ascii="Calibri" w:eastAsia="Calibri" w:hAnsi="Calibri" w:cs="Calibri"/>
+          <w:sz w:val="23"/>
+          <w:szCs w:val="23"/>
+        </w:rPr>
+        <w:tab/>
+      </w:r>
+      <w:r>
+        <w:rPr>
+          <w:rFonts w:ascii="Calibri" w:eastAsia="Calibri" w:hAnsi="Calibri" w:cs="Calibri"/>
+          <w:sz w:val="23"/>
+          <w:szCs w:val="23"/>
+        </w:rPr>
+        <w:tab/>
+      </w:r>
+      <w:r>
+        <w:rPr>
+          <w:rFonts w:ascii="Calibri" w:eastAsia="Calibri" w:hAnsi="Calibri" w:cs="Calibri"/>
+          <w:sz w:val="23"/>
+          <w:szCs w:val="23"/>
+        </w:rPr>
+        <w:tab/>
+      </w:r>
+      <w:r>
+        <w:rPr>
+          <w:rFonts w:ascii="Calibri" w:eastAsia="Calibri" w:hAnsi="Calibri" w:cs="Calibri"/>
+          <w:b/>
+          <w:bCs/>
+          <w:sz w:val="23"/>
+          <w:szCs w:val="23"/>
+        </w:rPr>
+        <w:t xml:space="preserve">C.C. No. [[Cedula]] </w:t>
+      </w:r>
+    </w:p>
+    <w:p>
+      <w:pPr>
+        <w:widowControl/>
+        <w:jc w:val="both"/>
+        <w:rPr>
+          <w:rFonts w:ascii="Calibri" w:eastAsia="Calibri" w:hAnsi="Calibri" w:cs="Calibri"/>
+          <w:sz w:val="23"/>
+          <w:szCs w:val="23"/>
+        </w:rPr>
+      </w:pPr>
+    </w:p>
+    <w:p>
+      <w:pPr>
+        <w:widowControl/>
+        <w:jc w:val="both"/>
+        <w:rPr>
+          <w:rFonts w:ascii="Calibri" w:eastAsia="Calibri" w:hAnsi="Calibri" w:cs="Calibri"/>
+          <w:sz w:val="23"/>
+          <w:szCs w:val="23"/>
+        </w:rPr>
+      </w:pPr>
+    </w:p>
+    <w:p>
+      <w:pPr>
+        <w:jc w:val="both"/>
+        <w:rPr>
+          <w:rFonts w:ascii="Calibri" w:eastAsia="Calibri" w:hAnsi="Calibri" w:cs="Calibri"/>
+          <w:sz w:val="23"/>
+          <w:szCs w:val="23"/>
+        </w:rPr>
+      </w:pPr>
+    </w:p>
+    <w:p>
+      <w:pPr>
+        <w:jc w:val="both"/>
+        <w:rPr>
+          <w:rFonts w:ascii="Calibri" w:eastAsia="Calibri" w:hAnsi="Calibri" w:cs="Calibri"/>
+          <w:sz w:val="23"/>
+          <w:szCs w:val="23"/>
+        </w:rPr>
+      </w:pPr>
+    </w:p>
+    <w:p>
+      <w:pPr>
+        <w:tabs>
+          <w:tab w:val="left" w:pos="709"/>
+          <w:tab w:val="left" w:pos="1418"/>
+          <w:tab w:val="left" w:pos="2127"/>
+          <w:tab w:val="left" w:pos="2836"/>
+          <w:tab w:val="left" w:pos="3545"/>
+          <w:tab w:val="left" w:pos="4254"/>
+          <w:tab w:val="left" w:pos="4963"/>
+          <w:tab w:val="left" w:pos="5672"/>
+          <w:tab w:val="left" w:pos="6381"/>
+          <w:tab w:val="left" w:pos="7090"/>
+          <w:tab w:val="left" w:pos="7799"/>
+          <w:tab w:val="left" w:pos="8508"/>
+          <w:tab w:val="left" w:pos="9217"/>
+          <w:tab w:val="left" w:pos="9926"/>
+          <w:tab w:val="left" w:pos="10635"/>
+          <w:tab w:val="left" w:pos="11344"/>
+          <w:tab w:val="left" w:pos="12053"/>
+        </w:tabs>
+        <w:rPr>
+          <w:rFonts w:ascii="Calibri" w:eastAsia="Calibri" w:hAnsi="Calibri" w:cs="Calibri"/>
+          <w:sz w:val="23"/>
+          <w:szCs w:val="23"/>
+        </w:rPr>
+      </w:pPr>
+      <w:r>
+        <w:rPr>
+          <w:rFonts w:ascii="Calibri" w:eastAsia="Calibri" w:hAnsi="Calibri" w:cs="Calibri"/>
+          <w:noProof/>
+          <w:sz w:val="23"/>
+          <w:szCs w:val="23"/>
+        </w:rPr>
+        <mc:AlternateContent>
+          <mc:Choice Requires="wps">
+            <w:drawing>
+              <wp:anchor distT="0" distB="0" distL="114300" distR="114300" simplePos="0" relativeHeight="251662336" behindDoc="0" locked="0" layoutInCell="1" allowOverlap="1" wp14:anchorId="720BA2D5" wp14:editId="4372B433">
+                <wp:simplePos x="0" y="0"/>
+                <wp:positionH relativeFrom="column">
+                  <wp:posOffset>2771775</wp:posOffset>
+                </wp:positionH>
+                <wp:positionV relativeFrom="paragraph">
+                  <wp:posOffset>9525</wp:posOffset>
+                </wp:positionV>
+                <wp:extent cx="1943100" cy="0"/>
+                <wp:effectExtent l="38100" t="38100" r="57150" b="95250"/>
+                <wp:wrapNone/>
+                <wp:docPr id="4" name="Conector: angular 4"/>
+                <wp:cNvGraphicFramePr/>
+                <a:graphic xmlns:a="http://schemas.openxmlformats.org/drawingml/2006/main">
+                  <a:graphicData uri="http://schemas.microsoft.com/office/word/2010/wordprocessingShape">
+                    <wps:wsp>
+                      <wps:cNvCnPr/>
+                      <wps:spPr>
+                        <a:xfrm>
+                          <a:off x="0" y="0"/>
+                          <a:ext cx="1943100" cy="0"/>
+                        </a:xfrm>
+                        <a:prstGeom prst="bentConnector3">
+                          <a:avLst/>
+                        </a:prstGeom>
+                        <a:ln w="6350"/>
+                      </wps:spPr>
+                      <wps:style>
+                        <a:lnRef idx="2">
+                          <a:schemeClr val="dk1"/>
+                        </a:lnRef>
+                        <a:fillRef idx="0">
+                          <a:schemeClr val="dk1"/>
+                        </a:fillRef>
+                        <a:effectRef idx="1">
+                          <a:schemeClr val="dk1"/>
+                        </a:effectRef>
+                        <a:fontRef idx="minor">
+                          <a:schemeClr val="tx1"/>
+                        </a:fontRef>
+                      </wps:style>
+                      <wps:bodyPr/>
+                    </wps:wsp>
+                  </a:graphicData>
+                </a:graphic>
+                <wp14:sizeRelH relativeFrom="margin">
+                  <wp14:pctWidth>0</wp14:pctWidth>
+                </wp14:sizeRelH>
+                <wp14:sizeRelV relativeFrom="margin">
+                  <wp14:pctHeight>0</wp14:pctHeight>
+                </wp14:sizeRelV>
+              </wp:anchor>
+            </w:drawing>
+          </mc:Choice>
+          <mc:Fallback>
+            <w:pict>
+              <v:shape w14:anchorId="30A1C41C" id="Conector: angular 4" o:spid="_x0000_s1026" type="#_x0000_t34" style="position:absolute;margin-left:218.25pt;margin-top:.75pt;width:153pt;height:0;z-index:251662336;visibility:visible;mso-wrap-style:square;mso-width-percent:0;mso-height-percent:0;mso-wrap-distance-left:9pt;mso-wrap-distance-top:0;mso-wrap-distance-right:9pt;mso-wrap-distance-bottom:0;mso-position-horizontal:absolute;mso-position-horizontal-relative:text;mso-position-vertical:absolute;mso-position-vertical-relative:text;mso-width-percent:0;mso-height-percent:0;mso-width-relative:margin;mso-height-relative:margin" o:gfxdata="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" strokecolor="black [3200]" strokeweight=".5pt">
+                <v:shadow on="t" color="black" opacity="24903f" origin=",.5" offset="0,.55556mm"/>
+              </v:shape>
+            </w:pict>
+          </mc:Fallback>
+        </mc:AlternateContent>
+      </w:r>
+      <w:r>
+        <w:rPr>
+          <w:rFonts w:ascii="Calibri" w:eastAsia="Calibri" w:hAnsi="Calibri" w:cs="Calibri"/>
+          <w:noProof/>
+          <w:sz w:val="23"/>
+          <w:szCs w:val="23"/>
+        </w:rPr>
+        <mc:AlternateContent>
+          <mc:Choice Requires="wps">
+            <w:drawing>
+              <wp:anchor distT="0" distB="0" distL="114300" distR="114300" simplePos="0" relativeHeight="251663360" behindDoc="0" locked="0" layoutInCell="1" allowOverlap="1" wp14:anchorId="2277D4E2" wp14:editId="6A2E9919">
+                <wp:simplePos x="0" y="0"/>
+                <wp:positionH relativeFrom="column">
+                  <wp:posOffset>28575</wp:posOffset>
+                </wp:positionH>
+                <wp:positionV relativeFrom="paragraph">
+                  <wp:posOffset>5080</wp:posOffset>
+                </wp:positionV>
+                <wp:extent cx="1943100" cy="0"/>
+                <wp:effectExtent l="38100" t="38100" r="57150" b="95250"/>
+                <wp:wrapNone/>
+                <wp:docPr id="5" name="Conector: angular 5"/>
+                <wp:cNvGraphicFramePr/>
+                <a:graphic xmlns:a="http://schemas.openxmlformats.org/drawingml/2006/main">
+                  <a:graphicData uri="http://schemas.microsoft.com/office/word/2010/wordprocessingShape">
+                    <wps:wsp>
+                      <wps:cNvCnPr/>
+                      <wps:spPr>
+                        <a:xfrm>
+                          <a:off x="0" y="0"/>
+                          <a:ext cx="1943100" cy="0"/>
+                        </a:xfrm>
+                        <a:prstGeom prst="bentConnector3">
+                          <a:avLst/>
+                        </a:prstGeom>
+                        <a:ln w="6350"/>
+                      </wps:spPr>
+                      <wps:style>
+                        <a:lnRef idx="2">
+                          <a:schemeClr val="dk1"/>
+                        </a:lnRef>
+                        <a:fillRef idx="0">
+                          <a:schemeClr val="dk1"/>
+                        </a:fillRef>
+                        <a:effectRef idx="1">
+                          <a:schemeClr val="dk1"/>
+                        </a:effectRef>
+                        <a:fontRef idx="minor">
+                          <a:schemeClr val="tx1"/>
+                        </a:fontRef>
+                      </wps:style>
+                      <wps:bodyPr/>
+                    </wps:wsp>
+                  </a:graphicData>
+                </a:graphic>
+              </wp:anchor>
+            </w:drawing>
+          </mc:Choice>
+          <mc:Fallback>
+            <w:pict>
+              <v:shape w14:anchorId="51250D31" id="Conector: angular 5" o:spid="_x0000_s1026" type="#_x0000_t34" style="position:absolute;margin-left:2.25pt;margin-top:.4pt;width:153pt;height:0;z-index:251663360;visibility:visible;mso-wrap-style:square;mso-wrap-distance-left:9pt;mso-wrap-distance-top:0;mso-wrap-distance-right:9pt;mso-wrap-distance-bottom:0;mso-position-horizontal:absolute;mso-position-horizontal-relative:text;mso-position-vertical:absolute;mso-position-vertical-relative:text" o:gfxdata="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" strokecolor="black [3200]" strokeweight=".5pt">
+                <v:shadow on="t" color="black" opacity="24903f" origin=",.5" offset="0,.55556mm"/>
+              </v:shape>
+            </w:pict>
+          </mc:Fallback>
+        </mc:AlternateContent>
+      </w:r>
+    </w:p>
+    <w:p>
+      <w:pPr>
         <w:widowControl/>
         <w:tabs>
           <w:tab w:val="left" w:pos="709"/>
@@ -9318,21 +10241,19 @@
         <w:spacing w:after="120" w:line="480" w:lineRule="auto"/>
         <w:rPr>
           <w:rFonts w:ascii="Calibri" w:eastAsia="Calibri" w:hAnsi="Calibri" w:cs="Calibri"/>
-          <w:b/>
-          <w:bCs/>
-          <w:sz w:val="23"/>
-          <w:szCs w:val="23"/>
-        </w:rPr>
-      </w:pPr>
-      <w:r>
-        <w:rPr>
-          <w:rFonts w:ascii="Calibri" w:eastAsia="Calibri" w:hAnsi="Calibri" w:cs="Calibri"/>
-          <w:b/>
-          <w:bCs/>
-          <w:sz w:val="23"/>
-          <w:szCs w:val="23"/>
-        </w:rPr>
-        <w:t>EMPLEADOR</w:t>
+          <w:sz w:val="23"/>
+          <w:szCs w:val="23"/>
+        </w:rPr>
+      </w:pPr>
+      <w:r>
+        <w:rPr>
+          <w:rFonts w:ascii="Calibri" w:eastAsia="Calibri" w:hAnsi="Calibri" w:cs="Calibri"/>
+          <w:b/>
+          <w:bCs/>
+          <w:sz w:val="23"/>
+          <w:szCs w:val="23"/>
+        </w:rPr>
+        <w:t>TESTIGO</w:t>
       </w:r>
       <w:r>
         <w:rPr>
@@ -9393,254 +10314,8 @@
           <w:szCs w:val="23"/>
         </w:rPr>
         <w:tab/>
-        <w:t>TRABAJADOR</w:t>
-      </w:r>
-    </w:p>
-    <w:p>
-      <w:pPr>
-        <w:widowControl/>
-        <w:rPr>
-          <w:rFonts w:ascii="Calibri" w:eastAsia="Calibri" w:hAnsi="Calibri" w:cs="Calibri"/>
-          <w:sz w:val="23"/>
-          <w:szCs w:val="23"/>
-          <w:u w:val="single"/>
-        </w:rPr>
-      </w:pPr>
-    </w:p>
-    <w:p>
-      <w:pPr>
-        <w:widowControl/>
-        <w:rPr>
-          <w:rFonts w:ascii="Calibri" w:eastAsia="Calibri" w:hAnsi="Calibri" w:cs="Calibri"/>
-          <w:b/>
-          <w:bCs/>
-          <w:sz w:val="23"/>
-          <w:szCs w:val="23"/>
-        </w:rPr>
-      </w:pPr>
-      <w:r>
-        <w:rPr>
-          <w:rFonts w:ascii="Calibri" w:eastAsia="Calibri" w:hAnsi="Calibri" w:cs="Calibri"/>
-          <w:b/>
-          <w:bCs/>
-          <w:sz w:val="23"/>
-          <w:szCs w:val="23"/>
-        </w:rPr>
-        <w:t>LAURA CRISTINA CERÓN MUÑOZ</w:t>
-      </w:r>
-      <w:r>
-        <w:rPr>
-          <w:rFonts w:ascii="Calibri" w:eastAsia="Calibri" w:hAnsi="Calibri" w:cs="Calibri"/>
-          <w:b/>
-          <w:bCs/>
-          <w:sz w:val="23"/>
-          <w:szCs w:val="23"/>
-        </w:rPr>
-        <w:tab/>
-      </w:r>
-      <w:r>
-        <w:rPr>
-          <w:rFonts w:ascii="Calibri" w:eastAsia="Calibri" w:hAnsi="Calibri" w:cs="Calibri"/>
-          <w:b/>
-          <w:bCs/>
-          <w:sz w:val="23"/>
-          <w:szCs w:val="23"/>
-        </w:rPr>
-        <w:tab/>
-      </w:r>
-      <w:r>
-        <w:rPr>
-          <w:rFonts w:ascii="Calibri" w:eastAsia="Calibri" w:hAnsi="Calibri" w:cs="Calibri"/>
-          <w:b/>
-          <w:bCs/>
-          <w:sz w:val="23"/>
-          <w:szCs w:val="23"/>
-        </w:rPr>
-        <w:tab/>
-        <w:t xml:space="preserve">[[Nombre]]        </w:t>
-      </w:r>
-      <w:r>
-        <w:rPr>
-          <w:rFonts w:ascii="Calibri" w:eastAsia="Calibri" w:hAnsi="Calibri" w:cs="Calibri"/>
-          <w:b/>
-          <w:bCs/>
-          <w:sz w:val="23"/>
-          <w:szCs w:val="23"/>
-        </w:rPr>
-        <w:tab/>
-      </w:r>
-      <w:r>
-        <w:rPr>
-          <w:rFonts w:ascii="Calibri" w:eastAsia="Calibri" w:hAnsi="Calibri" w:cs="Calibri"/>
-          <w:b/>
-          <w:bCs/>
-          <w:sz w:val="23"/>
-          <w:szCs w:val="23"/>
-        </w:rPr>
-        <w:tab/>
-      </w:r>
-      <w:r>
-        <w:rPr>
-          <w:rFonts w:ascii="Calibri" w:eastAsia="Calibri" w:hAnsi="Calibri" w:cs="Calibri"/>
-          <w:b/>
-          <w:bCs/>
-          <w:sz w:val="23"/>
-          <w:szCs w:val="23"/>
-        </w:rPr>
-        <w:tab/>
-      </w:r>
-    </w:p>
-    <w:p>
-      <w:pPr>
-        <w:widowControl/>
-        <w:jc w:val="both"/>
-        <w:rPr>
-          <w:rFonts w:ascii="Calibri" w:eastAsia="Calibri" w:hAnsi="Calibri" w:cs="Calibri"/>
-          <w:sz w:val="23"/>
-          <w:szCs w:val="23"/>
-        </w:rPr>
-      </w:pPr>
-      <w:r>
-        <w:rPr>
-          <w:rFonts w:ascii="Calibri" w:eastAsia="Calibri" w:hAnsi="Calibri" w:cs="Calibri"/>
-          <w:b/>
-          <w:bCs/>
-          <w:sz w:val="23"/>
-          <w:szCs w:val="23"/>
-        </w:rPr>
-        <w:t>C.C. No. 52.705.312</w:t>
-      </w:r>
-      <w:r>
-        <w:rPr>
-          <w:rFonts w:ascii="Calibri" w:eastAsia="Calibri" w:hAnsi="Calibri" w:cs="Calibri"/>
-          <w:sz w:val="23"/>
-          <w:szCs w:val="23"/>
-        </w:rPr>
-        <w:t xml:space="preserve"> </w:t>
-      </w:r>
-      <w:r>
-        <w:rPr>
-          <w:rFonts w:ascii="Calibri" w:eastAsia="Calibri" w:hAnsi="Calibri" w:cs="Calibri"/>
-          <w:sz w:val="23"/>
-          <w:szCs w:val="23"/>
-        </w:rPr>
-        <w:tab/>
-      </w:r>
-      <w:r>
-        <w:rPr>
-          <w:rFonts w:ascii="Calibri" w:eastAsia="Calibri" w:hAnsi="Calibri" w:cs="Calibri"/>
-          <w:sz w:val="23"/>
-          <w:szCs w:val="23"/>
-        </w:rPr>
-        <w:tab/>
-      </w:r>
-      <w:r>
-        <w:rPr>
-          <w:rFonts w:ascii="Calibri" w:eastAsia="Calibri" w:hAnsi="Calibri" w:cs="Calibri"/>
-          <w:sz w:val="23"/>
-          <w:szCs w:val="23"/>
-        </w:rPr>
-        <w:tab/>
-      </w:r>
-      <w:r>
-        <w:rPr>
-          <w:rFonts w:ascii="Calibri" w:eastAsia="Calibri" w:hAnsi="Calibri" w:cs="Calibri"/>
-          <w:sz w:val="23"/>
-          <w:szCs w:val="23"/>
-        </w:rPr>
-        <w:tab/>
-      </w:r>
-      <w:r>
-        <w:rPr>
-          <w:rFonts w:ascii="Calibri" w:eastAsia="Calibri" w:hAnsi="Calibri" w:cs="Calibri"/>
-          <w:sz w:val="23"/>
-          <w:szCs w:val="23"/>
-        </w:rPr>
-        <w:tab/>
-      </w:r>
-      <w:r>
-        <w:rPr>
-          <w:rFonts w:ascii="Calibri" w:eastAsia="Calibri" w:hAnsi="Calibri" w:cs="Calibri"/>
-          <w:b/>
-          <w:bCs/>
-          <w:sz w:val="23"/>
-          <w:szCs w:val="23"/>
-        </w:rPr>
-        <w:t xml:space="preserve">C.C. No. [[Cedula]] </w:t>
-      </w:r>
-    </w:p>
-    <w:p>
-      <w:pPr>
-        <w:widowControl/>
-        <w:jc w:val="both"/>
-        <w:rPr>
-          <w:rFonts w:ascii="Calibri" w:eastAsia="Calibri" w:hAnsi="Calibri" w:cs="Calibri"/>
-          <w:sz w:val="23"/>
-          <w:szCs w:val="23"/>
-        </w:rPr>
-      </w:pPr>
-    </w:p>
-    <w:p>
-      <w:pPr>
-        <w:widowControl/>
-        <w:tabs>
-          <w:tab w:val="left" w:pos="709"/>
-          <w:tab w:val="left" w:pos="1418"/>
-          <w:tab w:val="left" w:pos="2127"/>
-          <w:tab w:val="left" w:pos="2836"/>
-          <w:tab w:val="left" w:pos="3545"/>
-          <w:tab w:val="left" w:pos="4254"/>
-          <w:tab w:val="left" w:pos="4963"/>
-          <w:tab w:val="left" w:pos="5672"/>
-          <w:tab w:val="left" w:pos="6381"/>
-          <w:tab w:val="left" w:pos="7090"/>
-          <w:tab w:val="left" w:pos="7799"/>
-          <w:tab w:val="left" w:pos="8508"/>
-          <w:tab w:val="left" w:pos="9217"/>
-          <w:tab w:val="left" w:pos="9926"/>
-          <w:tab w:val="left" w:pos="10635"/>
-          <w:tab w:val="left" w:pos="11344"/>
-          <w:tab w:val="left" w:pos="12053"/>
-        </w:tabs>
-        <w:spacing w:after="120" w:line="480" w:lineRule="auto"/>
-        <w:rPr>
-          <w:rFonts w:ascii="Calibri" w:eastAsia="Calibri" w:hAnsi="Calibri" w:cs="Calibri"/>
-          <w:b/>
-          <w:bCs/>
-          <w:sz w:val="23"/>
-          <w:szCs w:val="23"/>
-        </w:rPr>
-      </w:pPr>
-    </w:p>
-    <w:p>
-      <w:pPr>
-        <w:widowControl/>
-        <w:tabs>
-          <w:tab w:val="left" w:pos="709"/>
-          <w:tab w:val="left" w:pos="1418"/>
-          <w:tab w:val="left" w:pos="2127"/>
-          <w:tab w:val="left" w:pos="2836"/>
-          <w:tab w:val="left" w:pos="3545"/>
-          <w:tab w:val="left" w:pos="4254"/>
-          <w:tab w:val="left" w:pos="4963"/>
-          <w:tab w:val="left" w:pos="5672"/>
-          <w:tab w:val="left" w:pos="6381"/>
-          <w:tab w:val="left" w:pos="7090"/>
-          <w:tab w:val="left" w:pos="7799"/>
-          <w:tab w:val="left" w:pos="8508"/>
-          <w:tab w:val="left" w:pos="9217"/>
-          <w:tab w:val="left" w:pos="9926"/>
-          <w:tab w:val="left" w:pos="10635"/>
-          <w:tab w:val="left" w:pos="11344"/>
-          <w:tab w:val="left" w:pos="12053"/>
-        </w:tabs>
-        <w:spacing w:after="120" w:line="480" w:lineRule="auto"/>
-        <w:rPr>
-          <w:rFonts w:ascii="Calibri" w:eastAsia="Calibri" w:hAnsi="Calibri" w:cs="Calibri"/>
-          <w:sz w:val="23"/>
-          <w:szCs w:val="23"/>
-        </w:rPr>
-      </w:pPr>
+      </w:r>
+      <w:proofErr w:type="spellStart"/>
       <w:r>
         <w:rPr>
           <w:rFonts w:ascii="Calibri" w:eastAsia="Calibri" w:hAnsi="Calibri" w:cs="Calibri"/>
@@ -9651,86 +10326,7 @@
         </w:rPr>
         <w:t>TESTIGO</w:t>
       </w:r>
-      <w:r>
-        <w:rPr>
-          <w:rFonts w:ascii="Calibri" w:eastAsia="Calibri" w:hAnsi="Calibri" w:cs="Calibri"/>
-          <w:b/>
-          <w:bCs/>
-          <w:sz w:val="23"/>
-          <w:szCs w:val="23"/>
-        </w:rPr>
-        <w:tab/>
-      </w:r>
-      <w:r>
-        <w:rPr>
-          <w:rFonts w:ascii="Calibri" w:eastAsia="Calibri" w:hAnsi="Calibri" w:cs="Calibri"/>
-          <w:b/>
-          <w:bCs/>
-          <w:sz w:val="23"/>
-          <w:szCs w:val="23"/>
-        </w:rPr>
-        <w:tab/>
-      </w:r>
-      <w:r>
-        <w:rPr>
-          <w:rFonts w:ascii="Calibri" w:eastAsia="Calibri" w:hAnsi="Calibri" w:cs="Calibri"/>
-          <w:b/>
-          <w:bCs/>
-          <w:sz w:val="23"/>
-          <w:szCs w:val="23"/>
-        </w:rPr>
-        <w:tab/>
-      </w:r>
-      <w:r>
-        <w:rPr>
-          <w:rFonts w:ascii="Calibri" w:eastAsia="Calibri" w:hAnsi="Calibri" w:cs="Calibri"/>
-          <w:b/>
-          <w:bCs/>
-          <w:sz w:val="23"/>
-          <w:szCs w:val="23"/>
-        </w:rPr>
-        <w:tab/>
-      </w:r>
-      <w:r>
-        <w:rPr>
-          <w:rFonts w:ascii="Calibri" w:eastAsia="Calibri" w:hAnsi="Calibri" w:cs="Calibri"/>
-          <w:b/>
-          <w:bCs/>
-          <w:sz w:val="23"/>
-          <w:szCs w:val="23"/>
-        </w:rPr>
-        <w:tab/>
-      </w:r>
-      <w:r>
-        <w:rPr>
-          <w:rFonts w:ascii="Calibri" w:eastAsia="Calibri" w:hAnsi="Calibri" w:cs="Calibri"/>
-          <w:b/>
-          <w:bCs/>
-          <w:sz w:val="23"/>
-          <w:szCs w:val="23"/>
-        </w:rPr>
-        <w:tab/>
-        <w:t>TESTIGO</w:t>
-      </w:r>
-    </w:p>
-    <w:p>
-      <w:pPr>
-        <w:pBdr>
-          <w:top w:val="nil"/>
-          <w:left w:val="nil"/>
-          <w:bottom w:val="nil"/>
-          <w:right w:val="nil"/>
-          <w:between w:val="nil"/>
-        </w:pBdr>
-        <w:ind w:left="102"/>
-        <w:jc w:val="both"/>
-        <w:rPr>
-          <w:rFonts w:ascii="Calibri" w:eastAsia="Calibri" w:hAnsi="Calibri" w:cs="Calibri"/>
-          <w:color w:val="000000"/>
-          <w:sz w:val="23"/>
-          <w:szCs w:val="23"/>
-        </w:rPr>
-      </w:pPr>
+      <w:proofErr w:type="spellEnd"/>
     </w:p>
     <w:sectPr>
       <w:headerReference w:type="default" r:id="rId12"/>

--- a/webapp/templates/word/Contrato_Termino_Indef_Integral.docx
+++ b/webapp/templates/word/Contrato_Termino_Indef_Integral.docx
@@ -2488,9 +2488,7 @@
           <w:id w:val="-1101748484"/>
         </w:sdtPr>
         <w:sdtEndPr/>
-        <w:sdtContent>
-          <w:commentRangeStart w:id="2"/>
-        </w:sdtContent>
+        <w:sdtContent/>
       </w:sdt>
       <w:r>
         <w:rPr>
@@ -2502,14 +2500,6 @@
           <w:szCs w:val="23"/>
         </w:rPr>
         <w:t xml:space="preserve">M/CTE </w:t>
-      </w:r>
-      <w:commentRangeEnd w:id="2"/>
-      <w:r>
-        <w:rPr>
-          <w:b/>
-          <w:bCs/>
-        </w:rPr>
-        <w:commentReference w:id="2"/>
       </w:r>
       <w:r>
         <w:rPr>
@@ -2659,9 +2649,7 @@
           <w:id w:val="-1940094619"/>
         </w:sdtPr>
         <w:sdtEndPr/>
-        <w:sdtContent>
-          <w:commentRangeStart w:id="3"/>
-        </w:sdtContent>
+        <w:sdtContent/>
       </w:sdt>
       <w:r>
         <w:rPr>
@@ -2671,25 +2659,7 @@
           <w:sz w:val="23"/>
           <w:szCs w:val="23"/>
         </w:rPr>
-        <w:t>M/CTE</w:t>
-      </w:r>
-      <w:commentRangeEnd w:id="3"/>
-      <w:r>
-        <w:rPr>
-          <w:b/>
-          <w:bCs/>
-        </w:rPr>
-        <w:commentReference w:id="3"/>
-      </w:r>
-      <w:r>
-        <w:rPr>
-          <w:rFonts w:ascii="Calibri" w:eastAsia="Calibri" w:hAnsi="Calibri" w:cs="Calibri"/>
-          <w:b/>
-          <w:bCs/>
-          <w:sz w:val="23"/>
-          <w:szCs w:val="23"/>
-        </w:rPr>
-        <w:t xml:space="preserve"> </w:t>
+        <w:t xml:space="preserve">M/CTE </w:t>
       </w:r>
       <w:r>
         <w:rPr>
@@ -2732,9 +2702,7 @@
           <w:id w:val="-1586327476"/>
         </w:sdtPr>
         <w:sdtEndPr/>
-        <w:sdtContent>
-          <w:commentRangeStart w:id="4"/>
-        </w:sdtContent>
+        <w:sdtContent/>
       </w:sdt>
       <w:r>
         <w:rPr>
@@ -2744,10 +2712,6 @@
           <w:szCs w:val="23"/>
         </w:rPr>
         <w:t>.</w:t>
-      </w:r>
-      <w:commentRangeEnd w:id="4"/>
-      <w:r>
-        <w:commentReference w:id="4"/>
       </w:r>
       <w:r>
         <w:rPr>
@@ -3468,8 +3432,8 @@
           <w:szCs w:val="23"/>
         </w:rPr>
       </w:pPr>
-      <w:bookmarkStart w:id="5" w:name="_heading=h.vsnqzrwm44f" w:colFirst="0" w:colLast="0"/>
-      <w:bookmarkEnd w:id="5"/>
+      <w:bookmarkStart w:id="2" w:name="_heading=h.vsnqzrwm44f" w:colFirst="0" w:colLast="0"/>
+      <w:bookmarkEnd w:id="2"/>
       <w:r>
         <w:rPr>
           <w:rFonts w:ascii="Calibri" w:eastAsia="Calibri" w:hAnsi="Calibri" w:cs="Calibri"/>
@@ -7680,7 +7644,7 @@
         </w:rPr>
         <w:t xml:space="preserve">a la cual se tiene acceso directo accediendo al siguiente enlace </w:t>
       </w:r>
-      <w:hyperlink r:id="rId11">
+      <w:hyperlink r:id="rId8">
         <w:r>
           <w:rPr>
             <w:rFonts w:ascii="Calibri" w:eastAsia="Calibri" w:hAnsi="Calibri" w:cs="Calibri"/>
@@ -9891,8 +9855,27 @@
           <w:sz w:val="23"/>
           <w:szCs w:val="23"/>
         </w:rPr>
+        <w:t xml:space="preserve"> </w:t>
+      </w:r>
+      <w:r>
+        <w:rPr>
+          <w:rFonts w:ascii="Calibri" w:eastAsia="Calibri" w:hAnsi="Calibri" w:cs="Calibri"/>
+          <w:b/>
+          <w:bCs/>
+          <w:sz w:val="23"/>
+          <w:szCs w:val="23"/>
+        </w:rPr>
+        <w:t xml:space="preserve">[[Nombre]]        </w:t>
+      </w:r>
+      <w:r>
+        <w:rPr>
+          <w:rFonts w:ascii="Calibri" w:eastAsia="Calibri" w:hAnsi="Calibri" w:cs="Calibri"/>
+          <w:b/>
+          <w:bCs/>
+          <w:sz w:val="23"/>
+          <w:szCs w:val="23"/>
+        </w:rPr>
         <w:tab/>
-        <w:t xml:space="preserve">[[Nombre]]        </w:t>
       </w:r>
       <w:r>
         <w:rPr>
@@ -9914,38 +9897,68 @@
         </w:rPr>
         <w:tab/>
       </w:r>
-      <w:r>
-        <w:rPr>
-          <w:rFonts w:ascii="Calibri" w:eastAsia="Calibri" w:hAnsi="Calibri" w:cs="Calibri"/>
-          <w:b/>
-          <w:bCs/>
+    </w:p>
+    <w:p>
+      <w:pPr>
+        <w:widowControl/>
+        <w:jc w:val="both"/>
+        <w:rPr>
+          <w:rFonts w:ascii="Calibri" w:eastAsia="Calibri" w:hAnsi="Calibri" w:cs="Calibri"/>
+          <w:b/>
+          <w:bCs/>
+          <w:sz w:val="23"/>
+          <w:szCs w:val="23"/>
+        </w:rPr>
+      </w:pPr>
+      <w:r>
+        <w:rPr>
+          <w:rFonts w:ascii="Calibri" w:eastAsia="Calibri" w:hAnsi="Calibri" w:cs="Calibri"/>
+          <w:b/>
+          <w:bCs/>
+          <w:sz w:val="23"/>
+          <w:szCs w:val="23"/>
+        </w:rPr>
+        <w:t>C.C. No. 52.705.312</w:t>
+      </w:r>
+      <w:r>
+        <w:rPr>
+          <w:rFonts w:ascii="Calibri" w:eastAsia="Calibri" w:hAnsi="Calibri" w:cs="Calibri"/>
+          <w:sz w:val="23"/>
+          <w:szCs w:val="23"/>
+        </w:rPr>
+        <w:t xml:space="preserve"> </w:t>
+      </w:r>
+      <w:r>
+        <w:rPr>
+          <w:rFonts w:ascii="Calibri" w:eastAsia="Calibri" w:hAnsi="Calibri" w:cs="Calibri"/>
           <w:sz w:val="23"/>
           <w:szCs w:val="23"/>
         </w:rPr>
         <w:tab/>
       </w:r>
-    </w:p>
-    <w:p>
-      <w:pPr>
-        <w:widowControl/>
-        <w:jc w:val="both"/>
-        <w:rPr>
-          <w:rFonts w:ascii="Calibri" w:eastAsia="Calibri" w:hAnsi="Calibri" w:cs="Calibri"/>
-          <w:b/>
-          <w:bCs/>
-          <w:sz w:val="23"/>
-          <w:szCs w:val="23"/>
-        </w:rPr>
-      </w:pPr>
-      <w:r>
-        <w:rPr>
-          <w:rFonts w:ascii="Calibri" w:eastAsia="Calibri" w:hAnsi="Calibri" w:cs="Calibri"/>
-          <w:b/>
-          <w:bCs/>
-          <w:sz w:val="23"/>
-          <w:szCs w:val="23"/>
-        </w:rPr>
-        <w:t>C.C. No. 52.705.312</w:t>
+      <w:r>
+        <w:rPr>
+          <w:rFonts w:ascii="Calibri" w:eastAsia="Calibri" w:hAnsi="Calibri" w:cs="Calibri"/>
+          <w:sz w:val="23"/>
+          <w:szCs w:val="23"/>
+        </w:rPr>
+        <w:tab/>
+      </w:r>
+      <w:r>
+        <w:rPr>
+          <w:rFonts w:ascii="Calibri" w:eastAsia="Calibri" w:hAnsi="Calibri" w:cs="Calibri"/>
+          <w:sz w:val="23"/>
+          <w:szCs w:val="23"/>
+        </w:rPr>
+        <w:tab/>
+      </w:r>
+      <w:r>
+        <w:rPr>
+          <w:rFonts w:ascii="Calibri" w:eastAsia="Calibri" w:hAnsi="Calibri" w:cs="Calibri"/>
+          <w:sz w:val="23"/>
+          <w:szCs w:val="23"/>
+        </w:rPr>
+        <w:tab/>
       </w:r>
       <w:r>
         <w:rPr>
@@ -9954,46 +9967,6 @@
           <w:szCs w:val="23"/>
         </w:rPr>
         <w:t xml:space="preserve"> </w:t>
-      </w:r>
-      <w:r>
-        <w:rPr>
-          <w:rFonts w:ascii="Calibri" w:eastAsia="Calibri" w:hAnsi="Calibri" w:cs="Calibri"/>
-          <w:sz w:val="23"/>
-          <w:szCs w:val="23"/>
-        </w:rPr>
-        <w:tab/>
-      </w:r>
-      <w:r>
-        <w:rPr>
-          <w:rFonts w:ascii="Calibri" w:eastAsia="Calibri" w:hAnsi="Calibri" w:cs="Calibri"/>
-          <w:sz w:val="23"/>
-          <w:szCs w:val="23"/>
-        </w:rPr>
-        <w:tab/>
-      </w:r>
-      <w:r>
-        <w:rPr>
-          <w:rFonts w:ascii="Calibri" w:eastAsia="Calibri" w:hAnsi="Calibri" w:cs="Calibri"/>
-          <w:sz w:val="23"/>
-          <w:szCs w:val="23"/>
-        </w:rPr>
-        <w:tab/>
-      </w:r>
-      <w:r>
-        <w:rPr>
-          <w:rFonts w:ascii="Calibri" w:eastAsia="Calibri" w:hAnsi="Calibri" w:cs="Calibri"/>
-          <w:sz w:val="23"/>
-          <w:szCs w:val="23"/>
-        </w:rPr>
-        <w:tab/>
-      </w:r>
-      <w:r>
-        <w:rPr>
-          <w:rFonts w:ascii="Calibri" w:eastAsia="Calibri" w:hAnsi="Calibri" w:cs="Calibri"/>
-          <w:sz w:val="23"/>
-          <w:szCs w:val="23"/>
-        </w:rPr>
-        <w:tab/>
       </w:r>
       <w:r>
         <w:rPr>
@@ -10313,7 +10286,7 @@
           <w:sz w:val="23"/>
           <w:szCs w:val="23"/>
         </w:rPr>
-        <w:tab/>
+        <w:t xml:space="preserve"> </w:t>
       </w:r>
       <w:proofErr w:type="spellStart"/>
       <w:r>
@@ -10329,8 +10302,8 @@
       <w:proofErr w:type="spellEnd"/>
     </w:p>
     <w:sectPr>
-      <w:headerReference w:type="default" r:id="rId12"/>
-      <w:footerReference w:type="default" r:id="rId13"/>
+      <w:headerReference w:type="default" r:id="rId9"/>
+      <w:footerReference w:type="default" r:id="rId10"/>
       <w:pgSz w:w="11910" w:h="16840"/>
       <w:pgMar w:top="2547" w:right="1704" w:bottom="2836" w:left="1600" w:header="720" w:footer="2702" w:gutter="0"/>
       <w:pgNumType w:start="1"/>
@@ -10338,93 +10311,6 @@
     </w:sectPr>
   </w:body>
 </w:document>
-</file>
-
-<file path=word/comments.xml><?xml version="1.0" encoding="utf-8"?>
-<w:comments xmlns:wpc="http://schemas.microsoft.com/office/word/2010/wordprocessingCanvas" xmlns:cx="http://schemas.microsoft.com/office/drawing/2014/chartex" xmlns:cx1="http://schemas.microsoft.com/office/drawing/2015/9/8/chartex" xmlns:cx2="http://schemas.microsoft.com/office/drawing/2015/10/21/chartex" xmlns:cx3="http://schemas.microsoft.com/office/drawing/2016/5/9/chartex" xmlns:cx4="http://schemas.microsoft.com/office/drawing/2016/5/10/chartex" xmlns:cx5="http://schemas.microsoft.com/office/drawing/2016/5/11/chartex" xmlns:cx6="http://schemas.microsoft.com/office/drawing/2016/5/12/chartex" xmlns:cx7="http://schemas.microsoft.com/office/drawing/2016/5/13/chartex" xmlns:cx8="http://schemas.microsoft.com/office/drawing/2016/5/14/chartex" xmlns:mc="http://schemas.openxmlformats.org/markup-compatibility/2006" xmlns:aink="http://schemas.microsoft.com/office/drawing/2016/ink" xmlns:am3d="http://schemas.microsoft.com/office/drawing/2017/model3d" xmlns:o="urn:schemas-microsoft-com:office:office" xmlns:r="http://schemas.openxmlformats.org/officeDocument/2006/relationships" xmlns:m="http://schemas.openxmlformats.org/officeDocument/2006/math" xmlns:v="urn:schemas-microsoft-com:vml" xmlns:wp14="http://schemas.microsoft.com/office/word/2010/wordprocessingDrawing" xmlns:wp="http://schemas.openxmlformats.org/drawingml/2006/wordprocessingDrawing" xmlns:w10="urn:schemas-microsoft-com:office:word" xmlns:w="http://schemas.openxmlformats.org/wordprocessingml/2006/main" xmlns:w14="http://schemas.microsoft.com/office/word/2010/wordml" xmlns:w15="http://schemas.microsoft.com/office/word/2012/wordml" xmlns:w16cex="http://schemas.microsoft.com/office/word/2018/wordml/cex" xmlns:w16cid="http://schemas.microsoft.com/office/word/2016/wordml/cid" xmlns:w16="http://schemas.microsoft.com/office/word/2018/wordml" xmlns:w16sdtdh="http://schemas.microsoft.com/office/word/2020/wordml/sdtdatahash" xmlns:w16se="http://schemas.microsoft.com/office/word/2015/wordml/symex" xmlns:wpg="http://schemas.microsoft.com/office/word/2010/wordprocessingGroup" xmlns:wpi="http://schemas.microsoft.com/office/word/2010/wordprocessingInk" xmlns:wne="http://schemas.microsoft.com/office/word/2006/wordml" xmlns:wps="http://schemas.microsoft.com/office/word/2010/wordprocessingShape" mc:Ignorable="w14 w15 w16se w16cid w16 w16cex w16sdtdh wp14">
-  <w:comment w:id="2" w:author="Angelica Cure Muñoz" w:date="2025-02-27T16:54:00Z" w:initials="">
-    <w:p>
-      <w:pPr>
-        <w:pBdr>
-          <w:top w:val="nil"/>
-          <w:left w:val="nil"/>
-          <w:bottom w:val="nil"/>
-          <w:right w:val="nil"/>
-          <w:between w:val="nil"/>
-        </w:pBdr>
-        <w:rPr>
-          <w:color w:val="000000"/>
-        </w:rPr>
-      </w:pPr>
-      <w:r>
-        <w:rPr>
-          <w:color w:val="000000"/>
-        </w:rPr>
-        <w:t>Este valor se obtiene de dividir el salario del trabajador en 1.3.</w:t>
-      </w:r>
-    </w:p>
-  </w:comment>
-  <w:comment w:id="3" w:author="Angelica Cure Muñoz" w:date="2025-02-27T16:54:00Z" w:initials="">
-    <w:p>
-      <w:pPr>
-        <w:pBdr>
-          <w:top w:val="nil"/>
-          <w:left w:val="nil"/>
-          <w:bottom w:val="nil"/>
-          <w:right w:val="nil"/>
-          <w:between w:val="nil"/>
-        </w:pBdr>
-        <w:rPr>
-          <w:color w:val="000000"/>
-        </w:rPr>
-      </w:pPr>
-      <w:r>
-        <w:rPr>
-          <w:color w:val="000000"/>
-        </w:rPr>
-        <w:t>Este valor se obtiene de dividir el salario del trabajador en 1.3.</w:t>
-      </w:r>
-    </w:p>
-  </w:comment>
-  <w:comment w:id="4" w:author="Angelica Cure Muñoz" w:date="2025-02-27T16:55:00Z" w:initials="">
-    <w:p>
-      <w:pPr>
-        <w:pBdr>
-          <w:top w:val="nil"/>
-          <w:left w:val="nil"/>
-          <w:bottom w:val="nil"/>
-          <w:right w:val="nil"/>
-          <w:between w:val="nil"/>
-        </w:pBdr>
-        <w:rPr>
-          <w:color w:val="000000"/>
-        </w:rPr>
-      </w:pPr>
-      <w:r>
-        <w:rPr>
-          <w:color w:val="000000"/>
-        </w:rPr>
-        <w:t>Este valor se obtiene de multiplicar el componente remunerativo por 0.3</w:t>
-      </w:r>
-    </w:p>
-  </w:comment>
-</w:comments>
-</file>
-
-<file path=word/commentsExtended.xml><?xml version="1.0" encoding="utf-8"?>
-<w15:commentsEx xmlns:wpc="http://schemas.microsoft.com/office/word/2010/wordprocessingCanvas" xmlns:cx="http://schemas.microsoft.com/office/drawing/2014/chartex" xmlns:cx1="http://schemas.microsoft.com/office/drawing/2015/9/8/chartex" xmlns:cx2="http://schemas.microsoft.com/office/drawing/2015/10/21/chartex" xmlns:cx3="http://schemas.microsoft.com/office/drawing/2016/5/9/chartex" xmlns:cx4="http://schemas.microsoft.com/office/drawing/2016/5/10/chartex" xmlns:cx5="http://schemas.microsoft.com/office/drawing/2016/5/11/chartex" xmlns:cx6="http://schemas.microsoft.com/office/drawing/2016/5/12/chartex" xmlns:cx7="http://schemas.microsoft.com/office/drawing/2016/5/13/chartex" xmlns:cx8="http://schemas.microsoft.com/office/drawing/2016/5/14/chartex" xmlns:mc="http://schemas.openxmlformats.org/markup-compatibility/2006" xmlns:aink="http://schemas.microsoft.com/office/drawing/2016/ink" xmlns:am3d="http://schemas.microsoft.com/office/drawing/2017/model3d" xmlns:o="urn:schemas-microsoft-com:office:office" xmlns:r="http://schemas.openxmlformats.org/officeDocument/2006/relationships" xmlns:m="http://schemas.openxmlformats.org/officeDocument/2006/math" xmlns:v="urn:schemas-microsoft-com:vml" xmlns:wp14="http://schemas.microsoft.com/office/word/2010/wordprocessingDrawing" xmlns:wp="http://schemas.openxmlformats.org/drawingml/2006/wordprocessingDrawing" xmlns:w10="urn:schemas-microsoft-com:office:word" xmlns:w="http://schemas.openxmlformats.org/wordprocessingml/2006/main" xmlns:w14="http://schemas.microsoft.com/office/word/2010/wordml" xmlns:w15="http://schemas.microsoft.com/office/word/2012/wordml" xmlns:w16cex="http://schemas.microsoft.com/office/word/2018/wordml/cex" xmlns:w16cid="http://schemas.microsoft.com/office/word/2016/wordml/cid" xmlns:w16="http://schemas.microsoft.com/office/word/2018/wordml" xmlns:w16sdtdh="http://schemas.microsoft.com/office/word/2020/wordml/sdtdatahash" xmlns:w16se="http://schemas.microsoft.com/office/word/2015/wordml/symex" xmlns:wpg="http://schemas.microsoft.com/office/word/2010/wordprocessingGroup" xmlns:wpi="http://schemas.microsoft.com/office/word/2010/wordprocessingInk" xmlns:wne="http://schemas.microsoft.com/office/word/2006/wordml" xmlns:wps="http://schemas.microsoft.com/office/word/2010/wordprocessingShape" mc:Ignorable="w14 w15 w16se w16cid w16 w16cex w16sdtdh wp14">
-  <w15:commentEx w15:paraId="00000105" w15:done="0"/>
-  <w15:commentEx w15:paraId="00000106" w15:done="0"/>
-  <w15:commentEx w15:paraId="00000104" w15:done="0"/>
-</w15:commentsEx>
-</file>
-
-<file path=word/commentsIds.xml><?xml version="1.0" encoding="utf-8"?>
-<w16cid:commentsIds xmlns:wpc="http://schemas.microsoft.com/office/word/2010/wordprocessingCanvas" xmlns:cx="http://schemas.microsoft.com/office/drawing/2014/chartex" xmlns:cx1="http://schemas.microsoft.com/office/drawing/2015/9/8/chartex" xmlns:cx2="http://schemas.microsoft.com/office/drawing/2015/10/21/chartex" xmlns:cx3="http://schemas.microsoft.com/office/drawing/2016/5/9/chartex" xmlns:cx4="http://schemas.microsoft.com/office/drawing/2016/5/10/chartex" xmlns:cx5="http://schemas.microsoft.com/office/drawing/2016/5/11/chartex" xmlns:cx6="http://schemas.microsoft.com/office/drawing/2016/5/12/chartex" xmlns:cx7="http://schemas.microsoft.com/office/drawing/2016/5/13/chartex" xmlns:cx8="http://schemas.microsoft.com/office/drawing/2016/5/14/chartex" xmlns:mc="http://schemas.openxmlformats.org/markup-compatibility/2006" xmlns:aink="http://schemas.microsoft.com/office/drawing/2016/ink" xmlns:am3d="http://schemas.microsoft.com/office/drawing/2017/model3d" xmlns:o="urn:schemas-microsoft-com:office:office" xmlns:r="http://schemas.openxmlformats.org/officeDocument/2006/relationships" xmlns:m="http://schemas.openxmlformats.org/officeDocument/2006/math" xmlns:v="urn:schemas-microsoft-com:vml" xmlns:wp14="http://schemas.microsoft.com/office/word/2010/wordprocessingDrawing" xmlns:wp="http://schemas.openxmlformats.org/drawingml/2006/wordprocessingDrawing" xmlns:w10="urn:schemas-microsoft-com:office:word" xmlns:w="http://schemas.openxmlformats.org/wordprocessingml/2006/main" xmlns:w14="http://schemas.microsoft.com/office/word/2010/wordml" xmlns:w15="http://schemas.microsoft.com/office/word/2012/wordml" xmlns:w16cex="http://schemas.microsoft.com/office/word/2018/wordml/cex" xmlns:w16cid="http://schemas.microsoft.com/office/word/2016/wordml/cid" xmlns:w16="http://schemas.microsoft.com/office/word/2018/wordml" xmlns:w16sdtdh="http://schemas.microsoft.com/office/word/2020/wordml/sdtdatahash" xmlns:w16se="http://schemas.microsoft.com/office/word/2015/wordml/symex" xmlns:wpg="http://schemas.microsoft.com/office/word/2010/wordprocessingGroup" xmlns:wpi="http://schemas.microsoft.com/office/word/2010/wordprocessingInk" xmlns:wne="http://schemas.microsoft.com/office/word/2006/wordml" xmlns:wps="http://schemas.microsoft.com/office/word/2010/wordprocessingShape" mc:Ignorable="w14 w15 w16se w16cid w16 w16cex w16sdtdh wp14">
-  <w16cid:commentId w16cid:paraId="00000105" w16cid:durableId="2DDA671F"/>
-  <w16cid:commentId w16cid:paraId="00000106" w16cid:durableId="2DDA671E"/>
-  <w16cid:commentId w16cid:paraId="00000104" w16cid:durableId="2DDA671D"/>
-</w16cid:commentsIds>
 </file>
 
 <file path=word/endnotes.xml><?xml version="1.0" encoding="utf-8"?>
@@ -11295,14 +11181,6 @@
     <w:abstractNumId w:val="3"/>
   </w:num>
 </w:numbering>
-</file>
-
-<file path=word/people.xml><?xml version="1.0" encoding="utf-8"?>
-<w15:people xmlns:wpc="http://schemas.microsoft.com/office/word/2010/wordprocessingCanvas" xmlns:cx="http://schemas.microsoft.com/office/drawing/2014/chartex" xmlns:cx1="http://schemas.microsoft.com/office/drawing/2015/9/8/chartex" xmlns:cx2="http://schemas.microsoft.com/office/drawing/2015/10/21/chartex" xmlns:cx3="http://schemas.microsoft.com/office/drawing/2016/5/9/chartex" xmlns:cx4="http://schemas.microsoft.com/office/drawing/2016/5/10/chartex" xmlns:cx5="http://schemas.microsoft.com/office/drawing/2016/5/11/chartex" xmlns:cx6="http://schemas.microsoft.com/office/drawing/2016/5/12/chartex" xmlns:cx7="http://schemas.microsoft.com/office/drawing/2016/5/13/chartex" xmlns:cx8="http://schemas.microsoft.com/office/drawing/2016/5/14/chartex" xmlns:mc="http://schemas.openxmlformats.org/markup-compatibility/2006" xmlns:aink="http://schemas.microsoft.com/office/drawing/2016/ink" xmlns:am3d="http://schemas.microsoft.com/office/drawing/2017/model3d" xmlns:o="urn:schemas-microsoft-com:office:office" xmlns:r="http://schemas.openxmlformats.org/officeDocument/2006/relationships" xmlns:m="http://schemas.openxmlformats.org/officeDocument/2006/math" xmlns:v="urn:schemas-microsoft-com:vml" xmlns:wp14="http://schemas.microsoft.com/office/word/2010/wordprocessingDrawing" xmlns:wp="http://schemas.openxmlformats.org/drawingml/2006/wordprocessingDrawing" xmlns:w10="urn:schemas-microsoft-com:office:word" xmlns:w="http://schemas.openxmlformats.org/wordprocessingml/2006/main" xmlns:w14="http://schemas.microsoft.com/office/word/2010/wordml" xmlns:w15="http://schemas.microsoft.com/office/word/2012/wordml" xmlns:w16cex="http://schemas.microsoft.com/office/word/2018/wordml/cex" xmlns:w16cid="http://schemas.microsoft.com/office/word/2016/wordml/cid" xmlns:w16="http://schemas.microsoft.com/office/word/2018/wordml" xmlns:w16sdtdh="http://schemas.microsoft.com/office/word/2020/wordml/sdtdatahash" xmlns:w16se="http://schemas.microsoft.com/office/word/2015/wordml/symex" xmlns:wpg="http://schemas.microsoft.com/office/word/2010/wordprocessingGroup" xmlns:wpi="http://schemas.microsoft.com/office/word/2010/wordprocessingInk" xmlns:wne="http://schemas.microsoft.com/office/word/2006/wordml" xmlns:wps="http://schemas.microsoft.com/office/word/2010/wordprocessingShape" mc:Ignorable="w14 w15 w16se w16cid w16 w16cex w16sdtdh wp14">
-  <w15:person w15:author="Angelica Cure Muñoz">
-    <w15:presenceInfo w15:providerId="AD" w15:userId="S::acure@godoycordoba.com::309caa94-d90c-4463-98f8-13521731438e"/>
-  </w15:person>
-</w15:people>
 </file>
 
 <file path=word/styles.xml><?xml version="1.0" encoding="utf-8"?>
